--- a/Evidence/Custom_IComponentPropertyActivator_Validation_Report.docx
+++ b/Evidence/Custom_IComponentPropertyActivator_Validation_Report.docx
@@ -18,27 +18,7 @@
           <w:sz w:val="32"/>
           <w:szCs w:val="32"/>
         </w:rPr>
-        <w:t xml:space="preserve">[Validation] Replacing property injection with a custom </w:t>
-      </w:r>
-      <w:proofErr w:type="spellStart"/>
-      <w:r>
-        <w:rPr>
-          <w:b/>
-          <w:bCs/>
-          <w:sz w:val="32"/>
-          <w:szCs w:val="32"/>
-        </w:rPr>
-        <w:t>IComponentPropertyActivator</w:t>
-      </w:r>
-      <w:proofErr w:type="spellEnd"/>
-      <w:r>
-        <w:rPr>
-          <w:b/>
-          <w:bCs/>
-          <w:sz w:val="32"/>
-          <w:szCs w:val="32"/>
-        </w:rPr>
-        <w:t> </w:t>
+        <w:t>[Validation] Replacing property injection with a custom IComponentPropertyActivator </w:t>
       </w:r>
     </w:p>
     <w:p>
@@ -57,30 +37,8 @@
           <w:rPr>
             <w:rStyle w:val="Hyperlink"/>
           </w:rPr>
-          <w:t xml:space="preserve">[Validation] Replacing property injection with a custom </w:t>
+          <w:t>[Validation] Replacing property injection with a custom IComponentPropertyActivator · Issue #69177 · dotnet/aspnetcore</w:t>
         </w:r>
-        <w:proofErr w:type="spellStart"/>
-        <w:r>
-          <w:rPr>
-            <w:rStyle w:val="Hyperlink"/>
-          </w:rPr>
-          <w:t>IComponentPropertyActivator</w:t>
-        </w:r>
-        <w:proofErr w:type="spellEnd"/>
-        <w:r>
-          <w:rPr>
-            <w:rStyle w:val="Hyperlink"/>
-          </w:rPr>
-          <w:t xml:space="preserve"> · Issue #69177 · dotnet/</w:t>
-        </w:r>
-        <w:proofErr w:type="spellStart"/>
-        <w:r>
-          <w:rPr>
-            <w:rStyle w:val="Hyperlink"/>
-          </w:rPr>
-          <w:t>aspnetcore</w:t>
-        </w:r>
-        <w:proofErr w:type="spellEnd"/>
       </w:hyperlink>
     </w:p>
     <w:p>
@@ -156,35 +114,7 @@
         <w:rPr>
           <w:rFonts w:cs="Arial"/>
         </w:rPr>
-        <w:t xml:space="preserve">Standalone </w:t>
-      </w:r>
-      <w:proofErr w:type="spellStart"/>
-      <w:r>
-        <w:rPr>
-          <w:rFonts w:cs="Arial"/>
-        </w:rPr>
-        <w:t>WebAssembly</w:t>
-      </w:r>
-      <w:proofErr w:type="spellEnd"/>
-      <w:r>
-        <w:rPr>
-          <w:rFonts w:cs="Arial"/>
-        </w:rPr>
-        <w:t xml:space="preserve"> (</w:t>
-      </w:r>
-      <w:proofErr w:type="spellStart"/>
-      <w:r>
-        <w:rPr>
-          <w:rFonts w:cs="Arial"/>
-        </w:rPr>
-        <w:t>PropertyActivator-StandaloneWasm</w:t>
-      </w:r>
-      <w:proofErr w:type="spellEnd"/>
-      <w:r>
-        <w:rPr>
-          <w:rFonts w:cs="Arial"/>
-        </w:rPr>
-        <w:t>)</w:t>
+        <w:t>Standalone WebAssembly (PropertyActivator-StandaloneWasm)</w:t>
       </w:r>
     </w:p>
     <w:p>
@@ -201,21 +131,7 @@
         <w:rPr>
           <w:rFonts w:cs="Arial"/>
         </w:rPr>
-        <w:t xml:space="preserve">Blazor Web App - Interactive </w:t>
-      </w:r>
-      <w:proofErr w:type="spellStart"/>
-      <w:r>
-        <w:rPr>
-          <w:rFonts w:cs="Arial"/>
-        </w:rPr>
-        <w:t>WebAssembly</w:t>
-      </w:r>
-      <w:proofErr w:type="spellEnd"/>
-      <w:r>
-        <w:rPr>
-          <w:rFonts w:cs="Arial"/>
-        </w:rPr>
-        <w:t xml:space="preserve"> (PropertyActivatorHostedWasm + PropertyActivatorHostedWasm.Client)</w:t>
+        <w:t>Blazor Web App - Interactive WebAssembly (PropertyActivatorHostedWasm + PropertyActivatorHostedWasm.Client)</w:t>
       </w:r>
     </w:p>
     <w:p>
@@ -232,21 +148,7 @@
         <w:rPr>
           <w:rFonts w:cs="Arial"/>
         </w:rPr>
-        <w:t>Blazor Web App - Interactive Server (</w:t>
-      </w:r>
-      <w:proofErr w:type="spellStart"/>
-      <w:r>
-        <w:rPr>
-          <w:rFonts w:cs="Arial"/>
-        </w:rPr>
-        <w:t>PropertyActivatorServer</w:t>
-      </w:r>
-      <w:proofErr w:type="spellEnd"/>
-      <w:r>
-        <w:rPr>
-          <w:rFonts w:cs="Arial"/>
-        </w:rPr>
-        <w:t>)</w:t>
+        <w:t>Blazor Web App - Interactive Server (PropertyActivatorServer)</w:t>
       </w:r>
     </w:p>
     <w:p>
@@ -263,21 +165,7 @@
         <w:rPr>
           <w:rFonts w:cs="Arial"/>
         </w:rPr>
-        <w:t>Blazor Web App - Static SSR (</w:t>
-      </w:r>
-      <w:proofErr w:type="spellStart"/>
-      <w:r>
-        <w:rPr>
-          <w:rFonts w:cs="Arial"/>
-        </w:rPr>
-        <w:t>PropertyActivatorSSR</w:t>
-      </w:r>
-      <w:proofErr w:type="spellEnd"/>
-      <w:r>
-        <w:rPr>
-          <w:rFonts w:cs="Arial"/>
-        </w:rPr>
-        <w:t>)</w:t>
+        <w:t>Blazor Web App - Static SSR (PropertyActivatorSSR)</w:t>
       </w:r>
     </w:p>
     <w:p>
@@ -294,16 +182,8 @@
         <w:rPr>
           <w:rFonts w:cs="Arial"/>
         </w:rPr>
-        <w:t>Hybrid (MAUI) (</w:t>
+        <w:t>Hybrid (MAUI) (PropertyActivatorHybrid</w:t>
       </w:r>
-      <w:proofErr w:type="spellStart"/>
-      <w:r>
-        <w:rPr>
-          <w:rFonts w:cs="Arial"/>
-        </w:rPr>
-        <w:t>PropertyActivatorHybrid</w:t>
-      </w:r>
-      <w:proofErr w:type="spellEnd"/>
       <w:r>
         <w:rPr>
           <w:rFonts w:cs="Arial"/>
@@ -342,7 +222,7 @@
         <w:rPr>
           <w:color w:val="000000"/>
         </w:rPr>
-        <w:t>Published output, Trimming or ahead-of-time compilation</w:t>
+        <w:t>Published output</w:t>
       </w:r>
     </w:p>
     <w:p>
@@ -469,7 +349,7 @@
         <w:rPr>
           <w:rFonts w:cs="Arial"/>
         </w:rPr>
-        <w:t>Works with issues</w:t>
+        <w:t>Works</w:t>
       </w:r>
     </w:p>
     <w:p>
@@ -526,8 +406,6 @@
                 <w:szCs w:val="28"/>
               </w:rPr>
             </w:pPr>
-            <w:proofErr w:type="spellStart"/>
-            <w:proofErr w:type="gramStart"/>
             <w:r>
               <w:rPr>
                 <w:b/>
@@ -537,8 +415,6 @@
               </w:rPr>
               <w:t>S.No</w:t>
             </w:r>
-            <w:proofErr w:type="spellEnd"/>
-            <w:proofErr w:type="gramEnd"/>
           </w:p>
         </w:tc>
         <w:tc>
@@ -694,21 +570,7 @@
                 <w:sz w:val="28"/>
                 <w:szCs w:val="28"/>
               </w:rPr>
-              <w:t xml:space="preserve"> Enabled mode shows </w:t>
-            </w:r>
-            <w:r>
-              <w:rPr>
-                <w:sz w:val="28"/>
-                <w:szCs w:val="28"/>
-              </w:rPr>
-              <w:t>custom activator</w:t>
-            </w:r>
-            <w:r>
-              <w:rPr>
-                <w:sz w:val="28"/>
-                <w:szCs w:val="28"/>
-              </w:rPr>
-              <w:t xml:space="preserve"> with custom values; disabled mode shows DI default values.</w:t>
+              <w:t xml:space="preserve"> Enabled mode shows custom activator with custom values; disabled mode shows DI default values.</w:t>
             </w:r>
           </w:p>
         </w:tc>
@@ -753,7 +615,6 @@
               <w:t xml:space="preserve">SSR: </w:t>
             </w:r>
             <w:hyperlink r:id="rId8" w:history="1">
-              <w:proofErr w:type="spellStart"/>
               <w:r>
                 <w:rPr>
                   <w:rStyle w:val="Hyperlink"/>
@@ -779,7 +640,6 @@
                 </w:rPr>
                 <w:t>defaultInjection</w:t>
               </w:r>
-              <w:proofErr w:type="spellEnd"/>
             </w:hyperlink>
             <w:r>
               <w:rPr>
@@ -789,7 +649,6 @@
               <w:t xml:space="preserve">, </w:t>
             </w:r>
             <w:hyperlink r:id="rId10" w:history="1">
-              <w:proofErr w:type="spellStart"/>
               <w:r>
                 <w:rPr>
                   <w:rStyle w:val="Hyperlink"/>
@@ -798,7 +657,6 @@
                 </w:rPr>
                 <w:t>ActivationLog</w:t>
               </w:r>
-              <w:proofErr w:type="spellEnd"/>
             </w:hyperlink>
             <w:r>
               <w:rPr>
@@ -817,7 +675,6 @@
               <w:t xml:space="preserve">Global Server: </w:t>
             </w:r>
             <w:hyperlink r:id="rId11" w:history="1">
-              <w:proofErr w:type="spellStart"/>
               <w:r>
                 <w:rPr>
                   <w:rStyle w:val="Hyperlink"/>
@@ -843,7 +700,6 @@
                 </w:rPr>
                 <w:t>defaultInjection</w:t>
               </w:r>
-              <w:proofErr w:type="spellEnd"/>
             </w:hyperlink>
             <w:r>
               <w:rPr>
@@ -853,7 +709,6 @@
               <w:t xml:space="preserve">, </w:t>
             </w:r>
             <w:hyperlink r:id="rId13" w:history="1">
-              <w:proofErr w:type="spellStart"/>
               <w:r>
                 <w:rPr>
                   <w:rStyle w:val="Hyperlink"/>
@@ -862,13 +717,8 @@
                 </w:rPr>
                 <w:t>ActivationLog</w:t>
               </w:r>
-              <w:proofErr w:type="spellEnd"/>
-            </w:hyperlink>
-            <w:r>
-              <w:rPr>
-                <w:sz w:val="28"/>
-                <w:szCs w:val="28"/>
-              </w:rPr>
+            </w:hyperlink>
+            <w:r>
               <w:br/>
             </w:r>
             <w:r>
@@ -878,10 +728,96 @@
                 <w:sz w:val="28"/>
                 <w:szCs w:val="28"/>
               </w:rPr>
+              <w:t xml:space="preserve">Global </w:t>
+            </w:r>
+            <w:r>
+              <w:rPr>
+                <w:b/>
+                <w:bCs/>
+                <w:sz w:val="28"/>
+                <w:szCs w:val="28"/>
+              </w:rPr>
+              <w:t>WASM</w:t>
+            </w:r>
+            <w:r>
+              <w:rPr>
+                <w:b/>
+                <w:bCs/>
+                <w:sz w:val="28"/>
+                <w:szCs w:val="28"/>
+              </w:rPr>
+              <w:t xml:space="preserve">: </w:t>
+            </w:r>
+            <w:hyperlink r:id="rId14" w:history="1">
+              <w:r>
+                <w:rPr>
+                  <w:rStyle w:val="Hyperlink"/>
+                  <w:sz w:val="28"/>
+                  <w:szCs w:val="28"/>
+                </w:rPr>
+                <w:t>CustomActivator</w:t>
+              </w:r>
+            </w:hyperlink>
+            <w:r>
+              <w:rPr>
+                <w:sz w:val="28"/>
+                <w:szCs w:val="28"/>
+              </w:rPr>
+              <w:t>,</w:t>
+            </w:r>
+            <w:hyperlink r:id="rId15" w:history="1">
+              <w:r>
+                <w:rPr>
+                  <w:rStyle w:val="Hyperlink"/>
+                  <w:sz w:val="28"/>
+                  <w:szCs w:val="28"/>
+                </w:rPr>
+                <w:t>defaultI</w:t>
+              </w:r>
+              <w:r>
+                <w:rPr>
+                  <w:rStyle w:val="Hyperlink"/>
+                  <w:sz w:val="28"/>
+                  <w:szCs w:val="28"/>
+                </w:rPr>
+                <w:lastRenderedPageBreak/>
+                <w:t>njection</w:t>
+              </w:r>
+            </w:hyperlink>
+            <w:r>
+              <w:rPr>
+                <w:sz w:val="28"/>
+                <w:szCs w:val="28"/>
+              </w:rPr>
+              <w:t xml:space="preserve">, </w:t>
+            </w:r>
+            <w:hyperlink r:id="rId16" w:history="1">
+              <w:r>
+                <w:rPr>
+                  <w:rStyle w:val="Hyperlink"/>
+                  <w:sz w:val="28"/>
+                  <w:szCs w:val="28"/>
+                </w:rPr>
+                <w:t>ActivationLog</w:t>
+              </w:r>
+            </w:hyperlink>
+            <w:r>
+              <w:rPr>
+                <w:sz w:val="28"/>
+                <w:szCs w:val="28"/>
+              </w:rPr>
+              <w:br/>
+            </w:r>
+            <w:r>
+              <w:rPr>
+                <w:b/>
+                <w:bCs/>
+                <w:sz w:val="28"/>
+                <w:szCs w:val="28"/>
+              </w:rPr>
               <w:t xml:space="preserve">Maui: </w:t>
             </w:r>
-            <w:hyperlink r:id="rId14" w:history="1">
-              <w:proofErr w:type="spellStart"/>
+            <w:hyperlink r:id="rId17" w:history="1">
               <w:r>
                 <w:rPr>
                   <w:rStyle w:val="Hyperlink"/>
@@ -898,7 +834,7 @@
               </w:rPr>
               <w:t>,</w:t>
             </w:r>
-            <w:hyperlink r:id="rId15" w:history="1">
+            <w:hyperlink r:id="rId18" w:history="1">
               <w:r>
                 <w:rPr>
                   <w:rStyle w:val="Hyperlink"/>
@@ -907,7 +843,6 @@
                 </w:rPr>
                 <w:t>defaultInjection</w:t>
               </w:r>
-              <w:proofErr w:type="spellEnd"/>
             </w:hyperlink>
             <w:r>
               <w:rPr>
@@ -916,8 +851,7 @@
               </w:rPr>
               <w:t xml:space="preserve">, </w:t>
             </w:r>
-            <w:hyperlink r:id="rId16" w:history="1">
-              <w:proofErr w:type="spellStart"/>
+            <w:hyperlink r:id="rId19" w:history="1">
               <w:r>
                 <w:rPr>
                   <w:rStyle w:val="Hyperlink"/>
@@ -926,7 +860,6 @@
                 </w:rPr>
                 <w:t>ActivationLog</w:t>
               </w:r>
-              <w:proofErr w:type="spellEnd"/>
             </w:hyperlink>
           </w:p>
           <w:p>
@@ -947,8 +880,7 @@
               </w:rPr>
               <w:t xml:space="preserve">Standalone WASM: </w:t>
             </w:r>
-            <w:hyperlink r:id="rId17" w:history="1">
-              <w:proofErr w:type="spellStart"/>
+            <w:hyperlink r:id="rId20" w:history="1">
               <w:r>
                 <w:rPr>
                   <w:rStyle w:val="Hyperlink"/>
@@ -965,7 +897,7 @@
               </w:rPr>
               <w:t>,</w:t>
             </w:r>
-            <w:hyperlink r:id="rId18" w:history="1">
+            <w:hyperlink r:id="rId21" w:history="1">
               <w:r>
                 <w:rPr>
                   <w:rStyle w:val="Hyperlink"/>
@@ -974,7 +906,6 @@
                 </w:rPr>
                 <w:t>defaultInjection</w:t>
               </w:r>
-              <w:proofErr w:type="spellEnd"/>
             </w:hyperlink>
             <w:r>
               <w:rPr>
@@ -983,8 +914,7 @@
               </w:rPr>
               <w:t xml:space="preserve">, </w:t>
             </w:r>
-            <w:hyperlink r:id="rId19" w:history="1">
-              <w:proofErr w:type="spellStart"/>
+            <w:hyperlink r:id="rId22" w:history="1">
               <w:r>
                 <w:rPr>
                   <w:rStyle w:val="Hyperlink"/>
@@ -993,7 +923,6 @@
                 </w:rPr>
                 <w:t>ActivationLog</w:t>
               </w:r>
-              <w:proofErr w:type="spellEnd"/>
             </w:hyperlink>
             <w:r>
               <w:rPr>
@@ -1011,8 +940,7 @@
               </w:rPr>
               <w:t xml:space="preserve">Published output: </w:t>
             </w:r>
-            <w:hyperlink r:id="rId20" w:history="1">
-              <w:proofErr w:type="spellStart"/>
+            <w:hyperlink r:id="rId23" w:history="1">
               <w:r>
                 <w:rPr>
                   <w:rStyle w:val="Hyperlink"/>
@@ -1029,7 +957,7 @@
               </w:rPr>
               <w:t>,</w:t>
             </w:r>
-            <w:hyperlink r:id="rId21" w:history="1">
+            <w:hyperlink r:id="rId24" w:history="1">
               <w:r>
                 <w:rPr>
                   <w:rStyle w:val="Hyperlink"/>
@@ -1038,7 +966,6 @@
                 </w:rPr>
                 <w:t>defaultInjection</w:t>
               </w:r>
-              <w:proofErr w:type="spellEnd"/>
             </w:hyperlink>
             <w:r>
               <w:rPr>
@@ -1047,8 +974,7 @@
               </w:rPr>
               <w:t xml:space="preserve">, </w:t>
             </w:r>
-            <w:hyperlink r:id="rId22" w:history="1">
-              <w:proofErr w:type="spellStart"/>
+            <w:hyperlink r:id="rId25" w:history="1">
               <w:r>
                 <w:rPr>
                   <w:rStyle w:val="Hyperlink"/>
@@ -1057,7 +983,6 @@
                 </w:rPr>
                 <w:t>ActivationLog</w:t>
               </w:r>
-              <w:proofErr w:type="spellEnd"/>
             </w:hyperlink>
           </w:p>
         </w:tc>
@@ -1100,23 +1025,7 @@
                 <w:sz w:val="28"/>
                 <w:szCs w:val="28"/>
               </w:rPr>
-              <w:t xml:space="preserve">In Hosted Interactive </w:t>
-            </w:r>
-            <w:proofErr w:type="spellStart"/>
-            <w:r>
-              <w:rPr>
-                <w:sz w:val="28"/>
-                <w:szCs w:val="28"/>
-              </w:rPr>
-              <w:t>WebAssembly</w:t>
-            </w:r>
-            <w:proofErr w:type="spellEnd"/>
-            <w:r>
-              <w:rPr>
-                <w:sz w:val="28"/>
-                <w:szCs w:val="28"/>
-              </w:rPr>
-              <w:t xml:space="preserve">, register the custom activator in only one project (server-only/client-only) and observe the prerender-to-interactive handover. </w:t>
+              <w:t xml:space="preserve">In Hosted Interactive WebAssembly, register the custom activator in only one project (server-only/client-only) and observe the prerender-to-interactive handover. </w:t>
             </w:r>
           </w:p>
           <w:p>
@@ -1140,23 +1049,7 @@
                 <w:sz w:val="28"/>
                 <w:szCs w:val="28"/>
               </w:rPr>
-              <w:t xml:space="preserve"> Mixed behavior across </w:t>
-            </w:r>
-            <w:proofErr w:type="gramStart"/>
-            <w:r>
-              <w:rPr>
-                <w:sz w:val="28"/>
-                <w:szCs w:val="28"/>
-              </w:rPr>
-              <w:t>prerender</w:t>
-            </w:r>
-            <w:proofErr w:type="gramEnd"/>
-            <w:r>
-              <w:rPr>
-                <w:sz w:val="28"/>
-                <w:szCs w:val="28"/>
-              </w:rPr>
-              <w:t xml:space="preserve"> and interactive phases.</w:t>
+              <w:t xml:space="preserve"> Mixed behavior across prerender and interactive phases.</w:t>
             </w:r>
           </w:p>
         </w:tc>
@@ -1176,7 +1069,7 @@
                 <w:sz w:val="28"/>
                 <w:szCs w:val="28"/>
               </w:rPr>
-              <w:t>Fail</w:t>
+              <w:t>Pass</w:t>
             </w:r>
           </w:p>
         </w:tc>
@@ -1191,31 +1084,87 @@
                 <w:szCs w:val="28"/>
               </w:rPr>
             </w:pPr>
-            <w:hyperlink r:id="rId23" w:history="1">
-              <w:r>
-                <w:rPr>
-                  <w:rStyle w:val="Hyperlink"/>
-                  <w:sz w:val="28"/>
-                  <w:szCs w:val="28"/>
-                </w:rPr>
-                <w:t>Client-only</w:t>
-              </w:r>
-            </w:hyperlink>
-            <w:r>
-              <w:rPr>
-                <w:sz w:val="28"/>
-                <w:szCs w:val="28"/>
-              </w:rPr>
-              <w:t xml:space="preserve">, </w:t>
-            </w:r>
-            <w:hyperlink r:id="rId24" w:history="1">
-              <w:r>
-                <w:rPr>
-                  <w:rStyle w:val="Hyperlink"/>
-                  <w:sz w:val="28"/>
-                  <w:szCs w:val="28"/>
-                </w:rPr>
-                <w:t>Server-only</w:t>
+            <w:r>
+              <w:rPr>
+                <w:sz w:val="28"/>
+                <w:szCs w:val="28"/>
+              </w:rPr>
+              <w:t xml:space="preserve">Server Only: </w:t>
+            </w:r>
+            <w:hyperlink r:id="rId26" w:history="1">
+              <w:r>
+                <w:rPr>
+                  <w:rStyle w:val="Hyperlink"/>
+                  <w:sz w:val="28"/>
+                  <w:szCs w:val="28"/>
+                </w:rPr>
+                <w:t>CustomActivator</w:t>
+              </w:r>
+            </w:hyperlink>
+            <w:r>
+              <w:rPr>
+                <w:sz w:val="28"/>
+                <w:szCs w:val="28"/>
+              </w:rPr>
+              <w:t>,</w:t>
+            </w:r>
+            <w:r>
+              <w:rPr>
+                <w:sz w:val="28"/>
+                <w:szCs w:val="28"/>
+              </w:rPr>
+              <w:br/>
+            </w:r>
+            <w:hyperlink r:id="rId27" w:history="1">
+              <w:r>
+                <w:rPr>
+                  <w:rStyle w:val="Hyperlink"/>
+                  <w:sz w:val="28"/>
+                  <w:szCs w:val="28"/>
+                </w:rPr>
+                <w:t>Activation_Failure</w:t>
+              </w:r>
+            </w:hyperlink>
+          </w:p>
+          <w:p>
+            <w:pPr>
+              <w:rPr>
+                <w:sz w:val="28"/>
+                <w:szCs w:val="28"/>
+              </w:rPr>
+            </w:pPr>
+            <w:r>
+              <w:rPr>
+                <w:sz w:val="28"/>
+                <w:szCs w:val="28"/>
+              </w:rPr>
+              <w:t xml:space="preserve">Client Only: </w:t>
+            </w:r>
+            <w:hyperlink r:id="rId28" w:history="1">
+              <w:r>
+                <w:rPr>
+                  <w:rStyle w:val="Hyperlink"/>
+                  <w:sz w:val="28"/>
+                  <w:szCs w:val="28"/>
+                </w:rPr>
+                <w:t>CustomActivator,</w:t>
+              </w:r>
+            </w:hyperlink>
+            <w:r>
+              <w:rPr>
+                <w:sz w:val="28"/>
+                <w:szCs w:val="28"/>
+              </w:rPr>
+              <w:br/>
+            </w:r>
+            <w:hyperlink r:id="rId29" w:history="1">
+              <w:r>
+                <w:rPr>
+                  <w:rStyle w:val="Hyperlink"/>
+                  <w:sz w:val="28"/>
+                  <w:szCs w:val="28"/>
+                </w:rPr>
+                <w:t>Activation_Failure</w:t>
               </w:r>
             </w:hyperlink>
           </w:p>
@@ -1275,39 +1224,14 @@
                 <w:sz w:val="28"/>
                 <w:szCs w:val="28"/>
               </w:rPr>
-              <w:t>Observation</w:t>
-            </w:r>
-            <w:r>
-              <w:rPr>
-                <w:b/>
-                <w:bCs/>
-                <w:sz w:val="28"/>
-                <w:szCs w:val="28"/>
-              </w:rPr>
-              <w:t>:</w:t>
-            </w:r>
-            <w:r>
-              <w:rPr>
-                <w:sz w:val="28"/>
-                <w:szCs w:val="28"/>
-              </w:rPr>
-              <w:t xml:space="preserve"> Failure surfaces through </w:t>
-            </w:r>
-            <w:proofErr w:type="spellStart"/>
-            <w:r>
-              <w:rPr>
-                <w:sz w:val="28"/>
-                <w:szCs w:val="28"/>
-              </w:rPr>
-              <w:t>ErrorBoundary</w:t>
-            </w:r>
-            <w:proofErr w:type="spellEnd"/>
-            <w:r>
-              <w:rPr>
-                <w:sz w:val="28"/>
-                <w:szCs w:val="28"/>
-              </w:rPr>
-              <w:t xml:space="preserve"> or error output; application does not initialize successfully for that route.</w:t>
+              <w:t>Observation:</w:t>
+            </w:r>
+            <w:r>
+              <w:rPr>
+                <w:sz w:val="28"/>
+                <w:szCs w:val="28"/>
+              </w:rPr>
+              <w:t xml:space="preserve"> Failure surfaces through ErrorBoundary or error output; application does not initialize successfully for that route.</w:t>
             </w:r>
           </w:p>
         </w:tc>
@@ -1349,7 +1273,7 @@
               </w:rPr>
               <w:t xml:space="preserve">SSR: </w:t>
             </w:r>
-            <w:hyperlink r:id="rId25" w:history="1">
+            <w:hyperlink r:id="rId30" w:history="1">
               <w:r>
                 <w:rPr>
                   <w:rStyle w:val="Hyperlink"/>
@@ -1366,7 +1290,7 @@
               </w:rPr>
               <w:t xml:space="preserve">, </w:t>
             </w:r>
-            <w:hyperlink r:id="rId26" w:history="1">
+            <w:hyperlink r:id="rId31" w:history="1">
               <w:r>
                 <w:rPr>
                   <w:rStyle w:val="Hyperlink"/>
@@ -1384,7 +1308,7 @@
               <w:br/>
               <w:t xml:space="preserve">Server: </w:t>
             </w:r>
-            <w:hyperlink r:id="rId27" w:history="1">
+            <w:hyperlink r:id="rId32" w:history="1">
               <w:r>
                 <w:rPr>
                   <w:rStyle w:val="Hyperlink"/>
@@ -1401,7 +1325,7 @@
               </w:rPr>
               <w:t xml:space="preserve">, </w:t>
             </w:r>
-            <w:hyperlink r:id="rId28" w:history="1">
+            <w:hyperlink r:id="rId33" w:history="1">
               <w:r>
                 <w:rPr>
                   <w:rStyle w:val="Hyperlink"/>
@@ -1412,10 +1336,6 @@
               </w:r>
             </w:hyperlink>
             <w:r>
-              <w:rPr>
-                <w:sz w:val="28"/>
-                <w:szCs w:val="28"/>
-              </w:rPr>
               <w:br/>
             </w:r>
             <w:r>
@@ -1423,9 +1343,40 @@
                 <w:sz w:val="28"/>
                 <w:szCs w:val="28"/>
               </w:rPr>
+              <w:t>WASM</w:t>
+            </w:r>
+            <w:r>
+              <w:rPr>
+                <w:sz w:val="28"/>
+                <w:szCs w:val="28"/>
+              </w:rPr>
+              <w:t xml:space="preserve">: </w:t>
+            </w:r>
+            <w:hyperlink r:id="rId34" w:history="1">
+              <w:r>
+                <w:rPr>
+                  <w:rStyle w:val="Hyperlink"/>
+                  <w:sz w:val="28"/>
+                  <w:szCs w:val="28"/>
+                </w:rPr>
+                <w:t>Activation-failure</w:t>
+              </w:r>
+            </w:hyperlink>
+            <w:r>
+              <w:rPr>
+                <w:sz w:val="28"/>
+                <w:szCs w:val="28"/>
+              </w:rPr>
+              <w:br/>
+            </w:r>
+            <w:r>
+              <w:rPr>
+                <w:sz w:val="28"/>
+                <w:szCs w:val="28"/>
+              </w:rPr>
               <w:t xml:space="preserve">Maui: </w:t>
             </w:r>
-            <w:hyperlink r:id="rId29" w:history="1">
+            <w:hyperlink r:id="rId35" w:history="1">
               <w:r>
                 <w:rPr>
                   <w:rStyle w:val="Hyperlink"/>
@@ -1450,7 +1401,7 @@
               </w:rPr>
               <w:t xml:space="preserve">Standalone WASM: </w:t>
             </w:r>
-            <w:hyperlink r:id="rId30" w:history="1">
+            <w:hyperlink r:id="rId36" w:history="1">
               <w:r>
                 <w:rPr>
                   <w:rStyle w:val="Hyperlink"/>
@@ -1468,7 +1419,7 @@
               <w:br/>
               <w:t xml:space="preserve">Published output: </w:t>
             </w:r>
-            <w:hyperlink r:id="rId31" w:history="1">
+            <w:hyperlink r:id="rId37" w:history="1">
               <w:r>
                 <w:rPr>
                   <w:rStyle w:val="Hyperlink"/>
@@ -1518,32 +1469,8 @@
                 <w:sz w:val="28"/>
                 <w:szCs w:val="28"/>
               </w:rPr>
-              <w:t xml:space="preserve">Publish trimmed </w:t>
-            </w:r>
-            <w:proofErr w:type="spellStart"/>
-            <w:r>
-              <w:rPr>
-                <w:sz w:val="28"/>
-                <w:szCs w:val="28"/>
-              </w:rPr>
-              <w:t>WebAssembly</w:t>
-            </w:r>
-            <w:proofErr w:type="spellEnd"/>
-            <w:r>
-              <w:rPr>
-                <w:sz w:val="28"/>
-                <w:szCs w:val="28"/>
-              </w:rPr>
-              <w:t xml:space="preserve"> output and repeat positive checks.</w:t>
-            </w:r>
-          </w:p>
-          <w:p>
-            <w:pPr>
-              <w:rPr>
-                <w:sz w:val="28"/>
-                <w:szCs w:val="28"/>
-              </w:rPr>
-            </w:pPr>
+              <w:t xml:space="preserve">Verify custom activator is used when registered. </w:t>
+            </w:r>
             <w:r>
               <w:rPr>
                 <w:b/>
@@ -1551,23 +1478,14 @@
                 <w:sz w:val="28"/>
                 <w:szCs w:val="28"/>
               </w:rPr>
-              <w:t>Observation</w:t>
-            </w:r>
-            <w:r>
-              <w:rPr>
-                <w:b/>
-                <w:bCs/>
-                <w:sz w:val="28"/>
-                <w:szCs w:val="28"/>
-              </w:rPr>
-              <w:t>:</w:t>
-            </w:r>
-            <w:r>
-              <w:rPr>
-                <w:sz w:val="28"/>
-                <w:szCs w:val="28"/>
-              </w:rPr>
-              <w:t xml:space="preserve"> Injection behavior and values remain unchanged in trimmed output.</w:t>
+              <w:t>Observation:</w:t>
+            </w:r>
+            <w:r>
+              <w:rPr>
+                <w:sz w:val="28"/>
+                <w:szCs w:val="28"/>
+              </w:rPr>
+              <w:t xml:space="preserve"> Activation log clearly shows custom activation path for injected properties.</w:t>
             </w:r>
           </w:p>
         </w:tc>
@@ -1587,7 +1505,7 @@
                 <w:sz w:val="28"/>
                 <w:szCs w:val="28"/>
               </w:rPr>
-              <w:t>Fail</w:t>
+              <w:t>Pass</w:t>
             </w:r>
           </w:p>
         </w:tc>
@@ -1596,20 +1514,260 @@
             <w:tcW w:w="3235" w:type="dxa"/>
           </w:tcPr>
           <w:p>
+            <w:r>
+              <w:rPr>
+                <w:b/>
+                <w:bCs/>
+                <w:sz w:val="28"/>
+                <w:szCs w:val="28"/>
+              </w:rPr>
+              <w:t xml:space="preserve">SSR: </w:t>
+            </w:r>
+            <w:hyperlink r:id="rId38" w:history="1">
+              <w:r>
+                <w:rPr>
+                  <w:rStyle w:val="Hyperlink"/>
+                  <w:sz w:val="28"/>
+                  <w:szCs w:val="28"/>
+                </w:rPr>
+                <w:t>CustomActivator</w:t>
+              </w:r>
+            </w:hyperlink>
+            <w:r>
+              <w:rPr>
+                <w:sz w:val="28"/>
+                <w:szCs w:val="28"/>
+              </w:rPr>
+              <w:t xml:space="preserve"> , </w:t>
+            </w:r>
+            <w:hyperlink r:id="rId39" w:history="1">
+              <w:r>
+                <w:rPr>
+                  <w:rStyle w:val="Hyperlink"/>
+                  <w:sz w:val="28"/>
+                  <w:szCs w:val="28"/>
+                </w:rPr>
+                <w:t>ActivationLog</w:t>
+              </w:r>
+            </w:hyperlink>
+            <w:r>
+              <w:rPr>
+                <w:sz w:val="28"/>
+                <w:szCs w:val="28"/>
+              </w:rPr>
+              <w:br/>
+            </w:r>
+            <w:r>
+              <w:rPr>
+                <w:b/>
+                <w:bCs/>
+                <w:sz w:val="28"/>
+                <w:szCs w:val="28"/>
+              </w:rPr>
+              <w:t xml:space="preserve">Global Server: </w:t>
+            </w:r>
+            <w:hyperlink r:id="rId40" w:history="1">
+              <w:r>
+                <w:rPr>
+                  <w:rStyle w:val="Hyperlink"/>
+                  <w:sz w:val="28"/>
+                  <w:szCs w:val="28"/>
+                </w:rPr>
+                <w:t>CustomActivator</w:t>
+              </w:r>
+            </w:hyperlink>
+            <w:r>
+              <w:rPr>
+                <w:sz w:val="28"/>
+                <w:szCs w:val="28"/>
+              </w:rPr>
+              <w:t xml:space="preserve"> , </w:t>
+            </w:r>
+            <w:hyperlink r:id="rId41" w:history="1">
+              <w:r>
+                <w:rPr>
+                  <w:rStyle w:val="Hyperlink"/>
+                  <w:sz w:val="28"/>
+                  <w:szCs w:val="28"/>
+                </w:rPr>
+                <w:t>ActivationLog</w:t>
+              </w:r>
+            </w:hyperlink>
+          </w:p>
+          <w:p>
             <w:pPr>
               <w:rPr>
                 <w:sz w:val="28"/>
                 <w:szCs w:val="28"/>
               </w:rPr>
             </w:pPr>
-            <w:hyperlink r:id="rId32" w:history="1">
-              <w:r>
-                <w:rPr>
-                  <w:rStyle w:val="Hyperlink"/>
-                  <w:sz w:val="28"/>
-                  <w:szCs w:val="28"/>
-                </w:rPr>
-                <w:t>page-not-found</w:t>
+            <w:r>
+              <w:rPr>
+                <w:b/>
+                <w:bCs/>
+                <w:sz w:val="28"/>
+                <w:szCs w:val="28"/>
+              </w:rPr>
+              <w:t xml:space="preserve">Global WASM: </w:t>
+            </w:r>
+            <w:hyperlink r:id="rId42" w:history="1">
+              <w:r>
+                <w:rPr>
+                  <w:rStyle w:val="Hyperlink"/>
+                  <w:sz w:val="28"/>
+                  <w:szCs w:val="28"/>
+                </w:rPr>
+                <w:t>CustomActivator</w:t>
+              </w:r>
+            </w:hyperlink>
+            <w:r>
+              <w:rPr>
+                <w:sz w:val="28"/>
+                <w:szCs w:val="28"/>
+              </w:rPr>
+              <w:t xml:space="preserve"> ,</w:t>
+            </w:r>
+            <w:r>
+              <w:t xml:space="preserve"> </w:t>
+            </w:r>
+            <w:hyperlink r:id="rId43" w:history="1">
+              <w:r>
+                <w:rPr>
+                  <w:rStyle w:val="Hyperlink"/>
+                  <w:sz w:val="28"/>
+                  <w:szCs w:val="28"/>
+                </w:rPr>
+                <w:t>ActivationLog</w:t>
+              </w:r>
+            </w:hyperlink>
+            <w:r>
+              <w:rPr>
+                <w:sz w:val="28"/>
+                <w:szCs w:val="28"/>
+              </w:rPr>
+              <w:br/>
+            </w:r>
+            <w:r>
+              <w:rPr>
+                <w:b/>
+                <w:bCs/>
+                <w:sz w:val="28"/>
+                <w:szCs w:val="28"/>
+              </w:rPr>
+              <w:t xml:space="preserve">Maui: </w:t>
+            </w:r>
+            <w:hyperlink r:id="rId44" w:history="1">
+              <w:r>
+                <w:rPr>
+                  <w:rStyle w:val="Hyperlink"/>
+                  <w:sz w:val="28"/>
+                  <w:szCs w:val="28"/>
+                </w:rPr>
+                <w:t>CustomActivator</w:t>
+              </w:r>
+            </w:hyperlink>
+            <w:r>
+              <w:rPr>
+                <w:sz w:val="28"/>
+                <w:szCs w:val="28"/>
+              </w:rPr>
+              <w:t xml:space="preserve">, </w:t>
+            </w:r>
+            <w:hyperlink r:id="rId45" w:history="1">
+              <w:r>
+                <w:rPr>
+                  <w:rStyle w:val="Hyperlink"/>
+                  <w:sz w:val="28"/>
+                  <w:szCs w:val="28"/>
+                </w:rPr>
+                <w:t>ActivationLog</w:t>
+              </w:r>
+            </w:hyperlink>
+          </w:p>
+          <w:p>
+            <w:pPr>
+              <w:rPr>
+                <w:sz w:val="28"/>
+                <w:szCs w:val="28"/>
+              </w:rPr>
+            </w:pPr>
+            <w:r>
+              <w:rPr>
+                <w:b/>
+                <w:bCs/>
+                <w:sz w:val="28"/>
+                <w:szCs w:val="28"/>
+              </w:rPr>
+              <w:t xml:space="preserve">Standalone WASM: </w:t>
+            </w:r>
+            <w:hyperlink r:id="rId46" w:history="1">
+              <w:r>
+                <w:rPr>
+                  <w:rStyle w:val="Hyperlink"/>
+                  <w:sz w:val="28"/>
+                  <w:szCs w:val="28"/>
+                </w:rPr>
+                <w:t>CustomActivator</w:t>
+              </w:r>
+            </w:hyperlink>
+            <w:r>
+              <w:rPr>
+                <w:sz w:val="28"/>
+                <w:szCs w:val="28"/>
+              </w:rPr>
+              <w:t xml:space="preserve">, </w:t>
+            </w:r>
+            <w:hyperlink r:id="rId47" w:history="1">
+              <w:r>
+                <w:rPr>
+                  <w:rStyle w:val="Hyperlink"/>
+                  <w:sz w:val="28"/>
+                  <w:szCs w:val="28"/>
+                </w:rPr>
+                <w:t>ActivationLog</w:t>
+              </w:r>
+            </w:hyperlink>
+            <w:r>
+              <w:rPr>
+                <w:sz w:val="28"/>
+                <w:szCs w:val="28"/>
+              </w:rPr>
+              <w:br/>
+            </w:r>
+            <w:r>
+              <w:rPr>
+                <w:b/>
+                <w:bCs/>
+                <w:sz w:val="28"/>
+                <w:szCs w:val="28"/>
+              </w:rPr>
+              <w:t xml:space="preserve">Published output: </w:t>
+            </w:r>
+            <w:hyperlink r:id="rId48" w:history="1">
+              <w:r>
+                <w:rPr>
+                  <w:rStyle w:val="Hyperlink"/>
+                  <w:sz w:val="28"/>
+                  <w:szCs w:val="28"/>
+                </w:rPr>
+                <w:t>CustomActivator</w:t>
+              </w:r>
+            </w:hyperlink>
+            <w:r>
+              <w:rPr>
+                <w:sz w:val="28"/>
+                <w:szCs w:val="28"/>
+              </w:rPr>
+              <w:t xml:space="preserve"> , </w:t>
+            </w:r>
+            <w:hyperlink r:id="rId49" w:history="1">
+              <w:r>
+                <w:rPr>
+                  <w:rStyle w:val="Hyperlink"/>
+                  <w:sz w:val="28"/>
+                  <w:szCs w:val="28"/>
+                </w:rPr>
+                <w:t>ActivationLog</w:t>
               </w:r>
             </w:hyperlink>
           </w:p>
@@ -1632,6 +1790,7 @@
                 <w:sz w:val="28"/>
                 <w:szCs w:val="28"/>
               </w:rPr>
+              <w:lastRenderedPageBreak/>
               <w:t>5</w:t>
             </w:r>
           </w:p>
@@ -1652,7 +1811,7 @@
                 <w:sz w:val="28"/>
                 <w:szCs w:val="28"/>
               </w:rPr>
-              <w:t xml:space="preserve">Verify custom activator is used when registered. </w:t>
+              <w:t xml:space="preserve">Verify ordinary injection. </w:t>
             </w:r>
             <w:r>
               <w:rPr>
@@ -1677,15 +1836,7 @@
                 <w:sz w:val="28"/>
                 <w:szCs w:val="28"/>
               </w:rPr>
-              <w:t xml:space="preserve"> Activation log clearly shows </w:t>
-            </w:r>
-            <w:r>
-              <w:rPr>
-                <w:sz w:val="28"/>
-                <w:szCs w:val="28"/>
-              </w:rPr>
-              <w:lastRenderedPageBreak/>
-              <w:t>custom activation path for injected properties.</w:t>
+              <w:t xml:space="preserve"> Ordinary injected property is populated with expected value.</w:t>
             </w:r>
           </w:p>
         </w:tc>
@@ -1705,7 +1856,6 @@
                 <w:sz w:val="28"/>
                 <w:szCs w:val="28"/>
               </w:rPr>
-              <w:lastRenderedPageBreak/>
               <w:t>Pass</w:t>
             </w:r>
           </w:p>
@@ -1715,58 +1865,22 @@
             <w:tcW w:w="3235" w:type="dxa"/>
           </w:tcPr>
           <w:p>
-            <w:pPr>
-              <w:rPr>
-                <w:sz w:val="28"/>
-                <w:szCs w:val="28"/>
-              </w:rPr>
-            </w:pPr>
-            <w:r>
-              <w:rPr>
-                <w:b/>
-                <w:bCs/>
+            <w:r>
+              <w:rPr>
                 <w:sz w:val="28"/>
                 <w:szCs w:val="28"/>
               </w:rPr>
               <w:t xml:space="preserve">SSR: </w:t>
             </w:r>
-            <w:hyperlink r:id="rId33" w:history="1">
-              <w:proofErr w:type="spellStart"/>
-              <w:r>
-                <w:rPr>
-                  <w:rStyle w:val="Hyperlink"/>
-                  <w:sz w:val="28"/>
-                  <w:szCs w:val="28"/>
-                </w:rPr>
-                <w:t>CustomActivator</w:t>
-              </w:r>
-              <w:proofErr w:type="spellEnd"/>
-            </w:hyperlink>
-            <w:r>
-              <w:rPr>
-                <w:sz w:val="28"/>
-                <w:szCs w:val="28"/>
-              </w:rPr>
-              <w:t xml:space="preserve"> </w:t>
-            </w:r>
-            <w:r>
-              <w:rPr>
-                <w:sz w:val="28"/>
-                <w:szCs w:val="28"/>
-              </w:rPr>
-              <w:t xml:space="preserve">, </w:t>
-            </w:r>
-            <w:hyperlink r:id="rId34" w:history="1">
-              <w:proofErr w:type="spellStart"/>
-              <w:r>
-                <w:rPr>
-                  <w:rStyle w:val="Hyperlink"/>
-                  <w:sz w:val="28"/>
-                  <w:szCs w:val="28"/>
-                </w:rPr>
-                <w:t>ActivationLog</w:t>
-              </w:r>
-              <w:proofErr w:type="spellEnd"/>
+            <w:hyperlink r:id="rId50" w:history="1">
+              <w:r>
+                <w:rPr>
+                  <w:rStyle w:val="Hyperlink"/>
+                  <w:sz w:val="28"/>
+                  <w:szCs w:val="28"/>
+                </w:rPr>
+                <w:t>ordinary-injection</w:t>
+              </w:r>
             </w:hyperlink>
             <w:r>
               <w:rPr>
@@ -1774,100 +1888,17 @@
                 <w:szCs w:val="28"/>
               </w:rPr>
               <w:br/>
-            </w:r>
-            <w:r>
-              <w:rPr>
-                <w:b/>
-                <w:bCs/>
-                <w:sz w:val="28"/>
-                <w:szCs w:val="28"/>
-              </w:rPr>
-              <w:t xml:space="preserve">Global Server: </w:t>
-            </w:r>
-            <w:hyperlink r:id="rId35" w:history="1">
-              <w:proofErr w:type="spellStart"/>
-              <w:r>
-                <w:rPr>
-                  <w:rStyle w:val="Hyperlink"/>
-                  <w:sz w:val="28"/>
-                  <w:szCs w:val="28"/>
-                </w:rPr>
-                <w:t>CustomActivator</w:t>
-              </w:r>
-              <w:proofErr w:type="spellEnd"/>
-            </w:hyperlink>
-            <w:r>
-              <w:rPr>
-                <w:sz w:val="28"/>
-                <w:szCs w:val="28"/>
-              </w:rPr>
-              <w:t xml:space="preserve"> </w:t>
-            </w:r>
-            <w:r>
-              <w:rPr>
-                <w:sz w:val="28"/>
-                <w:szCs w:val="28"/>
-              </w:rPr>
-              <w:t xml:space="preserve">, </w:t>
-            </w:r>
-            <w:hyperlink r:id="rId36" w:history="1">
-              <w:proofErr w:type="spellStart"/>
-              <w:r>
-                <w:rPr>
-                  <w:rStyle w:val="Hyperlink"/>
-                  <w:sz w:val="28"/>
-                  <w:szCs w:val="28"/>
-                </w:rPr>
-                <w:t>ActivationLog</w:t>
-              </w:r>
-              <w:proofErr w:type="spellEnd"/>
-            </w:hyperlink>
-            <w:r>
-              <w:rPr>
-                <w:sz w:val="28"/>
-                <w:szCs w:val="28"/>
-              </w:rPr>
-              <w:br/>
-            </w:r>
-            <w:r>
-              <w:rPr>
-                <w:b/>
-                <w:bCs/>
-                <w:sz w:val="28"/>
-                <w:szCs w:val="28"/>
-              </w:rPr>
-              <w:t xml:space="preserve">Maui: </w:t>
-            </w:r>
-            <w:hyperlink r:id="rId37" w:history="1">
-              <w:proofErr w:type="spellStart"/>
-              <w:r>
-                <w:rPr>
-                  <w:rStyle w:val="Hyperlink"/>
-                  <w:sz w:val="28"/>
-                  <w:szCs w:val="28"/>
-                </w:rPr>
-                <w:t>CustomActivator</w:t>
-              </w:r>
-              <w:proofErr w:type="spellEnd"/>
-            </w:hyperlink>
-            <w:r>
-              <w:rPr>
-                <w:sz w:val="28"/>
-                <w:szCs w:val="28"/>
-              </w:rPr>
-              <w:t xml:space="preserve">, </w:t>
-            </w:r>
-            <w:hyperlink r:id="rId38" w:history="1">
-              <w:proofErr w:type="spellStart"/>
-              <w:r>
-                <w:rPr>
-                  <w:rStyle w:val="Hyperlink"/>
-                  <w:sz w:val="28"/>
-                  <w:szCs w:val="28"/>
-                </w:rPr>
-                <w:t>ActivationLog</w:t>
-              </w:r>
-              <w:proofErr w:type="spellEnd"/>
+              <w:t xml:space="preserve">Server: </w:t>
+            </w:r>
+            <w:hyperlink r:id="rId51" w:history="1">
+              <w:r>
+                <w:rPr>
+                  <w:rStyle w:val="Hyperlink"/>
+                  <w:sz w:val="28"/>
+                  <w:szCs w:val="28"/>
+                </w:rPr>
+                <w:t>ordinary-injection</w:t>
+              </w:r>
             </w:hyperlink>
           </w:p>
           <w:p>
@@ -1878,44 +1909,60 @@
               </w:rPr>
             </w:pPr>
             <w:r>
-              <w:rPr>
-                <w:b/>
-                <w:bCs/>
-                <w:sz w:val="28"/>
-                <w:szCs w:val="28"/>
-              </w:rPr>
+              <w:t>WASM:</w:t>
+            </w:r>
+            <w:r>
+              <w:rPr>
+                <w:sz w:val="28"/>
+                <w:szCs w:val="28"/>
+              </w:rPr>
+              <w:t xml:space="preserve"> </w:t>
+            </w:r>
+            <w:hyperlink r:id="rId52" w:history="1">
+              <w:r>
+                <w:rPr>
+                  <w:rStyle w:val="Hyperlink"/>
+                  <w:sz w:val="28"/>
+                  <w:szCs w:val="28"/>
+                </w:rPr>
+                <w:t>ordinary-injection</w:t>
+              </w:r>
+            </w:hyperlink>
+            <w:r>
+              <w:rPr>
+                <w:sz w:val="28"/>
+                <w:szCs w:val="28"/>
+              </w:rPr>
+              <w:br/>
+              <w:t xml:space="preserve">Maui: </w:t>
+            </w:r>
+            <w:hyperlink r:id="rId53" w:history="1">
+              <w:r>
+                <w:rPr>
+                  <w:rStyle w:val="Hyperlink"/>
+                  <w:sz w:val="28"/>
+                  <w:szCs w:val="28"/>
+                </w:rPr>
+                <w:t>ordinary-injection</w:t>
+              </w:r>
+            </w:hyperlink>
+            <w:r>
+              <w:rPr>
+                <w:sz w:val="28"/>
+                <w:szCs w:val="28"/>
+              </w:rPr>
+              <w:br/>
               <w:t xml:space="preserve">Standalone WASM: </w:t>
             </w:r>
-            <w:hyperlink r:id="rId39" w:history="1">
-              <w:proofErr w:type="spellStart"/>
-              <w:r>
-                <w:rPr>
-                  <w:rStyle w:val="Hyperlink"/>
-                  <w:sz w:val="28"/>
-                  <w:szCs w:val="28"/>
-                </w:rPr>
-                <w:t>CustomActivator</w:t>
-              </w:r>
-              <w:proofErr w:type="spellEnd"/>
-            </w:hyperlink>
-            <w:r>
-              <w:rPr>
-                <w:sz w:val="28"/>
-                <w:szCs w:val="28"/>
-              </w:rPr>
-              <w:t xml:space="preserve">, </w:t>
-            </w:r>
-            <w:hyperlink r:id="rId40" w:history="1">
-              <w:proofErr w:type="spellStart"/>
-              <w:r>
-                <w:rPr>
-                  <w:rStyle w:val="Hyperlink"/>
-                  <w:sz w:val="28"/>
-                  <w:szCs w:val="28"/>
-                </w:rPr>
-                <w:t>ActivationLog</w:t>
-              </w:r>
-              <w:proofErr w:type="spellEnd"/>
+            <w:hyperlink r:id="rId54" w:history="1">
+              <w:r>
+                <w:rPr>
+                  <w:rStyle w:val="Hyperlink"/>
+                  <w:sz w:val="28"/>
+                  <w:szCs w:val="28"/>
+                </w:rPr>
+                <w:t>ordinary-injection</w:t>
+              </w:r>
             </w:hyperlink>
             <w:r>
               <w:rPr>
@@ -1923,53 +1970,17 @@
                 <w:szCs w:val="28"/>
               </w:rPr>
               <w:br/>
-            </w:r>
-            <w:r>
-              <w:rPr>
-                <w:b/>
-                <w:bCs/>
-                <w:sz w:val="28"/>
-                <w:szCs w:val="28"/>
-              </w:rPr>
-              <w:t xml:space="preserve">Published output: </w:t>
-            </w:r>
-            <w:hyperlink r:id="rId41" w:history="1">
-              <w:proofErr w:type="spellStart"/>
-              <w:r>
-                <w:rPr>
-                  <w:rStyle w:val="Hyperlink"/>
-                  <w:sz w:val="28"/>
-                  <w:szCs w:val="28"/>
-                </w:rPr>
-                <w:t>CustomActivator</w:t>
-              </w:r>
-              <w:proofErr w:type="spellEnd"/>
-            </w:hyperlink>
-            <w:r>
-              <w:rPr>
-                <w:sz w:val="28"/>
-                <w:szCs w:val="28"/>
-              </w:rPr>
-              <w:t xml:space="preserve"> </w:t>
-            </w:r>
-            <w:r>
-              <w:rPr>
-                <w:sz w:val="28"/>
-                <w:szCs w:val="28"/>
-              </w:rPr>
-              <w:t xml:space="preserve">, </w:t>
-            </w:r>
-            <w:hyperlink r:id="rId42" w:history="1">
-              <w:proofErr w:type="spellStart"/>
-              <w:r>
-                <w:rPr>
-                  <w:rStyle w:val="Hyperlink"/>
-                  <w:sz w:val="28"/>
-                  <w:szCs w:val="28"/>
-                </w:rPr>
-                <w:t>ActivationLog</w:t>
-              </w:r>
-              <w:proofErr w:type="spellEnd"/>
+              <w:t xml:space="preserve">Publised output: </w:t>
+            </w:r>
+            <w:hyperlink r:id="rId55" w:history="1">
+              <w:r>
+                <w:rPr>
+                  <w:rStyle w:val="Hyperlink"/>
+                  <w:sz w:val="28"/>
+                  <w:szCs w:val="28"/>
+                </w:rPr>
+                <w:t>ordinary-injection</w:t>
+              </w:r>
             </w:hyperlink>
           </w:p>
         </w:tc>
@@ -1991,7 +2002,6 @@
                 <w:sz w:val="28"/>
                 <w:szCs w:val="28"/>
               </w:rPr>
-              <w:lastRenderedPageBreak/>
               <w:t>6</w:t>
             </w:r>
           </w:p>
@@ -2012,23 +2022,7 @@
                 <w:sz w:val="28"/>
                 <w:szCs w:val="28"/>
               </w:rPr>
-              <w:t xml:space="preserve">Verify ordinary </w:t>
-            </w:r>
-            <w:proofErr w:type="gramStart"/>
-            <w:r>
-              <w:rPr>
-                <w:sz w:val="28"/>
-                <w:szCs w:val="28"/>
-              </w:rPr>
-              <w:t>injection</w:t>
-            </w:r>
-            <w:proofErr w:type="gramEnd"/>
-            <w:r>
-              <w:rPr>
-                <w:sz w:val="28"/>
-                <w:szCs w:val="28"/>
-              </w:rPr>
-              <w:t xml:space="preserve">. </w:t>
+              <w:t xml:space="preserve">Verify keyed injection. </w:t>
             </w:r>
             <w:r>
               <w:rPr>
@@ -2037,23 +2031,21 @@
                 <w:sz w:val="28"/>
                 <w:szCs w:val="28"/>
               </w:rPr>
-              <w:t>Observation</w:t>
-            </w:r>
-            <w:r>
-              <w:rPr>
-                <w:b/>
-                <w:bCs/>
-                <w:sz w:val="28"/>
-                <w:szCs w:val="28"/>
-              </w:rPr>
-              <w:t>:</w:t>
-            </w:r>
-            <w:r>
-              <w:rPr>
-                <w:sz w:val="28"/>
-                <w:szCs w:val="28"/>
-              </w:rPr>
-              <w:t xml:space="preserve"> Ordinary injected property is populated with expected value.</w:t>
+              <w:t>Observation:</w:t>
+            </w:r>
+            <w:r>
+              <w:rPr>
+                <w:sz w:val="28"/>
+                <w:szCs w:val="28"/>
+              </w:rPr>
+              <w:t xml:space="preserve"> </w:t>
+            </w:r>
+            <w:r>
+              <w:rPr>
+                <w:sz w:val="28"/>
+                <w:szCs w:val="28"/>
+              </w:rPr>
+              <w:t>Keyed service resolves with key validation-key and expected value.</w:t>
             </w:r>
           </w:p>
         </w:tc>
@@ -2095,14 +2087,14 @@
               </w:rPr>
               <w:t xml:space="preserve">SSR: </w:t>
             </w:r>
-            <w:hyperlink r:id="rId43" w:history="1">
-              <w:r>
-                <w:rPr>
-                  <w:rStyle w:val="Hyperlink"/>
-                  <w:sz w:val="28"/>
-                  <w:szCs w:val="28"/>
-                </w:rPr>
-                <w:t>ordinary-injection</w:t>
+            <w:hyperlink r:id="rId56" w:history="1">
+              <w:r>
+                <w:rPr>
+                  <w:rStyle w:val="Hyperlink"/>
+                  <w:sz w:val="28"/>
+                  <w:szCs w:val="28"/>
+                </w:rPr>
+                <w:t>key-injection</w:t>
               </w:r>
             </w:hyperlink>
             <w:r>
@@ -2113,14 +2105,28 @@
               <w:br/>
               <w:t xml:space="preserve">Server: </w:t>
             </w:r>
-            <w:hyperlink r:id="rId44" w:history="1">
-              <w:r>
-                <w:rPr>
-                  <w:rStyle w:val="Hyperlink"/>
-                  <w:sz w:val="28"/>
-                  <w:szCs w:val="28"/>
-                </w:rPr>
-                <w:t>ordinary-injection</w:t>
+            <w:hyperlink r:id="rId57" w:history="1">
+              <w:r>
+                <w:rPr>
+                  <w:rStyle w:val="Hyperlink"/>
+                  <w:sz w:val="28"/>
+                  <w:szCs w:val="28"/>
+                </w:rPr>
+                <w:t>key-injection</w:t>
+              </w:r>
+            </w:hyperlink>
+            <w:r>
+              <w:br/>
+              <w:t xml:space="preserve">WASM: </w:t>
+            </w:r>
+            <w:hyperlink r:id="rId58" w:history="1">
+              <w:r>
+                <w:rPr>
+                  <w:rStyle w:val="Hyperlink"/>
+                  <w:sz w:val="28"/>
+                  <w:szCs w:val="28"/>
+                </w:rPr>
+                <w:t>key-injection</w:t>
               </w:r>
             </w:hyperlink>
             <w:r>
@@ -2131,14 +2137,14 @@
               <w:br/>
               <w:t xml:space="preserve">Maui: </w:t>
             </w:r>
-            <w:hyperlink r:id="rId45" w:history="1">
-              <w:r>
-                <w:rPr>
-                  <w:rStyle w:val="Hyperlink"/>
-                  <w:sz w:val="28"/>
-                  <w:szCs w:val="28"/>
-                </w:rPr>
-                <w:t>ordinary-injection</w:t>
+            <w:hyperlink r:id="rId59" w:history="1">
+              <w:r>
+                <w:rPr>
+                  <w:rStyle w:val="Hyperlink"/>
+                  <w:sz w:val="28"/>
+                  <w:szCs w:val="28"/>
+                </w:rPr>
+                <w:t>key-injection</w:t>
               </w:r>
             </w:hyperlink>
             <w:r>
@@ -2149,14 +2155,14 @@
               <w:br/>
               <w:t xml:space="preserve">Standalone WASM: </w:t>
             </w:r>
-            <w:hyperlink r:id="rId46" w:history="1">
-              <w:r>
-                <w:rPr>
-                  <w:rStyle w:val="Hyperlink"/>
-                  <w:sz w:val="28"/>
-                  <w:szCs w:val="28"/>
-                </w:rPr>
-                <w:t>ordinary-injection</w:t>
+            <w:hyperlink r:id="rId60" w:history="1">
+              <w:r>
+                <w:rPr>
+                  <w:rStyle w:val="Hyperlink"/>
+                  <w:sz w:val="28"/>
+                  <w:szCs w:val="28"/>
+                </w:rPr>
+                <w:t>key-injection</w:t>
               </w:r>
             </w:hyperlink>
             <w:r>
@@ -2165,31 +2171,16 @@
                 <w:szCs w:val="28"/>
               </w:rPr>
               <w:br/>
-            </w:r>
-            <w:proofErr w:type="spellStart"/>
-            <w:r>
-              <w:rPr>
-                <w:sz w:val="28"/>
-                <w:szCs w:val="28"/>
-              </w:rPr>
-              <w:t>Publised</w:t>
-            </w:r>
-            <w:proofErr w:type="spellEnd"/>
-            <w:r>
-              <w:rPr>
-                <w:sz w:val="28"/>
-                <w:szCs w:val="28"/>
-              </w:rPr>
-              <w:t xml:space="preserve"> output: </w:t>
-            </w:r>
-            <w:hyperlink r:id="rId47" w:history="1">
-              <w:r>
-                <w:rPr>
-                  <w:rStyle w:val="Hyperlink"/>
-                  <w:sz w:val="28"/>
-                  <w:szCs w:val="28"/>
-                </w:rPr>
-                <w:t>ordinary-injection</w:t>
+              <w:t xml:space="preserve">Publised output: </w:t>
+            </w:r>
+            <w:hyperlink r:id="rId61" w:history="1">
+              <w:r>
+                <w:rPr>
+                  <w:rStyle w:val="Hyperlink"/>
+                  <w:sz w:val="28"/>
+                  <w:szCs w:val="28"/>
+                </w:rPr>
+                <w:t>key-injection</w:t>
               </w:r>
             </w:hyperlink>
           </w:p>
@@ -2232,7 +2223,7 @@
                 <w:sz w:val="28"/>
                 <w:szCs w:val="28"/>
               </w:rPr>
-              <w:t xml:space="preserve">Verify keyed injection. </w:t>
+              <w:t xml:space="preserve">Verify inherited injection. </w:t>
             </w:r>
             <w:r>
               <w:rPr>
@@ -2255,7 +2246,7 @@
                 <w:sz w:val="28"/>
                 <w:szCs w:val="28"/>
               </w:rPr>
-              <w:t>Keyed service resolves with key validation-key and expected value.</w:t>
+              <w:t>Inherited injected property is populated correctly.</w:t>
             </w:r>
           </w:p>
         </w:tc>
@@ -2297,14 +2288,14 @@
               </w:rPr>
               <w:t xml:space="preserve">SSR: </w:t>
             </w:r>
-            <w:hyperlink r:id="rId48" w:history="1">
-              <w:r>
-                <w:rPr>
-                  <w:rStyle w:val="Hyperlink"/>
-                  <w:sz w:val="28"/>
-                  <w:szCs w:val="28"/>
-                </w:rPr>
-                <w:t>key-injection</w:t>
+            <w:hyperlink r:id="rId62" w:history="1">
+              <w:r>
+                <w:rPr>
+                  <w:rStyle w:val="Hyperlink"/>
+                  <w:sz w:val="28"/>
+                  <w:szCs w:val="28"/>
+                </w:rPr>
+                <w:t>inherited-injection</w:t>
               </w:r>
             </w:hyperlink>
             <w:r>
@@ -2315,14 +2306,28 @@
               <w:br/>
               <w:t xml:space="preserve">Server: </w:t>
             </w:r>
-            <w:hyperlink r:id="rId49" w:history="1">
-              <w:r>
-                <w:rPr>
-                  <w:rStyle w:val="Hyperlink"/>
-                  <w:sz w:val="28"/>
-                  <w:szCs w:val="28"/>
-                </w:rPr>
-                <w:t>key-injection</w:t>
+            <w:hyperlink r:id="rId63" w:history="1">
+              <w:r>
+                <w:rPr>
+                  <w:rStyle w:val="Hyperlink"/>
+                  <w:sz w:val="28"/>
+                  <w:szCs w:val="28"/>
+                </w:rPr>
+                <w:t>inherited-injection</w:t>
+              </w:r>
+            </w:hyperlink>
+            <w:r>
+              <w:br/>
+              <w:t xml:space="preserve">WASM: </w:t>
+            </w:r>
+            <w:hyperlink r:id="rId64" w:history="1">
+              <w:r>
+                <w:rPr>
+                  <w:rStyle w:val="Hyperlink"/>
+                  <w:sz w:val="28"/>
+                  <w:szCs w:val="28"/>
+                </w:rPr>
+                <w:t>inherited-injection</w:t>
               </w:r>
             </w:hyperlink>
             <w:r>
@@ -2333,14 +2338,14 @@
               <w:br/>
               <w:t xml:space="preserve">Maui: </w:t>
             </w:r>
-            <w:hyperlink r:id="rId50" w:history="1">
-              <w:r>
-                <w:rPr>
-                  <w:rStyle w:val="Hyperlink"/>
-                  <w:sz w:val="28"/>
-                  <w:szCs w:val="28"/>
-                </w:rPr>
-                <w:t>key-injection</w:t>
+            <w:hyperlink r:id="rId65" w:history="1">
+              <w:r>
+                <w:rPr>
+                  <w:rStyle w:val="Hyperlink"/>
+                  <w:sz w:val="28"/>
+                  <w:szCs w:val="28"/>
+                </w:rPr>
+                <w:t>inherited-injection</w:t>
               </w:r>
             </w:hyperlink>
             <w:r>
@@ -2351,14 +2356,14 @@
               <w:br/>
               <w:t xml:space="preserve">Standalone WASM: </w:t>
             </w:r>
-            <w:hyperlink r:id="rId51" w:history="1">
-              <w:r>
-                <w:rPr>
-                  <w:rStyle w:val="Hyperlink"/>
-                  <w:sz w:val="28"/>
-                  <w:szCs w:val="28"/>
-                </w:rPr>
-                <w:t>key-injection</w:t>
+            <w:hyperlink r:id="rId66" w:history="1">
+              <w:r>
+                <w:rPr>
+                  <w:rStyle w:val="Hyperlink"/>
+                  <w:sz w:val="28"/>
+                  <w:szCs w:val="28"/>
+                </w:rPr>
+                <w:t>inherited-injection</w:t>
               </w:r>
             </w:hyperlink>
             <w:r>
@@ -2367,31 +2372,16 @@
                 <w:szCs w:val="28"/>
               </w:rPr>
               <w:br/>
-            </w:r>
-            <w:proofErr w:type="spellStart"/>
-            <w:r>
-              <w:rPr>
-                <w:sz w:val="28"/>
-                <w:szCs w:val="28"/>
-              </w:rPr>
-              <w:t>Publised</w:t>
-            </w:r>
-            <w:proofErr w:type="spellEnd"/>
-            <w:r>
-              <w:rPr>
-                <w:sz w:val="28"/>
-                <w:szCs w:val="28"/>
-              </w:rPr>
-              <w:t xml:space="preserve"> output: </w:t>
-            </w:r>
-            <w:hyperlink r:id="rId52" w:history="1">
-              <w:r>
-                <w:rPr>
-                  <w:rStyle w:val="Hyperlink"/>
-                  <w:sz w:val="28"/>
-                  <w:szCs w:val="28"/>
-                </w:rPr>
-                <w:t>key-injection</w:t>
+              <w:t xml:space="preserve">Publised output: </w:t>
+            </w:r>
+            <w:hyperlink r:id="rId67" w:history="1">
+              <w:r>
+                <w:rPr>
+                  <w:rStyle w:val="Hyperlink"/>
+                  <w:sz w:val="28"/>
+                  <w:szCs w:val="28"/>
+                </w:rPr>
+                <w:t>inherited-injection</w:t>
               </w:r>
             </w:hyperlink>
           </w:p>
@@ -2434,7 +2424,7 @@
                 <w:sz w:val="28"/>
                 <w:szCs w:val="28"/>
               </w:rPr>
-              <w:t xml:space="preserve">Verify inherited injection. </w:t>
+              <w:t xml:space="preserve">Verify non-public injection. </w:t>
             </w:r>
             <w:r>
               <w:rPr>
@@ -2457,8 +2447,24 @@
                 <w:sz w:val="28"/>
                 <w:szCs w:val="28"/>
               </w:rPr>
-              <w:t>Inherited injected property is populated correctly.</w:t>
-            </w:r>
+              <w:t xml:space="preserve">Protected/private </w:t>
+            </w:r>
+            <w:r>
+              <w:rPr>
+                <w:sz w:val="28"/>
+                <w:szCs w:val="28"/>
+              </w:rPr>
+              <w:lastRenderedPageBreak/>
+              <w:t>injected property is populated correctly.</w:t>
+            </w:r>
+          </w:p>
+          <w:p>
+            <w:pPr>
+              <w:rPr>
+                <w:sz w:val="28"/>
+                <w:szCs w:val="28"/>
+              </w:rPr>
+            </w:pPr>
           </w:p>
         </w:tc>
         <w:tc>
@@ -2477,6 +2483,7 @@
                 <w:sz w:val="28"/>
                 <w:szCs w:val="28"/>
               </w:rPr>
+              <w:lastRenderedPageBreak/>
               <w:t>Pass</w:t>
             </w:r>
           </w:p>
@@ -2497,16 +2504,16 @@
                 <w:sz w:val="28"/>
                 <w:szCs w:val="28"/>
               </w:rPr>
-              <w:t xml:space="preserve">SSR: </w:t>
-            </w:r>
-            <w:hyperlink r:id="rId53" w:history="1">
-              <w:r>
-                <w:rPr>
-                  <w:rStyle w:val="Hyperlink"/>
-                  <w:sz w:val="28"/>
-                  <w:szCs w:val="28"/>
-                </w:rPr>
-                <w:t>inherited-injection</w:t>
+              <w:t>SSR:</w:t>
+            </w:r>
+            <w:hyperlink r:id="rId68" w:history="1">
+              <w:r>
+                <w:rPr>
+                  <w:rStyle w:val="Hyperlink"/>
+                  <w:sz w:val="28"/>
+                  <w:szCs w:val="28"/>
+                </w:rPr>
+                <w:t xml:space="preserve"> non-public-injection</w:t>
               </w:r>
             </w:hyperlink>
             <w:r>
@@ -2515,16 +2522,37 @@
                 <w:szCs w:val="28"/>
               </w:rPr>
               <w:br/>
+            </w:r>
+            <w:r>
+              <w:rPr>
+                <w:sz w:val="28"/>
+                <w:szCs w:val="28"/>
+              </w:rPr>
+              <w:lastRenderedPageBreak/>
               <w:t xml:space="preserve">Server: </w:t>
             </w:r>
-            <w:hyperlink r:id="rId54" w:history="1">
-              <w:r>
-                <w:rPr>
-                  <w:rStyle w:val="Hyperlink"/>
-                  <w:sz w:val="28"/>
-                  <w:szCs w:val="28"/>
-                </w:rPr>
-                <w:t>inherited-injection</w:t>
+            <w:hyperlink r:id="rId69" w:history="1">
+              <w:r>
+                <w:rPr>
+                  <w:rStyle w:val="Hyperlink"/>
+                  <w:sz w:val="28"/>
+                  <w:szCs w:val="28"/>
+                </w:rPr>
+                <w:t>non-public-injection</w:t>
+              </w:r>
+            </w:hyperlink>
+            <w:r>
+              <w:br/>
+              <w:t xml:space="preserve">WASM: </w:t>
+            </w:r>
+            <w:hyperlink r:id="rId70" w:history="1">
+              <w:r>
+                <w:rPr>
+                  <w:rStyle w:val="Hyperlink"/>
+                  <w:sz w:val="28"/>
+                  <w:szCs w:val="28"/>
+                </w:rPr>
+                <w:t>non-public-injection</w:t>
               </w:r>
             </w:hyperlink>
             <w:r>
@@ -2535,14 +2563,14 @@
               <w:br/>
               <w:t xml:space="preserve">Maui: </w:t>
             </w:r>
-            <w:hyperlink r:id="rId55" w:history="1">
-              <w:r>
-                <w:rPr>
-                  <w:rStyle w:val="Hyperlink"/>
-                  <w:sz w:val="28"/>
-                  <w:szCs w:val="28"/>
-                </w:rPr>
-                <w:t>inherited-injection</w:t>
+            <w:hyperlink r:id="rId71" w:history="1">
+              <w:r>
+                <w:rPr>
+                  <w:rStyle w:val="Hyperlink"/>
+                  <w:sz w:val="28"/>
+                  <w:szCs w:val="28"/>
+                </w:rPr>
+                <w:t>non-public-injection</w:t>
               </w:r>
             </w:hyperlink>
             <w:r>
@@ -2553,14 +2581,14 @@
               <w:br/>
               <w:t xml:space="preserve">Standalone WASM: </w:t>
             </w:r>
-            <w:hyperlink r:id="rId56" w:history="1">
-              <w:r>
-                <w:rPr>
-                  <w:rStyle w:val="Hyperlink"/>
-                  <w:sz w:val="28"/>
-                  <w:szCs w:val="28"/>
-                </w:rPr>
-                <w:t>inherited-injection</w:t>
+            <w:hyperlink r:id="rId72" w:history="1">
+              <w:r>
+                <w:rPr>
+                  <w:rStyle w:val="Hyperlink"/>
+                  <w:sz w:val="28"/>
+                  <w:szCs w:val="28"/>
+                </w:rPr>
+                <w:t>non-public-injection</w:t>
               </w:r>
             </w:hyperlink>
             <w:r>
@@ -2569,31 +2597,16 @@
                 <w:szCs w:val="28"/>
               </w:rPr>
               <w:br/>
-            </w:r>
-            <w:proofErr w:type="spellStart"/>
-            <w:r>
-              <w:rPr>
-                <w:sz w:val="28"/>
-                <w:szCs w:val="28"/>
-              </w:rPr>
-              <w:t>Publised</w:t>
-            </w:r>
-            <w:proofErr w:type="spellEnd"/>
-            <w:r>
-              <w:rPr>
-                <w:sz w:val="28"/>
-                <w:szCs w:val="28"/>
-              </w:rPr>
-              <w:t xml:space="preserve"> output: </w:t>
-            </w:r>
-            <w:hyperlink r:id="rId57" w:history="1">
-              <w:r>
-                <w:rPr>
-                  <w:rStyle w:val="Hyperlink"/>
-                  <w:sz w:val="28"/>
-                  <w:szCs w:val="28"/>
-                </w:rPr>
-                <w:t>inherited-injection</w:t>
+              <w:t xml:space="preserve">Publised output: </w:t>
+            </w:r>
+            <w:hyperlink r:id="rId73" w:history="1">
+              <w:r>
+                <w:rPr>
+                  <w:rStyle w:val="Hyperlink"/>
+                  <w:sz w:val="28"/>
+                  <w:szCs w:val="28"/>
+                </w:rPr>
+                <w:t>non-public-injection</w:t>
               </w:r>
             </w:hyperlink>
           </w:p>
@@ -2616,6 +2629,7 @@
                 <w:sz w:val="28"/>
                 <w:szCs w:val="28"/>
               </w:rPr>
+              <w:lastRenderedPageBreak/>
               <w:t>9</w:t>
             </w:r>
           </w:p>
@@ -2636,7 +2650,7 @@
                 <w:sz w:val="28"/>
                 <w:szCs w:val="28"/>
               </w:rPr>
-              <w:t xml:space="preserve">Verify non-public injection. </w:t>
+              <w:t xml:space="preserve">Verify component without injected properties. </w:t>
             </w:r>
             <w:r>
               <w:rPr>
@@ -2659,16 +2673,8 @@
                 <w:sz w:val="28"/>
                 <w:szCs w:val="28"/>
               </w:rPr>
-              <w:t>Protected/private injected property is populated correctly.</w:t>
-            </w:r>
-          </w:p>
-          <w:p>
-            <w:pPr>
-              <w:rPr>
-                <w:sz w:val="28"/>
-                <w:szCs w:val="28"/>
-              </w:rPr>
-            </w:pPr>
+              <w:t>NoInjectionProbe renders successfully.</w:t>
+            </w:r>
           </w:p>
         </w:tc>
         <w:tc>
@@ -2707,16 +2713,16 @@
                 <w:sz w:val="28"/>
                 <w:szCs w:val="28"/>
               </w:rPr>
-              <w:t>SSR:</w:t>
-            </w:r>
-            <w:hyperlink r:id="rId58" w:history="1">
-              <w:r>
-                <w:rPr>
-                  <w:rStyle w:val="Hyperlink"/>
-                  <w:sz w:val="28"/>
-                  <w:szCs w:val="28"/>
-                </w:rPr>
-                <w:t xml:space="preserve"> non-public-injection</w:t>
+              <w:t xml:space="preserve">SSR: </w:t>
+            </w:r>
+            <w:hyperlink r:id="rId74" w:history="1">
+              <w:r>
+                <w:rPr>
+                  <w:rStyle w:val="Hyperlink"/>
+                  <w:sz w:val="28"/>
+                  <w:szCs w:val="28"/>
+                </w:rPr>
+                <w:t>no-injection</w:t>
               </w:r>
             </w:hyperlink>
             <w:r>
@@ -2725,43 +2731,46 @@
                 <w:szCs w:val="28"/>
               </w:rPr>
               <w:br/>
-              <w:t xml:space="preserve">Server: </w:t>
-            </w:r>
-            <w:hyperlink r:id="rId59" w:history="1">
-              <w:r>
-                <w:rPr>
-                  <w:rStyle w:val="Hyperlink"/>
-                  <w:sz w:val="28"/>
-                  <w:szCs w:val="28"/>
-                </w:rPr>
-                <w:t>non-public-injection</w:t>
-              </w:r>
-            </w:hyperlink>
-            <w:r>
-              <w:rPr>
-                <w:sz w:val="28"/>
-                <w:szCs w:val="28"/>
-              </w:rPr>
+              <w:t>Server:</w:t>
+            </w:r>
+            <w:hyperlink r:id="rId75" w:history="1">
+              <w:r>
+                <w:rPr>
+                  <w:rStyle w:val="Hyperlink"/>
+                  <w:sz w:val="28"/>
+                  <w:szCs w:val="28"/>
+                </w:rPr>
+                <w:t xml:space="preserve"> no-injection</w:t>
+              </w:r>
+            </w:hyperlink>
+            <w:r>
               <w:br/>
-              <w:t xml:space="preserve">Maui: </w:t>
-            </w:r>
-            <w:hyperlink r:id="rId60" w:history="1">
-              <w:r>
-                <w:rPr>
-                  <w:rStyle w:val="Hyperlink"/>
-                  <w:sz w:val="28"/>
-                  <w:szCs w:val="28"/>
-                </w:rPr>
-                <w:t>non-public-</w:t>
-              </w:r>
-              <w:r>
-                <w:rPr>
-                  <w:rStyle w:val="Hyperlink"/>
-                  <w:sz w:val="28"/>
-                  <w:szCs w:val="28"/>
-                </w:rPr>
-                <w:lastRenderedPageBreak/>
-                <w:t>injection</w:t>
+              <w:t xml:space="preserve">WASM: </w:t>
+            </w:r>
+            <w:hyperlink r:id="rId76" w:history="1">
+              <w:r>
+                <w:rPr>
+                  <w:rStyle w:val="Hyperlink"/>
+                </w:rPr>
+                <w:t>no-injection</w:t>
+              </w:r>
+            </w:hyperlink>
+            <w:r>
+              <w:rPr>
+                <w:sz w:val="28"/>
+                <w:szCs w:val="28"/>
+              </w:rPr>
+              <w:br/>
+              <w:t>Maui:</w:t>
+            </w:r>
+            <w:hyperlink r:id="rId77" w:history="1">
+              <w:r>
+                <w:rPr>
+                  <w:rStyle w:val="Hyperlink"/>
+                  <w:sz w:val="28"/>
+                  <w:szCs w:val="28"/>
+                </w:rPr>
+                <w:t xml:space="preserve"> no-injection</w:t>
               </w:r>
             </w:hyperlink>
             <w:r>
@@ -2772,14 +2781,14 @@
               <w:br/>
               <w:t xml:space="preserve">Standalone WASM: </w:t>
             </w:r>
-            <w:hyperlink r:id="rId61" w:history="1">
-              <w:r>
-                <w:rPr>
-                  <w:rStyle w:val="Hyperlink"/>
-                  <w:sz w:val="28"/>
-                  <w:szCs w:val="28"/>
-                </w:rPr>
-                <w:t>non-public-injection</w:t>
+            <w:hyperlink r:id="rId78" w:history="1">
+              <w:r>
+                <w:rPr>
+                  <w:rStyle w:val="Hyperlink"/>
+                  <w:sz w:val="28"/>
+                  <w:szCs w:val="28"/>
+                </w:rPr>
+                <w:t>no-injection</w:t>
               </w:r>
             </w:hyperlink>
             <w:r>
@@ -2788,31 +2797,16 @@
                 <w:szCs w:val="28"/>
               </w:rPr>
               <w:br/>
-            </w:r>
-            <w:proofErr w:type="spellStart"/>
-            <w:r>
-              <w:rPr>
-                <w:sz w:val="28"/>
-                <w:szCs w:val="28"/>
-              </w:rPr>
-              <w:t>Publised</w:t>
-            </w:r>
-            <w:proofErr w:type="spellEnd"/>
-            <w:r>
-              <w:rPr>
-                <w:sz w:val="28"/>
-                <w:szCs w:val="28"/>
-              </w:rPr>
-              <w:t xml:space="preserve"> output: </w:t>
-            </w:r>
-            <w:hyperlink r:id="rId62" w:history="1">
-              <w:r>
-                <w:rPr>
-                  <w:rStyle w:val="Hyperlink"/>
-                  <w:sz w:val="28"/>
-                  <w:szCs w:val="28"/>
-                </w:rPr>
-                <w:t>non-public-injection</w:t>
+              <w:t xml:space="preserve">Publised output: </w:t>
+            </w:r>
+            <w:hyperlink r:id="rId79" w:history="1">
+              <w:r>
+                <w:rPr>
+                  <w:rStyle w:val="Hyperlink"/>
+                  <w:sz w:val="28"/>
+                  <w:szCs w:val="28"/>
+                </w:rPr>
+                <w:t>no-injection</w:t>
               </w:r>
             </w:hyperlink>
           </w:p>
@@ -2835,8 +2829,14 @@
                 <w:sz w:val="28"/>
                 <w:szCs w:val="28"/>
               </w:rPr>
-              <w:lastRenderedPageBreak/>
-              <w:t>10</w:t>
+              <w:t>1</w:t>
+            </w:r>
+            <w:r>
+              <w:rPr>
+                <w:sz w:val="28"/>
+                <w:szCs w:val="28"/>
+              </w:rPr>
+              <w:t>0</w:t>
             </w:r>
           </w:p>
         </w:tc>
@@ -2856,8 +2856,16 @@
                 <w:sz w:val="28"/>
                 <w:szCs w:val="28"/>
               </w:rPr>
-              <w:t xml:space="preserve">Verify component without injected properties. </w:t>
-            </w:r>
+              <w:t xml:space="preserve">Verify deliberate activation exception. </w:t>
+            </w:r>
+          </w:p>
+          <w:p>
+            <w:pPr>
+              <w:rPr>
+                <w:sz w:val="28"/>
+                <w:szCs w:val="28"/>
+              </w:rPr>
+            </w:pPr>
             <w:r>
               <w:rPr>
                 <w:b/>
@@ -2874,21 +2882,12 @@
               </w:rPr>
               <w:t xml:space="preserve"> </w:t>
             </w:r>
-            <w:proofErr w:type="spellStart"/>
-            <w:r>
-              <w:rPr>
-                <w:sz w:val="28"/>
-                <w:szCs w:val="28"/>
-              </w:rPr>
-              <w:t>NoInjectionProbe</w:t>
-            </w:r>
-            <w:proofErr w:type="spellEnd"/>
-            <w:r>
-              <w:rPr>
-                <w:sz w:val="28"/>
-                <w:szCs w:val="28"/>
-              </w:rPr>
-              <w:t xml:space="preserve"> renders successfully.</w:t>
+            <w:r>
+              <w:rPr>
+                <w:sz w:val="28"/>
+                <w:szCs w:val="28"/>
+              </w:rPr>
+              <w:t>Error details are surfaced through UI or logs and are not silent.</w:t>
             </w:r>
           </w:p>
         </w:tc>
@@ -2917,6 +2916,77 @@
             <w:tcW w:w="3235" w:type="dxa"/>
           </w:tcPr>
           <w:p>
+            <w:r>
+              <w:rPr>
+                <w:sz w:val="28"/>
+                <w:szCs w:val="28"/>
+              </w:rPr>
+              <w:t xml:space="preserve">SSR: </w:t>
+            </w:r>
+            <w:hyperlink r:id="rId80" w:history="1">
+              <w:r>
+                <w:rPr>
+                  <w:rStyle w:val="Hyperlink"/>
+                  <w:sz w:val="28"/>
+                  <w:szCs w:val="28"/>
+                </w:rPr>
+                <w:t>Activation-failure</w:t>
+              </w:r>
+            </w:hyperlink>
+            <w:r>
+              <w:rPr>
+                <w:sz w:val="28"/>
+                <w:szCs w:val="28"/>
+              </w:rPr>
+              <w:t xml:space="preserve">, </w:t>
+            </w:r>
+            <w:hyperlink r:id="rId81" w:history="1">
+              <w:r>
+                <w:rPr>
+                  <w:rStyle w:val="Hyperlink"/>
+                  <w:sz w:val="28"/>
+                  <w:szCs w:val="28"/>
+                </w:rPr>
+                <w:t>Activation-failure-log</w:t>
+              </w:r>
+            </w:hyperlink>
+            <w:r>
+              <w:rPr>
+                <w:sz w:val="28"/>
+                <w:szCs w:val="28"/>
+              </w:rPr>
+              <w:br/>
+              <w:t xml:space="preserve">Server: </w:t>
+            </w:r>
+            <w:hyperlink r:id="rId82" w:history="1">
+              <w:r>
+                <w:rPr>
+                  <w:rStyle w:val="Hyperlink"/>
+                  <w:sz w:val="28"/>
+                  <w:szCs w:val="28"/>
+                </w:rPr>
+                <w:t>Activation-failure</w:t>
+              </w:r>
+            </w:hyperlink>
+            <w:r>
+              <w:rPr>
+                <w:sz w:val="28"/>
+                <w:szCs w:val="28"/>
+              </w:rPr>
+              <w:t xml:space="preserve">, </w:t>
+            </w:r>
+            <w:hyperlink r:id="rId83" w:history="1">
+              <w:r>
+                <w:rPr>
+                  <w:rStyle w:val="Hyperlink"/>
+                  <w:sz w:val="28"/>
+                  <w:szCs w:val="28"/>
+                </w:rPr>
+                <w:t>Activation-failure-log</w:t>
+              </w:r>
+            </w:hyperlink>
+          </w:p>
+          <w:p>
             <w:pPr>
               <w:rPr>
                 <w:sz w:val="28"/>
@@ -2928,16 +2998,16 @@
                 <w:sz w:val="28"/>
                 <w:szCs w:val="28"/>
               </w:rPr>
-              <w:t xml:space="preserve">SSR: </w:t>
-            </w:r>
-            <w:hyperlink r:id="rId63" w:history="1">
-              <w:r>
-                <w:rPr>
-                  <w:rStyle w:val="Hyperlink"/>
-                  <w:sz w:val="28"/>
-                  <w:szCs w:val="28"/>
-                </w:rPr>
-                <w:t>no-injection</w:t>
+              <w:t xml:space="preserve">WASM: </w:t>
+            </w:r>
+            <w:hyperlink r:id="rId84" w:history="1">
+              <w:r>
+                <w:rPr>
+                  <w:rStyle w:val="Hyperlink"/>
+                  <w:sz w:val="28"/>
+                  <w:szCs w:val="28"/>
+                </w:rPr>
+                <w:t>Activation-failure</w:t>
               </w:r>
             </w:hyperlink>
             <w:r>
@@ -2946,16 +3016,41 @@
                 <w:szCs w:val="28"/>
               </w:rPr>
               <w:br/>
-              <w:t>Server:</w:t>
-            </w:r>
-            <w:hyperlink r:id="rId64" w:history="1">
-              <w:r>
-                <w:rPr>
-                  <w:rStyle w:val="Hyperlink"/>
-                  <w:sz w:val="28"/>
-                  <w:szCs w:val="28"/>
-                </w:rPr>
-                <w:t xml:space="preserve"> no-injection</w:t>
+              <w:t xml:space="preserve">Maui: </w:t>
+            </w:r>
+            <w:hyperlink r:id="rId85" w:history="1">
+              <w:r>
+                <w:rPr>
+                  <w:rStyle w:val="Hyperlink"/>
+                  <w:sz w:val="28"/>
+                  <w:szCs w:val="28"/>
+                </w:rPr>
+                <w:t>Activation-failure</w:t>
+              </w:r>
+            </w:hyperlink>
+          </w:p>
+          <w:p>
+            <w:pPr>
+              <w:rPr>
+                <w:sz w:val="28"/>
+                <w:szCs w:val="28"/>
+              </w:rPr>
+            </w:pPr>
+            <w:r>
+              <w:rPr>
+                <w:sz w:val="28"/>
+                <w:szCs w:val="28"/>
+              </w:rPr>
+              <w:t xml:space="preserve">Standalone WASM: </w:t>
+            </w:r>
+            <w:hyperlink r:id="rId86" w:history="1">
+              <w:r>
+                <w:rPr>
+                  <w:rStyle w:val="Hyperlink"/>
+                  <w:sz w:val="28"/>
+                  <w:szCs w:val="28"/>
+                </w:rPr>
+                <w:t>Activation-failure</w:t>
               </w:r>
             </w:hyperlink>
             <w:r>
@@ -2964,67 +3059,16 @@
                 <w:szCs w:val="28"/>
               </w:rPr>
               <w:br/>
-              <w:t>Maui:</w:t>
-            </w:r>
-            <w:hyperlink r:id="rId65" w:history="1">
-              <w:r>
-                <w:rPr>
-                  <w:rStyle w:val="Hyperlink"/>
-                  <w:sz w:val="28"/>
-                  <w:szCs w:val="28"/>
-                </w:rPr>
-                <w:t xml:space="preserve"> no-injection</w:t>
-              </w:r>
-            </w:hyperlink>
-            <w:r>
-              <w:rPr>
-                <w:sz w:val="28"/>
-                <w:szCs w:val="28"/>
-              </w:rPr>
-              <w:br/>
-              <w:t xml:space="preserve">Standalone WASM: </w:t>
-            </w:r>
-            <w:hyperlink r:id="rId66" w:history="1">
-              <w:r>
-                <w:rPr>
-                  <w:rStyle w:val="Hyperlink"/>
-                  <w:sz w:val="28"/>
-                  <w:szCs w:val="28"/>
-                </w:rPr>
-                <w:t>no-injection</w:t>
-              </w:r>
-            </w:hyperlink>
-            <w:r>
-              <w:rPr>
-                <w:sz w:val="28"/>
-                <w:szCs w:val="28"/>
-              </w:rPr>
-              <w:br/>
-            </w:r>
-            <w:proofErr w:type="spellStart"/>
-            <w:r>
-              <w:rPr>
-                <w:sz w:val="28"/>
-                <w:szCs w:val="28"/>
-              </w:rPr>
-              <w:t>Publised</w:t>
-            </w:r>
-            <w:proofErr w:type="spellEnd"/>
-            <w:r>
-              <w:rPr>
-                <w:sz w:val="28"/>
-                <w:szCs w:val="28"/>
-              </w:rPr>
-              <w:t xml:space="preserve"> output: </w:t>
-            </w:r>
-            <w:hyperlink r:id="rId67" w:history="1">
-              <w:r>
-                <w:rPr>
-                  <w:rStyle w:val="Hyperlink"/>
-                  <w:sz w:val="28"/>
-                  <w:szCs w:val="28"/>
-                </w:rPr>
-                <w:t>no-injection</w:t>
+              <w:t xml:space="preserve">Published output: </w:t>
+            </w:r>
+            <w:hyperlink r:id="rId87" w:history="1">
+              <w:r>
+                <w:rPr>
+                  <w:rStyle w:val="Hyperlink"/>
+                  <w:sz w:val="28"/>
+                  <w:szCs w:val="28"/>
+                </w:rPr>
+                <w:t>Activation-failure</w:t>
               </w:r>
             </w:hyperlink>
           </w:p>
@@ -3047,7 +3091,14 @@
                 <w:sz w:val="28"/>
                 <w:szCs w:val="28"/>
               </w:rPr>
-              <w:t>11</w:t>
+              <w:t>1</w:t>
+            </w:r>
+            <w:r>
+              <w:rPr>
+                <w:sz w:val="28"/>
+                <w:szCs w:val="28"/>
+              </w:rPr>
+              <w:t>1</w:t>
             </w:r>
           </w:p>
         </w:tc>
@@ -3067,16 +3118,8 @@
                 <w:sz w:val="28"/>
                 <w:szCs w:val="28"/>
               </w:rPr>
-              <w:t xml:space="preserve">Verify deliberate activation exception. </w:t>
-            </w:r>
-          </w:p>
-          <w:p>
-            <w:pPr>
-              <w:rPr>
-                <w:sz w:val="28"/>
-                <w:szCs w:val="28"/>
-              </w:rPr>
-            </w:pPr>
+              <w:t xml:space="preserve">Remove only the custom activator registration. </w:t>
+            </w:r>
             <w:r>
               <w:rPr>
                 <w:b/>
@@ -3098,7 +3141,7 @@
                 <w:sz w:val="28"/>
                 <w:szCs w:val="28"/>
               </w:rPr>
-              <w:t>Error details are surfaced through UI or logs and are not silent.</w:t>
+              <w:t>Application falls back to default DI values without changing service registrations.</w:t>
             </w:r>
           </w:p>
         </w:tc>
@@ -3135,91 +3178,63 @@
             </w:pPr>
             <w:r>
               <w:rPr>
+                <w:b/>
+                <w:bCs/>
                 <w:sz w:val="28"/>
                 <w:szCs w:val="28"/>
               </w:rPr>
               <w:t xml:space="preserve">SSR: </w:t>
             </w:r>
-            <w:hyperlink r:id="rId68" w:history="1">
-              <w:r>
-                <w:rPr>
-                  <w:rStyle w:val="Hyperlink"/>
-                  <w:sz w:val="28"/>
-                  <w:szCs w:val="28"/>
-                </w:rPr>
-                <w:t>Activation-failure</w:t>
-              </w:r>
-            </w:hyperlink>
-            <w:r>
-              <w:rPr>
-                <w:sz w:val="28"/>
-                <w:szCs w:val="28"/>
-              </w:rPr>
-              <w:t xml:space="preserve">, </w:t>
-            </w:r>
-            <w:hyperlink r:id="rId69" w:history="1">
-              <w:r>
-                <w:rPr>
-                  <w:rStyle w:val="Hyperlink"/>
-                  <w:sz w:val="28"/>
-                  <w:szCs w:val="28"/>
-                </w:rPr>
-                <w:t>Activation-failure-log</w:t>
-              </w:r>
-            </w:hyperlink>
+            <w:hyperlink r:id="rId88" w:history="1">
+              <w:r>
+                <w:rPr>
+                  <w:rStyle w:val="Hyperlink"/>
+                  <w:sz w:val="28"/>
+                  <w:szCs w:val="28"/>
+                </w:rPr>
+                <w:t>defaultInjection</w:t>
+              </w:r>
+            </w:hyperlink>
+            <w:r>
+              <w:rPr>
+                <w:sz w:val="28"/>
+                <w:szCs w:val="28"/>
+              </w:rPr>
+              <w:t xml:space="preserve"> </w:t>
+            </w:r>
             <w:r>
               <w:rPr>
                 <w:sz w:val="28"/>
                 <w:szCs w:val="28"/>
               </w:rPr>
               <w:br/>
-              <w:t xml:space="preserve">Server: </w:t>
-            </w:r>
-            <w:hyperlink r:id="rId70" w:history="1">
-              <w:r>
-                <w:rPr>
-                  <w:rStyle w:val="Hyperlink"/>
-                  <w:sz w:val="28"/>
-                  <w:szCs w:val="28"/>
-                </w:rPr>
-                <w:t>Activation-failure</w:t>
-              </w:r>
-            </w:hyperlink>
-            <w:r>
-              <w:rPr>
-                <w:sz w:val="28"/>
-                <w:szCs w:val="28"/>
-              </w:rPr>
-              <w:t xml:space="preserve">, </w:t>
-            </w:r>
-            <w:hyperlink r:id="rId71" w:history="1">
-              <w:r>
-                <w:rPr>
-                  <w:rStyle w:val="Hyperlink"/>
-                  <w:sz w:val="28"/>
-                  <w:szCs w:val="28"/>
-                </w:rPr>
-                <w:t>Activation-failure-log</w:t>
-              </w:r>
-            </w:hyperlink>
-            <w:r>
-              <w:rPr>
-                <w:sz w:val="28"/>
-                <w:szCs w:val="28"/>
-              </w:rPr>
-              <w:br/>
-              <w:t xml:space="preserve">Maui: </w:t>
-            </w:r>
-            <w:hyperlink r:id="rId72" w:history="1">
-              <w:r>
-                <w:rPr>
-                  <w:rStyle w:val="Hyperlink"/>
-                  <w:sz w:val="28"/>
-                  <w:szCs w:val="28"/>
-                </w:rPr>
-                <w:t>Activation-failure</w:t>
-              </w:r>
-            </w:hyperlink>
+            </w:r>
+            <w:r>
+              <w:rPr>
+                <w:b/>
+                <w:bCs/>
+                <w:sz w:val="28"/>
+                <w:szCs w:val="28"/>
+              </w:rPr>
+              <w:t xml:space="preserve">Global Server: </w:t>
+            </w:r>
+            <w:hyperlink r:id="rId89" w:history="1">
+              <w:r>
+                <w:rPr>
+                  <w:rStyle w:val="Hyperlink"/>
+                  <w:sz w:val="28"/>
+                  <w:szCs w:val="28"/>
+                </w:rPr>
+                <w:t>defaultInjection</w:t>
+              </w:r>
+            </w:hyperlink>
+            <w:r>
+              <w:rPr>
+                <w:sz w:val="28"/>
+                <w:szCs w:val="28"/>
+              </w:rPr>
+              <w:t xml:space="preserve"> </w:t>
+            </w:r>
           </w:p>
           <w:p>
             <w:pPr>
@@ -3233,36 +3248,119 @@
                 <w:sz w:val="28"/>
                 <w:szCs w:val="28"/>
               </w:rPr>
+              <w:t xml:space="preserve">Global WASM: </w:t>
+            </w:r>
+            <w:hyperlink r:id="rId90" w:history="1">
+              <w:r>
+                <w:rPr>
+                  <w:rStyle w:val="Hyperlink"/>
+                  <w:sz w:val="28"/>
+                  <w:szCs w:val="28"/>
+                </w:rPr>
+                <w:t>defaultInjection</w:t>
+              </w:r>
+            </w:hyperlink>
+            <w:r>
+              <w:rPr>
+                <w:sz w:val="28"/>
+                <w:szCs w:val="28"/>
+              </w:rPr>
+              <w:br/>
+            </w:r>
+            <w:r>
+              <w:rPr>
+                <w:b/>
+                <w:bCs/>
+                <w:sz w:val="28"/>
+                <w:szCs w:val="28"/>
+              </w:rPr>
+              <w:t xml:space="preserve">Maui: </w:t>
+            </w:r>
+            <w:hyperlink r:id="rId91" w:history="1">
+              <w:r>
+                <w:rPr>
+                  <w:rStyle w:val="Hyperlink"/>
+                  <w:sz w:val="28"/>
+                  <w:szCs w:val="28"/>
+                </w:rPr>
+                <w:t>defaultInjection</w:t>
+              </w:r>
+            </w:hyperlink>
+            <w:r>
+              <w:rPr>
+                <w:sz w:val="28"/>
+                <w:szCs w:val="28"/>
+              </w:rPr>
+              <w:t xml:space="preserve"> </w:t>
+            </w:r>
+          </w:p>
+          <w:p>
+            <w:pPr>
+              <w:rPr>
+                <w:sz w:val="28"/>
+                <w:szCs w:val="28"/>
+              </w:rPr>
+            </w:pPr>
+            <w:r>
+              <w:rPr>
+                <w:b/>
+                <w:bCs/>
+                <w:sz w:val="28"/>
+                <w:szCs w:val="28"/>
+              </w:rPr>
               <w:t xml:space="preserve">Standalone WASM: </w:t>
             </w:r>
-            <w:hyperlink r:id="rId73" w:history="1">
-              <w:r>
-                <w:rPr>
-                  <w:rStyle w:val="Hyperlink"/>
-                  <w:sz w:val="28"/>
-                  <w:szCs w:val="28"/>
-                </w:rPr>
-                <w:t>Activation-failure</w:t>
-              </w:r>
-            </w:hyperlink>
+            <w:hyperlink r:id="rId92" w:history="1">
+              <w:r>
+                <w:rPr>
+                  <w:rStyle w:val="Hyperlink"/>
+                  <w:sz w:val="28"/>
+                  <w:szCs w:val="28"/>
+                </w:rPr>
+                <w:t>defaultInjection</w:t>
+              </w:r>
+            </w:hyperlink>
+            <w:r>
+              <w:rPr>
+                <w:sz w:val="28"/>
+                <w:szCs w:val="28"/>
+              </w:rPr>
+              <w:t xml:space="preserve"> </w:t>
+            </w:r>
             <w:r>
               <w:rPr>
                 <w:sz w:val="28"/>
                 <w:szCs w:val="28"/>
               </w:rPr>
               <w:br/>
+            </w:r>
+            <w:r>
+              <w:rPr>
+                <w:b/>
+                <w:bCs/>
+                <w:sz w:val="28"/>
+                <w:szCs w:val="28"/>
+              </w:rPr>
+              <w:lastRenderedPageBreak/>
               <w:t xml:space="preserve">Published output: </w:t>
             </w:r>
-            <w:hyperlink r:id="rId74" w:history="1">
-              <w:r>
-                <w:rPr>
-                  <w:rStyle w:val="Hyperlink"/>
-                  <w:sz w:val="28"/>
-                  <w:szCs w:val="28"/>
-                </w:rPr>
-                <w:t>Activation-failure</w:t>
-              </w:r>
-            </w:hyperlink>
+            <w:hyperlink r:id="rId93" w:history="1">
+              <w:r>
+                <w:rPr>
+                  <w:rStyle w:val="Hyperlink"/>
+                  <w:sz w:val="28"/>
+                  <w:szCs w:val="28"/>
+                </w:rPr>
+                <w:t>defaultInjection</w:t>
+              </w:r>
+            </w:hyperlink>
+            <w:r>
+              <w:rPr>
+                <w:sz w:val="28"/>
+                <w:szCs w:val="28"/>
+              </w:rPr>
+              <w:t xml:space="preserve"> </w:t>
+            </w:r>
           </w:p>
         </w:tc>
       </w:tr>
@@ -3283,7 +3381,15 @@
                 <w:sz w:val="28"/>
                 <w:szCs w:val="28"/>
               </w:rPr>
-              <w:t>12</w:t>
+              <w:lastRenderedPageBreak/>
+              <w:t>1</w:t>
+            </w:r>
+            <w:r>
+              <w:rPr>
+                <w:sz w:val="28"/>
+                <w:szCs w:val="28"/>
+              </w:rPr>
+              <w:t>2</w:t>
             </w:r>
           </w:p>
         </w:tc>
@@ -3303,7 +3409,7 @@
                 <w:sz w:val="28"/>
                 <w:szCs w:val="28"/>
               </w:rPr>
-              <w:t xml:space="preserve">Remove only the custom activator registration. </w:t>
+              <w:t xml:space="preserve">Navigate away from and back to the validation page. </w:t>
             </w:r>
             <w:r>
               <w:rPr>
@@ -3312,21 +3418,14 @@
                 <w:sz w:val="28"/>
                 <w:szCs w:val="28"/>
               </w:rPr>
-              <w:t>Observation:</w:t>
-            </w:r>
-            <w:r>
-              <w:rPr>
-                <w:sz w:val="28"/>
-                <w:szCs w:val="28"/>
-              </w:rPr>
-              <w:t xml:space="preserve"> </w:t>
-            </w:r>
-            <w:r>
-              <w:rPr>
-                <w:sz w:val="28"/>
-                <w:szCs w:val="28"/>
-              </w:rPr>
-              <w:t>Application falls back to default DI values without changing service registrations.</w:t>
+              <w:t xml:space="preserve">Observation: </w:t>
+            </w:r>
+            <w:r>
+              <w:rPr>
+                <w:sz w:val="28"/>
+                <w:szCs w:val="28"/>
+              </w:rPr>
+              <w:t xml:space="preserve"> Injection behavior remains valid after route transitions.</w:t>
             </w:r>
           </w:p>
         </w:tc>
@@ -3355,12 +3454,6 @@
             <w:tcW w:w="3235" w:type="dxa"/>
           </w:tcPr>
           <w:p>
-            <w:pPr>
-              <w:rPr>
-                <w:sz w:val="28"/>
-                <w:szCs w:val="28"/>
-              </w:rPr>
-            </w:pPr>
             <w:r>
               <w:rPr>
                 <w:b/>
@@ -3368,97 +3461,18 @@
                 <w:sz w:val="28"/>
                 <w:szCs w:val="28"/>
               </w:rPr>
-              <w:t xml:space="preserve">SSR: </w:t>
-            </w:r>
-            <w:hyperlink r:id="rId75" w:history="1">
-              <w:proofErr w:type="spellStart"/>
-              <w:r>
-                <w:rPr>
-                  <w:rStyle w:val="Hyperlink"/>
-                  <w:sz w:val="28"/>
-                  <w:szCs w:val="28"/>
-                </w:rPr>
-                <w:t>defaultInjection</w:t>
-              </w:r>
-              <w:proofErr w:type="spellEnd"/>
-            </w:hyperlink>
-            <w:r>
-              <w:rPr>
-                <w:sz w:val="28"/>
-                <w:szCs w:val="28"/>
-              </w:rPr>
-              <w:t xml:space="preserve"> </w:t>
-            </w:r>
-            <w:r>
-              <w:rPr>
-                <w:sz w:val="28"/>
-                <w:szCs w:val="28"/>
-              </w:rPr>
-              <w:br/>
-            </w:r>
-            <w:r>
-              <w:rPr>
-                <w:b/>
-                <w:bCs/>
-                <w:sz w:val="28"/>
-                <w:szCs w:val="28"/>
-              </w:rPr>
               <w:t xml:space="preserve">Global Server: </w:t>
             </w:r>
-            <w:hyperlink r:id="rId76" w:history="1">
-              <w:proofErr w:type="spellStart"/>
-              <w:r>
-                <w:rPr>
-                  <w:rStyle w:val="Hyperlink"/>
-                  <w:sz w:val="28"/>
-                  <w:szCs w:val="28"/>
-                </w:rPr>
-                <w:t>defaultInjection</w:t>
-              </w:r>
-              <w:proofErr w:type="spellEnd"/>
-            </w:hyperlink>
-            <w:r>
-              <w:rPr>
-                <w:sz w:val="28"/>
-                <w:szCs w:val="28"/>
-              </w:rPr>
-              <w:t xml:space="preserve"> </w:t>
-            </w:r>
-            <w:r>
-              <w:rPr>
-                <w:sz w:val="28"/>
-                <w:szCs w:val="28"/>
-              </w:rPr>
-              <w:br/>
-            </w:r>
-            <w:r>
-              <w:rPr>
-                <w:b/>
-                <w:bCs/>
-                <w:sz w:val="28"/>
-                <w:szCs w:val="28"/>
-              </w:rPr>
-              <w:t xml:space="preserve">Maui: </w:t>
-            </w:r>
-            <w:hyperlink r:id="rId77" w:history="1">
-              <w:proofErr w:type="spellStart"/>
-              <w:r>
-                <w:rPr>
-                  <w:rStyle w:val="Hyperlink"/>
-                  <w:sz w:val="28"/>
-                  <w:szCs w:val="28"/>
-                </w:rPr>
-                <w:t>defaultInjection</w:t>
-              </w:r>
-              <w:proofErr w:type="spellEnd"/>
-            </w:hyperlink>
-            <w:r>
-              <w:rPr>
-                <w:sz w:val="28"/>
-                <w:szCs w:val="28"/>
-              </w:rPr>
-              <w:t xml:space="preserve"> </w:t>
-            </w:r>
+            <w:hyperlink r:id="rId94" w:history="1">
+              <w:r>
+                <w:rPr>
+                  <w:rStyle w:val="Hyperlink"/>
+                  <w:sz w:val="28"/>
+                  <w:szCs w:val="28"/>
+                </w:rPr>
+                <w:t>navigation-away</w:t>
+              </w:r>
+            </w:hyperlink>
           </w:p>
           <w:p>
             <w:pPr>
@@ -3474,33 +3488,7 @@
                 <w:sz w:val="28"/>
                 <w:szCs w:val="28"/>
               </w:rPr>
-              <w:t xml:space="preserve">Standalone WASM: </w:t>
-            </w:r>
-            <w:hyperlink r:id="rId78" w:history="1">
-              <w:proofErr w:type="spellStart"/>
-              <w:r>
-                <w:rPr>
-                  <w:rStyle w:val="Hyperlink"/>
-                  <w:sz w:val="28"/>
-                  <w:szCs w:val="28"/>
-                </w:rPr>
-                <w:t>defaultInjection</w:t>
-              </w:r>
-              <w:proofErr w:type="spellEnd"/>
-            </w:hyperlink>
-            <w:r>
-              <w:rPr>
-                <w:sz w:val="28"/>
-                <w:szCs w:val="28"/>
-              </w:rPr>
-              <w:t xml:space="preserve"> </w:t>
-            </w:r>
-            <w:r>
-              <w:rPr>
-                <w:sz w:val="28"/>
-                <w:szCs w:val="28"/>
-              </w:rPr>
-              <w:br/>
+              <w:t xml:space="preserve">Global </w:t>
             </w:r>
             <w:r>
               <w:rPr>
@@ -3509,27 +3497,80 @@
                 <w:sz w:val="28"/>
                 <w:szCs w:val="28"/>
               </w:rPr>
-              <w:t xml:space="preserve">Published output: </w:t>
-            </w:r>
-            <w:hyperlink r:id="rId79" w:history="1">
-              <w:proofErr w:type="spellStart"/>
-              <w:r>
-                <w:rPr>
-                  <w:rStyle w:val="Hyperlink"/>
-                  <w:sz w:val="28"/>
-                  <w:szCs w:val="28"/>
-                </w:rPr>
-                <w:t>defaultInjection</w:t>
-              </w:r>
-              <w:proofErr w:type="spellEnd"/>
-            </w:hyperlink>
-            <w:r>
-              <w:rPr>
-                <w:sz w:val="28"/>
-                <w:szCs w:val="28"/>
-              </w:rPr>
-              <w:t xml:space="preserve"> </w:t>
-            </w:r>
+              <w:t>WASM</w:t>
+            </w:r>
+            <w:r>
+              <w:rPr>
+                <w:b/>
+                <w:bCs/>
+                <w:sz w:val="28"/>
+                <w:szCs w:val="28"/>
+              </w:rPr>
+              <w:t xml:space="preserve">: </w:t>
+            </w:r>
+            <w:hyperlink r:id="rId95" w:history="1">
+              <w:r>
+                <w:rPr>
+                  <w:rStyle w:val="Hyperlink"/>
+                  <w:sz w:val="28"/>
+                  <w:szCs w:val="28"/>
+                </w:rPr>
+                <w:t>navigation-away</w:t>
+              </w:r>
+            </w:hyperlink>
+            <w:r>
+              <w:rPr>
+                <w:sz w:val="28"/>
+                <w:szCs w:val="28"/>
+              </w:rPr>
+              <w:br/>
+            </w:r>
+            <w:r>
+              <w:rPr>
+                <w:b/>
+                <w:bCs/>
+                <w:sz w:val="28"/>
+                <w:szCs w:val="28"/>
+              </w:rPr>
+              <w:t xml:space="preserve">Maui: </w:t>
+            </w:r>
+            <w:hyperlink r:id="rId96" w:history="1">
+              <w:r>
+                <w:rPr>
+                  <w:rStyle w:val="Hyperlink"/>
+                  <w:sz w:val="28"/>
+                  <w:szCs w:val="28"/>
+                </w:rPr>
+                <w:t>navigation-away</w:t>
+              </w:r>
+            </w:hyperlink>
+          </w:p>
+          <w:p>
+            <w:pPr>
+              <w:rPr>
+                <w:sz w:val="28"/>
+                <w:szCs w:val="28"/>
+              </w:rPr>
+            </w:pPr>
+            <w:r>
+              <w:rPr>
+                <w:b/>
+                <w:bCs/>
+                <w:sz w:val="28"/>
+                <w:szCs w:val="28"/>
+              </w:rPr>
+              <w:t xml:space="preserve">Standalone WASM: </w:t>
+            </w:r>
+            <w:hyperlink r:id="rId97" w:history="1">
+              <w:r>
+                <w:rPr>
+                  <w:rStyle w:val="Hyperlink"/>
+                  <w:sz w:val="28"/>
+                  <w:szCs w:val="28"/>
+                </w:rPr>
+                <w:t>navigation-away</w:t>
+              </w:r>
+            </w:hyperlink>
           </w:p>
         </w:tc>
       </w:tr>
@@ -3550,7 +3591,14 @@
                 <w:sz w:val="28"/>
                 <w:szCs w:val="28"/>
               </w:rPr>
-              <w:t>13</w:t>
+              <w:t>1</w:t>
+            </w:r>
+            <w:r>
+              <w:rPr>
+                <w:sz w:val="28"/>
+                <w:szCs w:val="28"/>
+              </w:rPr>
+              <w:t>3</w:t>
             </w:r>
           </w:p>
         </w:tc>
@@ -3570,7 +3618,7 @@
                 <w:sz w:val="28"/>
                 <w:szCs w:val="28"/>
               </w:rPr>
-              <w:t xml:space="preserve">Navigate away from and back to the validation page. </w:t>
+              <w:t xml:space="preserve">Refresh the browser/application. </w:t>
             </w:r>
             <w:r>
               <w:rPr>
@@ -3579,32 +3627,21 @@
                 <w:sz w:val="28"/>
                 <w:szCs w:val="28"/>
               </w:rPr>
-              <w:t>Observation</w:t>
-            </w:r>
-            <w:proofErr w:type="gramStart"/>
-            <w:r>
-              <w:rPr>
-                <w:b/>
-                <w:bCs/>
-                <w:sz w:val="28"/>
-                <w:szCs w:val="28"/>
-              </w:rPr>
-              <w:t xml:space="preserve">: </w:t>
-            </w:r>
-            <w:r>
-              <w:rPr>
-                <w:sz w:val="28"/>
-                <w:szCs w:val="28"/>
-              </w:rPr>
-              <w:t xml:space="preserve"> Injection</w:t>
-            </w:r>
-            <w:proofErr w:type="gramEnd"/>
-            <w:r>
-              <w:rPr>
-                <w:sz w:val="28"/>
-                <w:szCs w:val="28"/>
-              </w:rPr>
-              <w:t xml:space="preserve"> behavior remains valid after route transitions.</w:t>
+              <w:t>Observation:</w:t>
+            </w:r>
+            <w:r>
+              <w:rPr>
+                <w:sz w:val="28"/>
+                <w:szCs w:val="28"/>
+              </w:rPr>
+              <w:t xml:space="preserve"> </w:t>
+            </w:r>
+            <w:r>
+              <w:rPr>
+                <w:sz w:val="28"/>
+                <w:szCs w:val="28"/>
+              </w:rPr>
+              <w:t>Injection behavior remains valid; scoped state behaves according to hosting model expectations.</w:t>
             </w:r>
           </w:p>
         </w:tc>
@@ -3633,12 +3670,6 @@
             <w:tcW w:w="3235" w:type="dxa"/>
           </w:tcPr>
           <w:p>
-            <w:pPr>
-              <w:rPr>
-                <w:sz w:val="28"/>
-                <w:szCs w:val="28"/>
-              </w:rPr>
-            </w:pPr>
             <w:r>
               <w:rPr>
                 <w:b/>
@@ -3648,46 +3679,21 @@
               </w:rPr>
               <w:t xml:space="preserve">Global Server: </w:t>
             </w:r>
-            <w:hyperlink r:id="rId80" w:history="1">
-              <w:r>
-                <w:rPr>
-                  <w:rStyle w:val="Hyperlink"/>
-                  <w:sz w:val="28"/>
-                  <w:szCs w:val="28"/>
-                </w:rPr>
-                <w:t>navigation-away</w:t>
-              </w:r>
-            </w:hyperlink>
-            <w:r>
-              <w:rPr>
-                <w:sz w:val="28"/>
-                <w:szCs w:val="28"/>
-              </w:rPr>
-              <w:br/>
-            </w:r>
-            <w:r>
-              <w:rPr>
-                <w:b/>
-                <w:bCs/>
-                <w:sz w:val="28"/>
-                <w:szCs w:val="28"/>
-              </w:rPr>
-              <w:t xml:space="preserve">Maui: </w:t>
-            </w:r>
-            <w:hyperlink r:id="rId81" w:history="1">
-              <w:r>
-                <w:rPr>
-                  <w:rStyle w:val="Hyperlink"/>
-                  <w:sz w:val="28"/>
-                  <w:szCs w:val="28"/>
-                </w:rPr>
-                <w:t>navigation-away</w:t>
+            <w:hyperlink r:id="rId98" w:history="1">
+              <w:r>
+                <w:rPr>
+                  <w:rStyle w:val="Hyperlink"/>
+                  <w:sz w:val="28"/>
+                  <w:szCs w:val="28"/>
+                </w:rPr>
+                <w:t>browser-refresh</w:t>
               </w:r>
             </w:hyperlink>
           </w:p>
           <w:p>
             <w:pPr>
               <w:rPr>
+                <w:rStyle w:val="Hyperlink"/>
                 <w:sz w:val="28"/>
                 <w:szCs w:val="28"/>
               </w:rPr>
@@ -3699,66 +3705,7 @@
                 <w:sz w:val="28"/>
                 <w:szCs w:val="28"/>
               </w:rPr>
-              <w:t xml:space="preserve">Standalone WASM: </w:t>
-            </w:r>
-            <w:hyperlink r:id="rId82" w:history="1">
-              <w:r>
-                <w:rPr>
-                  <w:rStyle w:val="Hyperlink"/>
-                  <w:sz w:val="28"/>
-                  <w:szCs w:val="28"/>
-                </w:rPr>
-                <w:t>navigation-away</w:t>
-              </w:r>
-            </w:hyperlink>
-          </w:p>
-        </w:tc>
-      </w:tr>
-      <w:tr>
-        <w:tc>
-          <w:tcPr>
-            <w:tcW w:w="776" w:type="dxa"/>
-          </w:tcPr>
-          <w:p>
-            <w:pPr>
-              <w:rPr>
-                <w:sz w:val="28"/>
-                <w:szCs w:val="28"/>
-              </w:rPr>
-            </w:pPr>
-            <w:r>
-              <w:rPr>
-                <w:sz w:val="28"/>
-                <w:szCs w:val="28"/>
-              </w:rPr>
-              <w:t>1</w:t>
-            </w:r>
-            <w:r>
-              <w:rPr>
-                <w:sz w:val="28"/>
-                <w:szCs w:val="28"/>
-              </w:rPr>
-              <w:t>4</w:t>
-            </w:r>
-          </w:p>
-        </w:tc>
-        <w:tc>
-          <w:tcPr>
-            <w:tcW w:w="4259" w:type="dxa"/>
-          </w:tcPr>
-          <w:p>
-            <w:pPr>
-              <w:rPr>
-                <w:sz w:val="28"/>
-                <w:szCs w:val="28"/>
-              </w:rPr>
-            </w:pPr>
-            <w:r>
-              <w:rPr>
-                <w:sz w:val="28"/>
-                <w:szCs w:val="28"/>
-              </w:rPr>
-              <w:t xml:space="preserve">Refresh the browser/application. </w:t>
+              <w:t xml:space="preserve">Global </w:t>
             </w:r>
             <w:r>
               <w:rPr>
@@ -3767,64 +3714,8 @@
                 <w:sz w:val="28"/>
                 <w:szCs w:val="28"/>
               </w:rPr>
-              <w:t>Observation:</w:t>
-            </w:r>
-            <w:r>
-              <w:rPr>
-                <w:sz w:val="28"/>
-                <w:szCs w:val="28"/>
-              </w:rPr>
-              <w:t xml:space="preserve"> </w:t>
-            </w:r>
-            <w:r>
-              <w:rPr>
-                <w:sz w:val="28"/>
-                <w:szCs w:val="28"/>
-              </w:rPr>
-              <w:t xml:space="preserve">Injection behavior </w:t>
-            </w:r>
-            <w:r>
-              <w:rPr>
-                <w:sz w:val="28"/>
-                <w:szCs w:val="28"/>
-              </w:rPr>
-              <w:lastRenderedPageBreak/>
-              <w:t>remains valid; scoped state behaves according to hosting model expectations.</w:t>
-            </w:r>
-          </w:p>
-        </w:tc>
-        <w:tc>
-          <w:tcPr>
-            <w:tcW w:w="1080" w:type="dxa"/>
-          </w:tcPr>
-          <w:p>
-            <w:pPr>
-              <w:rPr>
-                <w:sz w:val="28"/>
-                <w:szCs w:val="28"/>
-              </w:rPr>
-            </w:pPr>
-            <w:r>
-              <w:rPr>
-                <w:sz w:val="28"/>
-                <w:szCs w:val="28"/>
-              </w:rPr>
-              <w:lastRenderedPageBreak/>
-              <w:t>Pass</w:t>
-            </w:r>
-          </w:p>
-        </w:tc>
-        <w:tc>
-          <w:tcPr>
-            <w:tcW w:w="3235" w:type="dxa"/>
-          </w:tcPr>
-          <w:p>
-            <w:pPr>
-              <w:rPr>
-                <w:sz w:val="28"/>
-                <w:szCs w:val="28"/>
-              </w:rPr>
-            </w:pPr>
+              <w:t>WASM</w:t>
+            </w:r>
             <w:r>
               <w:rPr>
                 <w:b/>
@@ -3832,18 +3723,43 @@
                 <w:sz w:val="28"/>
                 <w:szCs w:val="28"/>
               </w:rPr>
-              <w:t xml:space="preserve">Global Server: </w:t>
-            </w:r>
-            <w:hyperlink r:id="rId83" w:history="1">
-              <w:r>
-                <w:rPr>
-                  <w:rStyle w:val="Hyperlink"/>
-                  <w:sz w:val="28"/>
-                  <w:szCs w:val="28"/>
-                </w:rPr>
-                <w:t>browser-refresh</w:t>
-              </w:r>
-            </w:hyperlink>
+              <w:t xml:space="preserve">: </w:t>
+            </w:r>
+            <w:r>
+              <w:rPr>
+                <w:sz w:val="28"/>
+                <w:szCs w:val="28"/>
+              </w:rPr>
+              <w:fldChar w:fldCharType="begin"/>
+            </w:r>
+            <w:r>
+              <w:rPr>
+                <w:sz w:val="28"/>
+                <w:szCs w:val="28"/>
+              </w:rPr>
+              <w:instrText>HYPERLINK "https://github.com/vendasankarsf3945/69177-Blazor-PropertyActivator-Validation/blob/main/Evidence/Screenshots/Hosted_InteractiveWebAssembly/S07_BrowserRefresh.gif"</w:instrText>
+            </w:r>
+            <w:r>
+              <w:rPr>
+                <w:sz w:val="28"/>
+                <w:szCs w:val="28"/>
+              </w:rPr>
+            </w:r>
+            <w:r>
+              <w:rPr>
+                <w:sz w:val="28"/>
+                <w:szCs w:val="28"/>
+              </w:rPr>
+              <w:fldChar w:fldCharType="separate"/>
+            </w:r>
+            <w:r>
+              <w:rPr>
+                <w:rStyle w:val="Hyperlink"/>
+                <w:sz w:val="28"/>
+                <w:szCs w:val="28"/>
+              </w:rPr>
+              <w:t>browser-refresh</w:t>
+            </w:r>
           </w:p>
           <w:p>
             <w:pPr>
@@ -3854,15 +3770,21 @@
             </w:pPr>
             <w:r>
               <w:rPr>
+                <w:sz w:val="28"/>
+                <w:szCs w:val="28"/>
+              </w:rPr>
+              <w:fldChar w:fldCharType="end"/>
+            </w:r>
+            <w:r>
+              <w:rPr>
                 <w:b/>
                 <w:bCs/>
                 <w:sz w:val="28"/>
                 <w:szCs w:val="28"/>
               </w:rPr>
-              <w:lastRenderedPageBreak/>
               <w:t xml:space="preserve">Standalone WASM: </w:t>
             </w:r>
-            <w:hyperlink r:id="rId84" w:history="1">
+            <w:hyperlink r:id="rId99" w:history="1">
               <w:r>
                 <w:rPr>
                   <w:rStyle w:val="Hyperlink"/>
@@ -3870,99 +3792,6 @@
                   <w:szCs w:val="28"/>
                 </w:rPr>
                 <w:t>browser-refresh</w:t>
-              </w:r>
-            </w:hyperlink>
-          </w:p>
-        </w:tc>
-      </w:tr>
-      <w:tr>
-        <w:tc>
-          <w:tcPr>
-            <w:tcW w:w="776" w:type="dxa"/>
-          </w:tcPr>
-          <w:p>
-            <w:pPr>
-              <w:rPr>
-                <w:sz w:val="28"/>
-                <w:szCs w:val="28"/>
-              </w:rPr>
-            </w:pPr>
-            <w:r>
-              <w:rPr>
-                <w:sz w:val="28"/>
-                <w:szCs w:val="28"/>
-              </w:rPr>
-              <w:lastRenderedPageBreak/>
-              <w:t>1</w:t>
-            </w:r>
-            <w:r>
-              <w:rPr>
-                <w:sz w:val="28"/>
-                <w:szCs w:val="28"/>
-              </w:rPr>
-              <w:t>5</w:t>
-            </w:r>
-          </w:p>
-        </w:tc>
-        <w:tc>
-          <w:tcPr>
-            <w:tcW w:w="4259" w:type="dxa"/>
-          </w:tcPr>
-          <w:p>
-            <w:pPr>
-              <w:rPr>
-                <w:sz w:val="28"/>
-                <w:szCs w:val="28"/>
-              </w:rPr>
-            </w:pPr>
-            <w:r>
-              <w:rPr>
-                <w:sz w:val="28"/>
-                <w:szCs w:val="28"/>
-              </w:rPr>
-              <w:t>Verify trimmed WASM publish output. Expected result: Positive-case injection values remain correct after trimming.</w:t>
-            </w:r>
-          </w:p>
-        </w:tc>
-        <w:tc>
-          <w:tcPr>
-            <w:tcW w:w="1080" w:type="dxa"/>
-          </w:tcPr>
-          <w:p>
-            <w:pPr>
-              <w:rPr>
-                <w:sz w:val="28"/>
-                <w:szCs w:val="28"/>
-              </w:rPr>
-            </w:pPr>
-            <w:r>
-              <w:rPr>
-                <w:sz w:val="28"/>
-                <w:szCs w:val="28"/>
-              </w:rPr>
-              <w:t>Fail</w:t>
-            </w:r>
-          </w:p>
-        </w:tc>
-        <w:tc>
-          <w:tcPr>
-            <w:tcW w:w="3235" w:type="dxa"/>
-          </w:tcPr>
-          <w:p>
-            <w:pPr>
-              <w:rPr>
-                <w:sz w:val="28"/>
-                <w:szCs w:val="28"/>
-              </w:rPr>
-            </w:pPr>
-            <w:hyperlink r:id="rId85" w:history="1">
-              <w:r>
-                <w:rPr>
-                  <w:rStyle w:val="Hyperlink"/>
-                  <w:sz w:val="28"/>
-                  <w:szCs w:val="28"/>
-                </w:rPr>
-                <w:t>page-not-found</w:t>
               </w:r>
             </w:hyperlink>
           </w:p>
@@ -3984,941 +3813,6 @@
           <w:szCs w:val="28"/>
         </w:rPr>
       </w:pPr>
-    </w:p>
-    <w:p>
-      <w:pPr>
-        <w:rPr>
-          <w:b/>
-          <w:bCs/>
-          <w:sz w:val="28"/>
-          <w:szCs w:val="28"/>
-        </w:rPr>
-      </w:pPr>
-      <w:r>
-        <w:rPr>
-          <w:b/>
-          <w:bCs/>
-          <w:sz w:val="28"/>
-          <w:szCs w:val="28"/>
-        </w:rPr>
-        <w:t>Problems</w:t>
-      </w:r>
-    </w:p>
-    <w:p>
-      <w:pPr>
-        <w:rPr>
-          <w:b/>
-          <w:bCs/>
-          <w:sz w:val="28"/>
-          <w:szCs w:val="28"/>
-        </w:rPr>
-      </w:pPr>
-      <w:r>
-        <w:rPr>
-          <w:b/>
-          <w:bCs/>
-          <w:sz w:val="28"/>
-          <w:szCs w:val="28"/>
-        </w:rPr>
-        <w:t>1. One-Sided Registration Results in Missing Service Resolution Failure</w:t>
-      </w:r>
-    </w:p>
-    <w:p>
-      <w:pPr>
-        <w:rPr>
-          <w:b/>
-          <w:bCs/>
-          <w:sz w:val="28"/>
-          <w:szCs w:val="28"/>
-        </w:rPr>
-      </w:pPr>
-      <w:r>
-        <w:rPr>
-          <w:b/>
-          <w:bCs/>
-          <w:sz w:val="28"/>
-          <w:szCs w:val="28"/>
-        </w:rPr>
-        <w:t>What happened</w:t>
-      </w:r>
-    </w:p>
-    <w:p>
-      <w:pPr>
-        <w:rPr>
-          <w:sz w:val="28"/>
-          <w:szCs w:val="28"/>
-        </w:rPr>
-      </w:pPr>
-      <w:r>
-        <w:rPr>
-          <w:sz w:val="28"/>
-          <w:szCs w:val="28"/>
-        </w:rPr>
-        <w:t xml:space="preserve">While validating the Hosted Interactive </w:t>
-      </w:r>
-      <w:proofErr w:type="spellStart"/>
-      <w:r>
-        <w:rPr>
-          <w:sz w:val="28"/>
-          <w:szCs w:val="28"/>
-        </w:rPr>
-        <w:t>WebAssembly</w:t>
-      </w:r>
-      <w:proofErr w:type="spellEnd"/>
-      <w:r>
-        <w:rPr>
-          <w:sz w:val="28"/>
-          <w:szCs w:val="28"/>
-        </w:rPr>
-        <w:t xml:space="preserve"> scenario with </w:t>
-      </w:r>
-      <w:proofErr w:type="spellStart"/>
-      <w:r>
-        <w:rPr>
-          <w:sz w:val="28"/>
-          <w:szCs w:val="28"/>
-        </w:rPr>
-        <w:t>IComponentPropertyActivator</w:t>
-      </w:r>
-      <w:proofErr w:type="spellEnd"/>
-      <w:r>
-        <w:rPr>
-          <w:sz w:val="28"/>
-          <w:szCs w:val="28"/>
-        </w:rPr>
-        <w:t xml:space="preserve"> registered only in either the Server or Client project, the /property-activator-validation page failed to render.</w:t>
-      </w:r>
-    </w:p>
-    <w:p>
-      <w:pPr>
-        <w:rPr>
-          <w:b/>
-          <w:bCs/>
-          <w:sz w:val="28"/>
-          <w:szCs w:val="28"/>
-        </w:rPr>
-      </w:pPr>
-      <w:r>
-        <w:rPr>
-          <w:b/>
-          <w:bCs/>
-          <w:sz w:val="28"/>
-          <w:szCs w:val="28"/>
-        </w:rPr>
-        <w:t>Exception</w:t>
-      </w:r>
-    </w:p>
-    <w:p>
-      <w:pPr>
-        <w:rPr>
-          <w:sz w:val="28"/>
-          <w:szCs w:val="28"/>
-        </w:rPr>
-      </w:pPr>
-      <w:r>
-        <w:rPr>
-          <w:sz w:val="28"/>
-          <w:szCs w:val="28"/>
-        </w:rPr>
-        <w:t>Cannot provide a value for property '</w:t>
-      </w:r>
-      <w:proofErr w:type="spellStart"/>
-      <w:r>
-        <w:rPr>
-          <w:sz w:val="28"/>
-          <w:szCs w:val="28"/>
-        </w:rPr>
-        <w:t>OrdinaryProbe</w:t>
-      </w:r>
-      <w:proofErr w:type="spellEnd"/>
-      <w:r>
-        <w:rPr>
-          <w:sz w:val="28"/>
-          <w:szCs w:val="28"/>
-        </w:rPr>
-        <w:t>' on type '</w:t>
-      </w:r>
-      <w:proofErr w:type="gramStart"/>
-      <w:r>
-        <w:rPr>
-          <w:sz w:val="28"/>
-          <w:szCs w:val="28"/>
-        </w:rPr>
-        <w:t>PropertyActivatorHostedWasm.Client.Pages.PropertyActivatorValidation</w:t>
-      </w:r>
-      <w:proofErr w:type="gramEnd"/>
-      <w:r>
-        <w:rPr>
-          <w:sz w:val="28"/>
-          <w:szCs w:val="28"/>
-        </w:rPr>
-        <w:t>'. There is no registered service of type '</w:t>
-      </w:r>
-      <w:proofErr w:type="gramStart"/>
-      <w:r>
-        <w:rPr>
-          <w:sz w:val="28"/>
-          <w:szCs w:val="28"/>
-        </w:rPr>
-        <w:t>PropertyActivatorHostedWasm.Client.PropertyActivatorValidation.ActivationProbeService</w:t>
-      </w:r>
-      <w:proofErr w:type="gramEnd"/>
-      <w:r>
-        <w:rPr>
-          <w:sz w:val="28"/>
-          <w:szCs w:val="28"/>
-        </w:rPr>
-        <w:t>'.</w:t>
-      </w:r>
-    </w:p>
-    <w:p>
-      <w:pPr>
-        <w:rPr>
-          <w:b/>
-          <w:bCs/>
-          <w:sz w:val="28"/>
-          <w:szCs w:val="28"/>
-        </w:rPr>
-      </w:pPr>
-      <w:r>
-        <w:rPr>
-          <w:b/>
-          <w:bCs/>
-          <w:sz w:val="28"/>
-          <w:szCs w:val="28"/>
-        </w:rPr>
-        <w:t>Expected result</w:t>
-      </w:r>
-    </w:p>
-    <w:p>
-      <w:pPr>
-        <w:numPr>
-          <w:ilvl w:val="0"/>
-          <w:numId w:val="14"/>
-        </w:numPr>
-        <w:rPr>
-          <w:sz w:val="28"/>
-          <w:szCs w:val="28"/>
-        </w:rPr>
-      </w:pPr>
-      <w:r>
-        <w:rPr>
-          <w:sz w:val="28"/>
-          <w:szCs w:val="28"/>
-        </w:rPr>
-        <w:t>Registered side should use the custom activator.</w:t>
-      </w:r>
-    </w:p>
-    <w:p>
-      <w:pPr>
-        <w:numPr>
-          <w:ilvl w:val="0"/>
-          <w:numId w:val="14"/>
-        </w:numPr>
-        <w:rPr>
-          <w:sz w:val="28"/>
-          <w:szCs w:val="28"/>
-        </w:rPr>
-      </w:pPr>
-      <w:r>
-        <w:rPr>
-          <w:sz w:val="28"/>
-          <w:szCs w:val="28"/>
-        </w:rPr>
-        <w:t>Non-registered side should use the built-in activator.</w:t>
-      </w:r>
-    </w:p>
-    <w:p>
-      <w:pPr>
-        <w:numPr>
-          <w:ilvl w:val="0"/>
-          <w:numId w:val="14"/>
-        </w:numPr>
-        <w:rPr>
-          <w:sz w:val="28"/>
-          <w:szCs w:val="28"/>
-        </w:rPr>
-      </w:pPr>
-      <w:r>
-        <w:rPr>
-          <w:sz w:val="28"/>
-          <w:szCs w:val="28"/>
-        </w:rPr>
-        <w:t>The page should continue rendering successfully during the prerender-to-interactive transition.</w:t>
-      </w:r>
-    </w:p>
-    <w:p>
-      <w:pPr>
-        <w:rPr>
-          <w:b/>
-          <w:bCs/>
-          <w:sz w:val="28"/>
-          <w:szCs w:val="28"/>
-        </w:rPr>
-      </w:pPr>
-      <w:r>
-        <w:rPr>
-          <w:b/>
-          <w:bCs/>
-          <w:sz w:val="28"/>
-          <w:szCs w:val="28"/>
-        </w:rPr>
-        <w:t>Steps to reproduce</w:t>
-      </w:r>
-    </w:p>
-    <w:p>
-      <w:pPr>
-        <w:numPr>
-          <w:ilvl w:val="0"/>
-          <w:numId w:val="15"/>
-        </w:numPr>
-        <w:rPr>
-          <w:sz w:val="28"/>
-          <w:szCs w:val="28"/>
-        </w:rPr>
-      </w:pPr>
-      <w:r>
-        <w:rPr>
-          <w:sz w:val="28"/>
-          <w:szCs w:val="28"/>
-        </w:rPr>
-        <w:t xml:space="preserve">Open the Hosted Interactive </w:t>
-      </w:r>
-      <w:proofErr w:type="spellStart"/>
-      <w:r>
-        <w:rPr>
-          <w:sz w:val="28"/>
-          <w:szCs w:val="28"/>
-        </w:rPr>
-        <w:t>WebAssembly</w:t>
-      </w:r>
-      <w:proofErr w:type="spellEnd"/>
-      <w:r>
-        <w:rPr>
-          <w:sz w:val="28"/>
-          <w:szCs w:val="28"/>
-        </w:rPr>
-        <w:t xml:space="preserve"> sample.</w:t>
-      </w:r>
-    </w:p>
-    <w:p>
-      <w:pPr>
-        <w:numPr>
-          <w:ilvl w:val="0"/>
-          <w:numId w:val="15"/>
-        </w:numPr>
-        <w:rPr>
-          <w:sz w:val="28"/>
-          <w:szCs w:val="28"/>
-        </w:rPr>
-      </w:pPr>
-      <w:r>
-        <w:rPr>
-          <w:sz w:val="28"/>
-          <w:szCs w:val="28"/>
-        </w:rPr>
-        <w:lastRenderedPageBreak/>
-        <w:t xml:space="preserve">Register </w:t>
-      </w:r>
-      <w:proofErr w:type="spellStart"/>
-      <w:r>
-        <w:rPr>
-          <w:sz w:val="28"/>
-          <w:szCs w:val="28"/>
-        </w:rPr>
-        <w:t>IComponentPropertyActivator</w:t>
-      </w:r>
-      <w:proofErr w:type="spellEnd"/>
-      <w:r>
-        <w:rPr>
-          <w:sz w:val="28"/>
-          <w:szCs w:val="28"/>
-        </w:rPr>
-        <w:t xml:space="preserve"> only in the Server or Client project.</w:t>
-      </w:r>
-    </w:p>
-    <w:p>
-      <w:pPr>
-        <w:numPr>
-          <w:ilvl w:val="0"/>
-          <w:numId w:val="15"/>
-        </w:numPr>
-        <w:rPr>
-          <w:sz w:val="28"/>
-          <w:szCs w:val="28"/>
-        </w:rPr>
-      </w:pPr>
-      <w:r>
-        <w:rPr>
-          <w:sz w:val="28"/>
-          <w:szCs w:val="28"/>
-        </w:rPr>
-        <w:t>Run the application.</w:t>
-      </w:r>
-    </w:p>
-    <w:p>
-      <w:pPr>
-        <w:numPr>
-          <w:ilvl w:val="0"/>
-          <w:numId w:val="15"/>
-        </w:numPr>
-        <w:rPr>
-          <w:sz w:val="28"/>
-          <w:szCs w:val="28"/>
-        </w:rPr>
-      </w:pPr>
-      <w:r>
-        <w:rPr>
-          <w:sz w:val="28"/>
-          <w:szCs w:val="28"/>
-        </w:rPr>
-        <w:t>Navigate to /property-activator-validation.</w:t>
-      </w:r>
-    </w:p>
-    <w:p>
-      <w:pPr>
-        <w:numPr>
-          <w:ilvl w:val="0"/>
-          <w:numId w:val="15"/>
-        </w:numPr>
-        <w:rPr>
-          <w:sz w:val="28"/>
-          <w:szCs w:val="28"/>
-        </w:rPr>
-      </w:pPr>
-      <w:r>
-        <w:rPr>
-          <w:sz w:val="28"/>
-          <w:szCs w:val="28"/>
-        </w:rPr>
-        <w:t>Observe the runtime exception.</w:t>
-      </w:r>
-    </w:p>
-    <w:p>
-      <w:pPr>
-        <w:rPr>
-          <w:b/>
-          <w:bCs/>
-          <w:sz w:val="28"/>
-          <w:szCs w:val="28"/>
-        </w:rPr>
-      </w:pPr>
-      <w:r>
-        <w:rPr>
-          <w:b/>
-          <w:bCs/>
-          <w:sz w:val="28"/>
-          <w:szCs w:val="28"/>
-        </w:rPr>
-        <w:t>Actual result</w:t>
-      </w:r>
-    </w:p>
-    <w:p>
-      <w:pPr>
-        <w:rPr>
-          <w:sz w:val="28"/>
-          <w:szCs w:val="28"/>
-        </w:rPr>
-      </w:pPr>
-      <w:r>
-        <w:rPr>
-          <w:sz w:val="28"/>
-          <w:szCs w:val="28"/>
-        </w:rPr>
-        <w:t xml:space="preserve">An </w:t>
-      </w:r>
-      <w:proofErr w:type="spellStart"/>
-      <w:r>
-        <w:rPr>
-          <w:sz w:val="28"/>
-          <w:szCs w:val="28"/>
-        </w:rPr>
-        <w:t>InvalidOperationException</w:t>
-      </w:r>
-      <w:proofErr w:type="spellEnd"/>
-      <w:r>
-        <w:rPr>
-          <w:sz w:val="28"/>
-          <w:szCs w:val="28"/>
-        </w:rPr>
-        <w:t xml:space="preserve"> is thrown because </w:t>
-      </w:r>
-      <w:proofErr w:type="spellStart"/>
-      <w:r>
-        <w:rPr>
-          <w:sz w:val="28"/>
-          <w:szCs w:val="28"/>
-        </w:rPr>
-        <w:t>ActivationProbeService</w:t>
-      </w:r>
-      <w:proofErr w:type="spellEnd"/>
-      <w:r>
-        <w:rPr>
-          <w:sz w:val="28"/>
-          <w:szCs w:val="28"/>
-        </w:rPr>
-        <w:t xml:space="preserve"> cannot be resolved for the </w:t>
-      </w:r>
-      <w:proofErr w:type="spellStart"/>
-      <w:r>
-        <w:rPr>
-          <w:sz w:val="28"/>
-          <w:szCs w:val="28"/>
-        </w:rPr>
-        <w:t>OrdinaryProbe</w:t>
-      </w:r>
-      <w:proofErr w:type="spellEnd"/>
-      <w:r>
-        <w:rPr>
-          <w:sz w:val="28"/>
-          <w:szCs w:val="28"/>
-        </w:rPr>
-        <w:t xml:space="preserve"> injected property.</w:t>
-      </w:r>
-    </w:p>
-    <w:p>
-      <w:pPr>
-        <w:rPr>
-          <w:b/>
-          <w:bCs/>
-          <w:sz w:val="28"/>
-          <w:szCs w:val="28"/>
-        </w:rPr>
-      </w:pPr>
-      <w:r>
-        <w:rPr>
-          <w:b/>
-          <w:bCs/>
-          <w:sz w:val="28"/>
-          <w:szCs w:val="28"/>
-        </w:rPr>
-        <w:t>Impact</w:t>
-      </w:r>
-    </w:p>
-    <w:p>
-      <w:pPr>
-        <w:rPr>
-          <w:sz w:val="28"/>
-          <w:szCs w:val="28"/>
-        </w:rPr>
-      </w:pPr>
-      <w:r>
-        <w:rPr>
-          <w:sz w:val="28"/>
-          <w:szCs w:val="28"/>
-        </w:rPr>
-        <w:t>The page fails to initialize, preventing validation of the intended mixed prerender and interactive behavior.</w:t>
-      </w:r>
-    </w:p>
-    <w:p>
-      <w:pPr>
-        <w:rPr>
-          <w:b/>
-          <w:bCs/>
-          <w:sz w:val="28"/>
-          <w:szCs w:val="28"/>
-        </w:rPr>
-      </w:pPr>
-      <w:r>
-        <w:rPr>
-          <w:b/>
-          <w:bCs/>
-          <w:sz w:val="28"/>
-          <w:szCs w:val="28"/>
-        </w:rPr>
-        <w:t>Evidence</w:t>
-      </w:r>
-    </w:p>
-    <w:p>
-      <w:pPr>
-        <w:rPr>
-          <w:sz w:val="28"/>
-          <w:szCs w:val="28"/>
-        </w:rPr>
-      </w:pPr>
-      <w:hyperlink r:id="rId86" w:history="1">
-        <w:proofErr w:type="spellStart"/>
-        <w:r>
-          <w:rPr>
-            <w:rStyle w:val="Hyperlink"/>
-            <w:sz w:val="28"/>
-            <w:szCs w:val="28"/>
-          </w:rPr>
-          <w:t>ClientOnly_InvalidOperationException</w:t>
-        </w:r>
-        <w:proofErr w:type="spellEnd"/>
-      </w:hyperlink>
-      <w:r>
-        <w:rPr>
-          <w:sz w:val="28"/>
-          <w:szCs w:val="28"/>
-        </w:rPr>
-        <w:br/>
-      </w:r>
-      <w:hyperlink r:id="rId87" w:history="1">
-        <w:proofErr w:type="spellStart"/>
-        <w:r>
-          <w:rPr>
-            <w:rStyle w:val="Hyperlink"/>
-            <w:sz w:val="28"/>
-            <w:szCs w:val="28"/>
-          </w:rPr>
-          <w:t>ServerOnly_InvalidOperationException</w:t>
-        </w:r>
-        <w:proofErr w:type="spellEnd"/>
-      </w:hyperlink>
-    </w:p>
-    <w:p>
-      <w:pPr>
-        <w:rPr>
-          <w:sz w:val="28"/>
-          <w:szCs w:val="28"/>
-        </w:rPr>
-      </w:pPr>
-    </w:p>
-    <w:p>
-      <w:pPr>
-        <w:rPr>
-          <w:b/>
-          <w:bCs/>
-          <w:sz w:val="28"/>
-          <w:szCs w:val="28"/>
-        </w:rPr>
-      </w:pPr>
-      <w:r>
-        <w:rPr>
-          <w:b/>
-          <w:bCs/>
-          <w:sz w:val="28"/>
-          <w:szCs w:val="28"/>
-        </w:rPr>
-        <w:t xml:space="preserve">2. </w:t>
-      </w:r>
-      <w:r>
-        <w:rPr>
-          <w:b/>
-          <w:bCs/>
-          <w:sz w:val="28"/>
-          <w:szCs w:val="28"/>
-        </w:rPr>
-        <w:t>Trimmed Build Validation</w:t>
-      </w:r>
-    </w:p>
-    <w:p>
-      <w:pPr>
-        <w:numPr>
-          <w:ilvl w:val="0"/>
-          <w:numId w:val="17"/>
-        </w:numPr>
-        <w:rPr>
-          <w:sz w:val="28"/>
-          <w:szCs w:val="28"/>
-        </w:rPr>
-      </w:pPr>
-      <w:r>
-        <w:rPr>
-          <w:sz w:val="28"/>
-          <w:szCs w:val="28"/>
-        </w:rPr>
-        <w:t>Ordinary Published Release passed and matched Debug.</w:t>
-      </w:r>
-    </w:p>
-    <w:p>
-      <w:pPr>
-        <w:numPr>
-          <w:ilvl w:val="0"/>
-          <w:numId w:val="17"/>
-        </w:numPr>
-        <w:rPr>
-          <w:sz w:val="28"/>
-          <w:szCs w:val="28"/>
-        </w:rPr>
-      </w:pPr>
-      <w:r>
-        <w:rPr>
-          <w:sz w:val="28"/>
-          <w:szCs w:val="28"/>
-        </w:rPr>
-        <w:t>The trimmed publish generated output but emitted explicit unsupported-feature warnings.</w:t>
-      </w:r>
-    </w:p>
-    <w:p>
-      <w:pPr>
-        <w:numPr>
-          <w:ilvl w:val="0"/>
-          <w:numId w:val="17"/>
-        </w:numPr>
-        <w:rPr>
-          <w:sz w:val="28"/>
-          <w:szCs w:val="28"/>
-        </w:rPr>
-      </w:pPr>
-      <w:r>
-        <w:rPr>
-          <w:i/>
-          <w:iCs/>
-          <w:sz w:val="28"/>
-          <w:szCs w:val="28"/>
-        </w:rPr>
-        <w:t>IL2026 stated that Razor Components does not currently support trimming or Native AOT.</w:t>
-      </w:r>
-    </w:p>
-    <w:p>
-      <w:pPr>
-        <w:numPr>
-          <w:ilvl w:val="0"/>
-          <w:numId w:val="17"/>
-        </w:numPr>
-        <w:rPr>
-          <w:sz w:val="28"/>
-          <w:szCs w:val="28"/>
-        </w:rPr>
-      </w:pPr>
-      <w:r>
-        <w:rPr>
-          <w:i/>
-          <w:iCs/>
-          <w:sz w:val="28"/>
-          <w:szCs w:val="28"/>
-        </w:rPr>
-        <w:t>IL2026 stated that Session State middleware does not currently support trimming or Native AOT.</w:t>
-      </w:r>
-    </w:p>
-    <w:p>
-      <w:pPr>
-        <w:numPr>
-          <w:ilvl w:val="0"/>
-          <w:numId w:val="17"/>
-        </w:numPr>
-        <w:rPr>
-          <w:sz w:val="28"/>
-          <w:szCs w:val="28"/>
-        </w:rPr>
-      </w:pPr>
-      <w:r>
-        <w:rPr>
-          <w:sz w:val="28"/>
-          <w:szCs w:val="28"/>
-        </w:rPr>
-        <w:t xml:space="preserve">Additional warnings covered </w:t>
-      </w:r>
-      <w:proofErr w:type="spellStart"/>
-      <w:r>
-        <w:rPr>
-          <w:i/>
-          <w:iCs/>
-          <w:sz w:val="28"/>
-          <w:szCs w:val="28"/>
-        </w:rPr>
-        <w:t>Router</w:t>
-      </w:r>
-      <w:proofErr w:type="gramStart"/>
-      <w:r>
-        <w:rPr>
-          <w:i/>
-          <w:iCs/>
-          <w:sz w:val="28"/>
-          <w:szCs w:val="28"/>
-        </w:rPr>
-        <w:t>.NotFoundPage</w:t>
-      </w:r>
-      <w:proofErr w:type="spellEnd"/>
-      <w:proofErr w:type="gramEnd"/>
-      <w:r>
-        <w:rPr>
-          <w:sz w:val="28"/>
-          <w:szCs w:val="28"/>
-        </w:rPr>
-        <w:t>, component metadata, reflection-based JSON serialization, type resolution, and Session property preservation.</w:t>
-      </w:r>
-    </w:p>
-    <w:p>
-      <w:pPr>
-        <w:numPr>
-          <w:ilvl w:val="0"/>
-          <w:numId w:val="17"/>
-        </w:numPr>
-        <w:rPr>
-          <w:sz w:val="28"/>
-          <w:szCs w:val="28"/>
-        </w:rPr>
-      </w:pPr>
-      <w:r>
-        <w:rPr>
-          <w:sz w:val="28"/>
-          <w:szCs w:val="28"/>
-        </w:rPr>
-        <w:lastRenderedPageBreak/>
-        <w:t>The trimmed executable started, but both the root route and /supported/set returned HTTP 500 during Razor component activation.</w:t>
-      </w:r>
-    </w:p>
-    <w:p>
-      <w:pPr>
-        <w:numPr>
-          <w:ilvl w:val="0"/>
-          <w:numId w:val="17"/>
-        </w:numPr>
-        <w:rPr>
-          <w:sz w:val="28"/>
-          <w:szCs w:val="28"/>
-        </w:rPr>
-      </w:pPr>
-      <w:r>
-        <w:rPr>
-          <w:sz w:val="28"/>
-          <w:szCs w:val="28"/>
-        </w:rPr>
-        <w:t>The trimmed axis is classified as a configuration limitation, not a regression.</w:t>
-      </w:r>
-    </w:p>
-    <w:p>
-      <w:pPr>
-        <w:numPr>
-          <w:ilvl w:val="0"/>
-          <w:numId w:val="17"/>
-        </w:numPr>
-        <w:rPr>
-          <w:sz w:val="28"/>
-          <w:szCs w:val="28"/>
-        </w:rPr>
-      </w:pPr>
-      <w:proofErr w:type="spellStart"/>
-      <w:r>
-        <w:rPr>
-          <w:i/>
-          <w:iCs/>
-          <w:sz w:val="28"/>
-          <w:szCs w:val="28"/>
-        </w:rPr>
-        <w:t>System.InvalidOperationException</w:t>
-      </w:r>
-      <w:proofErr w:type="spellEnd"/>
-      <w:r>
-        <w:rPr>
-          <w:i/>
-          <w:iCs/>
-          <w:sz w:val="28"/>
-          <w:szCs w:val="28"/>
-        </w:rPr>
-        <w:t xml:space="preserve">: A suitable constructor for type </w:t>
-      </w:r>
-      <w:r>
-        <w:rPr>
-          <w:i/>
-          <w:iCs/>
-          <w:sz w:val="28"/>
-          <w:szCs w:val="28"/>
-        </w:rPr>
-        <w:t>“</w:t>
-      </w:r>
-      <w:proofErr w:type="spellStart"/>
-      <w:proofErr w:type="gramStart"/>
-      <w:r>
-        <w:rPr>
-          <w:i/>
-          <w:iCs/>
-          <w:sz w:val="28"/>
-          <w:szCs w:val="28"/>
-        </w:rPr>
-        <w:t>PropertyActivatorHostedWasm.Client.Pages.NotFound</w:t>
-      </w:r>
-      <w:proofErr w:type="spellEnd"/>
-      <w:proofErr w:type="gramEnd"/>
-      <w:r>
-        <w:rPr>
-          <w:i/>
-          <w:iCs/>
-          <w:sz w:val="28"/>
-          <w:szCs w:val="28"/>
-        </w:rPr>
-        <w:t xml:space="preserve">” </w:t>
-      </w:r>
-      <w:r>
-        <w:rPr>
-          <w:i/>
-          <w:iCs/>
-          <w:sz w:val="28"/>
-          <w:szCs w:val="28"/>
-        </w:rPr>
-        <w:t>could not be located</w:t>
-      </w:r>
-      <w:r>
-        <w:rPr>
-          <w:sz w:val="28"/>
-          <w:szCs w:val="28"/>
-        </w:rPr>
-        <w:t xml:space="preserve"> occurred while navigating to trimmed published localhost </w:t>
-      </w:r>
-      <w:proofErr w:type="spellStart"/>
-      <w:r>
-        <w:rPr>
-          <w:sz w:val="28"/>
-          <w:szCs w:val="28"/>
-        </w:rPr>
-        <w:t>url</w:t>
-      </w:r>
-      <w:proofErr w:type="spellEnd"/>
-      <w:r>
-        <w:rPr>
-          <w:sz w:val="28"/>
-          <w:szCs w:val="28"/>
-        </w:rPr>
-        <w:t>.</w:t>
-      </w:r>
-    </w:p>
-    <w:p>
-      <w:pPr>
-        <w:rPr>
-          <w:b/>
-          <w:bCs/>
-          <w:sz w:val="28"/>
-          <w:szCs w:val="28"/>
-        </w:rPr>
-      </w:pPr>
-      <w:r>
-        <w:rPr>
-          <w:b/>
-          <w:bCs/>
-          <w:sz w:val="28"/>
-          <w:szCs w:val="28"/>
-        </w:rPr>
-        <w:t>Evidence</w:t>
-      </w:r>
-    </w:p>
-    <w:p>
-      <w:pPr>
-        <w:rPr>
-          <w:sz w:val="28"/>
-          <w:szCs w:val="28"/>
-        </w:rPr>
-      </w:pPr>
-      <w:hyperlink r:id="rId88" w:history="1">
-        <w:r>
-          <w:rPr>
-            <w:rStyle w:val="Hyperlink"/>
-            <w:sz w:val="28"/>
-            <w:szCs w:val="28"/>
-          </w:rPr>
-          <w:t>Trimmed-log</w:t>
-        </w:r>
-      </w:hyperlink>
-      <w:r>
-        <w:rPr>
-          <w:sz w:val="28"/>
-          <w:szCs w:val="28"/>
-        </w:rPr>
-        <w:br/>
-      </w:r>
-      <w:hyperlink r:id="rId89" w:history="1">
-        <w:r>
-          <w:rPr>
-            <w:rStyle w:val="Hyperlink"/>
-            <w:sz w:val="28"/>
-            <w:szCs w:val="28"/>
-          </w:rPr>
-          <w:t>page-not-found</w:t>
-        </w:r>
-      </w:hyperlink>
     </w:p>
     <w:sectPr>
       <w:pgSz w:w="12240" w:h="15840"/>

--- a/Evidence/Custom_IComponentPropertyActivator_Validation_Report.docx
+++ b/Evidence/Custom_IComponentPropertyActivator_Validation_Report.docx
@@ -18,7 +18,27 @@
           <w:sz w:val="32"/>
           <w:szCs w:val="32"/>
         </w:rPr>
-        <w:t>[Validation] Replacing property injection with a custom IComponentPropertyActivator </w:t>
+        <w:t xml:space="preserve">[Validation] Replacing property injection with a custom </w:t>
+      </w:r>
+      <w:proofErr w:type="spellStart"/>
+      <w:r>
+        <w:rPr>
+          <w:b/>
+          <w:bCs/>
+          <w:sz w:val="32"/>
+          <w:szCs w:val="32"/>
+        </w:rPr>
+        <w:t>IComponentPropertyActivator</w:t>
+      </w:r>
+      <w:proofErr w:type="spellEnd"/>
+      <w:r>
+        <w:rPr>
+          <w:b/>
+          <w:bCs/>
+          <w:sz w:val="32"/>
+          <w:szCs w:val="32"/>
+        </w:rPr>
+        <w:t> </w:t>
       </w:r>
     </w:p>
     <w:p>
@@ -37,8 +57,30 @@
           <w:rPr>
             <w:rStyle w:val="Hyperlink"/>
           </w:rPr>
-          <w:t>[Validation] Replacing property injection with a custom IComponentPropertyActivator · Issue #69177 · dotnet/aspnetcore</w:t>
+          <w:t xml:space="preserve">[Validation] Replacing property injection with a custom </w:t>
         </w:r>
+        <w:proofErr w:type="spellStart"/>
+        <w:r>
+          <w:rPr>
+            <w:rStyle w:val="Hyperlink"/>
+          </w:rPr>
+          <w:t>IComponentPropertyActivator</w:t>
+        </w:r>
+        <w:proofErr w:type="spellEnd"/>
+        <w:r>
+          <w:rPr>
+            <w:rStyle w:val="Hyperlink"/>
+          </w:rPr>
+          <w:t xml:space="preserve"> · Issue #69177 · dotnet/</w:t>
+        </w:r>
+        <w:proofErr w:type="spellStart"/>
+        <w:r>
+          <w:rPr>
+            <w:rStyle w:val="Hyperlink"/>
+          </w:rPr>
+          <w:t>aspnetcore</w:t>
+        </w:r>
+        <w:proofErr w:type="spellEnd"/>
       </w:hyperlink>
     </w:p>
     <w:p>
@@ -114,7 +156,35 @@
         <w:rPr>
           <w:rFonts w:cs="Arial"/>
         </w:rPr>
-        <w:t>Standalone WebAssembly (PropertyActivator-StandaloneWasm)</w:t>
+        <w:t xml:space="preserve">Standalone </w:t>
+      </w:r>
+      <w:proofErr w:type="spellStart"/>
+      <w:r>
+        <w:rPr>
+          <w:rFonts w:cs="Arial"/>
+        </w:rPr>
+        <w:t>WebAssembly</w:t>
+      </w:r>
+      <w:proofErr w:type="spellEnd"/>
+      <w:r>
+        <w:rPr>
+          <w:rFonts w:cs="Arial"/>
+        </w:rPr>
+        <w:t xml:space="preserve"> (</w:t>
+      </w:r>
+      <w:proofErr w:type="spellStart"/>
+      <w:r>
+        <w:rPr>
+          <w:rFonts w:cs="Arial"/>
+        </w:rPr>
+        <w:t>PropertyActivator-StandaloneWasm</w:t>
+      </w:r>
+      <w:proofErr w:type="spellEnd"/>
+      <w:r>
+        <w:rPr>
+          <w:rFonts w:cs="Arial"/>
+        </w:rPr>
+        <w:t>)</w:t>
       </w:r>
     </w:p>
     <w:p>
@@ -131,7 +201,21 @@
         <w:rPr>
           <w:rFonts w:cs="Arial"/>
         </w:rPr>
-        <w:t>Blazor Web App - Interactive WebAssembly (PropertyActivatorHostedWasm + PropertyActivatorHostedWasm.Client)</w:t>
+        <w:t xml:space="preserve">Blazor Web App - Interactive </w:t>
+      </w:r>
+      <w:proofErr w:type="spellStart"/>
+      <w:r>
+        <w:rPr>
+          <w:rFonts w:cs="Arial"/>
+        </w:rPr>
+        <w:t>WebAssembly</w:t>
+      </w:r>
+      <w:proofErr w:type="spellEnd"/>
+      <w:r>
+        <w:rPr>
+          <w:rFonts w:cs="Arial"/>
+        </w:rPr>
+        <w:t xml:space="preserve"> (PropertyActivatorHostedWasm + PropertyActivatorHostedWasm.Client)</w:t>
       </w:r>
     </w:p>
     <w:p>
@@ -148,7 +232,21 @@
         <w:rPr>
           <w:rFonts w:cs="Arial"/>
         </w:rPr>
-        <w:t>Blazor Web App - Interactive Server (PropertyActivatorServer)</w:t>
+        <w:t>Blazor Web App - Interactive Server (</w:t>
+      </w:r>
+      <w:proofErr w:type="spellStart"/>
+      <w:r>
+        <w:rPr>
+          <w:rFonts w:cs="Arial"/>
+        </w:rPr>
+        <w:t>PropertyActivatorServer</w:t>
+      </w:r>
+      <w:proofErr w:type="spellEnd"/>
+      <w:r>
+        <w:rPr>
+          <w:rFonts w:cs="Arial"/>
+        </w:rPr>
+        <w:t>)</w:t>
       </w:r>
     </w:p>
     <w:p>
@@ -165,7 +263,21 @@
         <w:rPr>
           <w:rFonts w:cs="Arial"/>
         </w:rPr>
-        <w:t>Blazor Web App - Static SSR (PropertyActivatorSSR)</w:t>
+        <w:t>Blazor Web App - Static SSR (</w:t>
+      </w:r>
+      <w:proofErr w:type="spellStart"/>
+      <w:r>
+        <w:rPr>
+          <w:rFonts w:cs="Arial"/>
+        </w:rPr>
+        <w:t>PropertyActivatorSSR</w:t>
+      </w:r>
+      <w:proofErr w:type="spellEnd"/>
+      <w:r>
+        <w:rPr>
+          <w:rFonts w:cs="Arial"/>
+        </w:rPr>
+        <w:t>)</w:t>
       </w:r>
     </w:p>
     <w:p>
@@ -182,8 +294,16 @@
         <w:rPr>
           <w:rFonts w:cs="Arial"/>
         </w:rPr>
-        <w:t>Hybrid (MAUI) (PropertyActivatorHybrid</w:t>
+        <w:t>Hybrid (MAUI) (</w:t>
       </w:r>
+      <w:proofErr w:type="spellStart"/>
+      <w:r>
+        <w:rPr>
+          <w:rFonts w:cs="Arial"/>
+        </w:rPr>
+        <w:t>PropertyActivatorHybrid</w:t>
+      </w:r>
+      <w:proofErr w:type="spellEnd"/>
       <w:r>
         <w:rPr>
           <w:rFonts w:cs="Arial"/>
@@ -295,6 +415,36 @@
           <w:ilvl w:val="0"/>
           <w:numId w:val="3"/>
         </w:numPr>
+        <w:rPr>
+          <w:rFonts w:cs="Arial"/>
+        </w:rPr>
+      </w:pPr>
+      <w:r>
+        <w:rPr>
+          <w:b/>
+          <w:bCs/>
+        </w:rPr>
+        <w:t>Commit:</w:t>
+      </w:r>
+      <w:r>
+        <w:rPr>
+          <w:rFonts w:cs="Arial"/>
+        </w:rPr>
+        <w:t xml:space="preserve"> </w:t>
+      </w:r>
+      <w:r>
+        <w:rPr>
+          <w:rFonts w:cs="Arial"/>
+        </w:rPr>
+        <w:t>d9006c69bbea336f0910af342090da8f6f280f6b</w:t>
+      </w:r>
+    </w:p>
+    <w:p>
+      <w:pPr>
+        <w:numPr>
+          <w:ilvl w:val="0"/>
+          <w:numId w:val="3"/>
+        </w:numPr>
       </w:pPr>
       <w:r>
         <w:rPr>
@@ -406,6 +556,8 @@
                 <w:szCs w:val="28"/>
               </w:rPr>
             </w:pPr>
+            <w:proofErr w:type="spellStart"/>
+            <w:proofErr w:type="gramStart"/>
             <w:r>
               <w:rPr>
                 <w:b/>
@@ -415,6 +567,8 @@
               </w:rPr>
               <w:t>S.No</w:t>
             </w:r>
+            <w:proofErr w:type="spellEnd"/>
+            <w:proofErr w:type="gramEnd"/>
           </w:p>
         </w:tc>
         <w:tc>
@@ -570,7 +724,15 @@
                 <w:sz w:val="28"/>
                 <w:szCs w:val="28"/>
               </w:rPr>
-              <w:t xml:space="preserve"> Enabled mode shows custom activator with custom values; disabled mode shows DI default values.</w:t>
+              <w:t xml:space="preserve"> Enabled mode shows custom activator with </w:t>
+            </w:r>
+            <w:r>
+              <w:rPr>
+                <w:sz w:val="28"/>
+                <w:szCs w:val="28"/>
+              </w:rPr>
+              <w:lastRenderedPageBreak/>
+              <w:t>custom values; disabled mode shows DI default values.</w:t>
             </w:r>
           </w:p>
         </w:tc>
@@ -590,6 +752,7 @@
                 <w:sz w:val="28"/>
                 <w:szCs w:val="28"/>
               </w:rPr>
+              <w:lastRenderedPageBreak/>
               <w:t>Pass</w:t>
             </w:r>
           </w:p>
@@ -615,6 +778,103 @@
               <w:t xml:space="preserve">SSR: </w:t>
             </w:r>
             <w:hyperlink r:id="rId8" w:history="1">
+              <w:proofErr w:type="spellStart"/>
+              <w:r>
+                <w:rPr>
+                  <w:rStyle w:val="Hyperlink"/>
+                  <w:sz w:val="28"/>
+                  <w:szCs w:val="28"/>
+                </w:rPr>
+                <w:t>Custo</w:t>
+              </w:r>
+              <w:r>
+                <w:rPr>
+                  <w:rStyle w:val="Hyperlink"/>
+                  <w:sz w:val="28"/>
+                  <w:szCs w:val="28"/>
+                </w:rPr>
+                <w:t>m</w:t>
+              </w:r>
+              <w:r>
+                <w:rPr>
+                  <w:rStyle w:val="Hyperlink"/>
+                  <w:sz w:val="28"/>
+                  <w:szCs w:val="28"/>
+                </w:rPr>
+                <w:t>Ac</w:t>
+              </w:r>
+              <w:r>
+                <w:rPr>
+                  <w:rStyle w:val="Hyperlink"/>
+                  <w:sz w:val="28"/>
+                  <w:szCs w:val="28"/>
+                </w:rPr>
+                <w:t>t</w:t>
+              </w:r>
+              <w:r>
+                <w:rPr>
+                  <w:rStyle w:val="Hyperlink"/>
+                  <w:sz w:val="28"/>
+                  <w:szCs w:val="28"/>
+                </w:rPr>
+                <w:t>ivator</w:t>
+              </w:r>
+            </w:hyperlink>
+            <w:r>
+              <w:rPr>
+                <w:sz w:val="28"/>
+                <w:szCs w:val="28"/>
+              </w:rPr>
+              <w:t>,</w:t>
+            </w:r>
+            <w:hyperlink r:id="rId9" w:history="1">
+              <w:r>
+                <w:rPr>
+                  <w:rStyle w:val="Hyperlink"/>
+                  <w:sz w:val="28"/>
+                  <w:szCs w:val="28"/>
+                </w:rPr>
+                <w:t>defaultInjection</w:t>
+              </w:r>
+              <w:proofErr w:type="spellEnd"/>
+            </w:hyperlink>
+            <w:r>
+              <w:rPr>
+                <w:sz w:val="28"/>
+                <w:szCs w:val="28"/>
+              </w:rPr>
+              <w:t xml:space="preserve">, </w:t>
+            </w:r>
+            <w:hyperlink r:id="rId10" w:history="1">
+              <w:proofErr w:type="spellStart"/>
+              <w:r>
+                <w:rPr>
+                  <w:rStyle w:val="Hyperlink"/>
+                  <w:sz w:val="28"/>
+                  <w:szCs w:val="28"/>
+                </w:rPr>
+                <w:t>ActivationLog</w:t>
+              </w:r>
+              <w:proofErr w:type="spellEnd"/>
+            </w:hyperlink>
+            <w:r>
+              <w:rPr>
+                <w:sz w:val="28"/>
+                <w:szCs w:val="28"/>
+              </w:rPr>
+              <w:br/>
+            </w:r>
+            <w:r>
+              <w:rPr>
+                <w:b/>
+                <w:bCs/>
+                <w:sz w:val="28"/>
+                <w:szCs w:val="28"/>
+              </w:rPr>
+              <w:t xml:space="preserve">Global Server: </w:t>
+            </w:r>
+            <w:hyperlink r:id="rId11" w:history="1">
+              <w:proofErr w:type="spellStart"/>
               <w:r>
                 <w:rPr>
                   <w:rStyle w:val="Hyperlink"/>
@@ -631,7 +891,7 @@
               </w:rPr>
               <w:t>,</w:t>
             </w:r>
-            <w:hyperlink r:id="rId9" w:history="1">
+            <w:hyperlink r:id="rId12" w:history="1">
               <w:r>
                 <w:rPr>
                   <w:rStyle w:val="Hyperlink"/>
@@ -640,6 +900,7 @@
                 </w:rPr>
                 <w:t>defaultInjection</w:t>
               </w:r>
+              <w:proofErr w:type="spellEnd"/>
             </w:hyperlink>
             <w:r>
               <w:rPr>
@@ -648,7 +909,8 @@
               </w:rPr>
               <w:t xml:space="preserve">, </w:t>
             </w:r>
-            <w:hyperlink r:id="rId10" w:history="1">
+            <w:hyperlink r:id="rId13" w:history="1">
+              <w:proofErr w:type="spellStart"/>
               <w:r>
                 <w:rPr>
                   <w:rStyle w:val="Hyperlink"/>
@@ -657,12 +919,9 @@
                 </w:rPr>
                 <w:t>ActivationLog</w:t>
               </w:r>
+              <w:proofErr w:type="spellEnd"/>
             </w:hyperlink>
             <w:r>
-              <w:rPr>
-                <w:sz w:val="28"/>
-                <w:szCs w:val="28"/>
-              </w:rPr>
               <w:br/>
             </w:r>
             <w:r>
@@ -672,9 +931,11 @@
                 <w:sz w:val="28"/>
                 <w:szCs w:val="28"/>
               </w:rPr>
-              <w:t xml:space="preserve">Global Server: </w:t>
-            </w:r>
-            <w:hyperlink r:id="rId11" w:history="1">
+              <w:lastRenderedPageBreak/>
+              <w:t xml:space="preserve">Global WASM: </w:t>
+            </w:r>
+            <w:hyperlink r:id="rId14" w:history="1">
+              <w:proofErr w:type="spellStart"/>
               <w:r>
                 <w:rPr>
                   <w:rStyle w:val="Hyperlink"/>
@@ -691,7 +952,7 @@
               </w:rPr>
               <w:t>,</w:t>
             </w:r>
-            <w:hyperlink r:id="rId12" w:history="1">
+            <w:hyperlink r:id="rId15" w:history="1">
               <w:r>
                 <w:rPr>
                   <w:rStyle w:val="Hyperlink"/>
@@ -700,6 +961,7 @@
                 </w:rPr>
                 <w:t>defaultInjection</w:t>
               </w:r>
+              <w:proofErr w:type="spellEnd"/>
             </w:hyperlink>
             <w:r>
               <w:rPr>
@@ -708,7 +970,8 @@
               </w:rPr>
               <w:t xml:space="preserve">, </w:t>
             </w:r>
-            <w:hyperlink r:id="rId13" w:history="1">
+            <w:hyperlink r:id="rId16" w:history="1">
+              <w:proofErr w:type="spellStart"/>
               <w:r>
                 <w:rPr>
                   <w:rStyle w:val="Hyperlink"/>
@@ -717,8 +980,13 @@
                 </w:rPr>
                 <w:t>ActivationLog</w:t>
               </w:r>
+              <w:proofErr w:type="spellEnd"/>
             </w:hyperlink>
             <w:r>
+              <w:rPr>
+                <w:sz w:val="28"/>
+                <w:szCs w:val="28"/>
+              </w:rPr>
               <w:br/>
             </w:r>
             <w:r>
@@ -728,27 +996,10 @@
                 <w:sz w:val="28"/>
                 <w:szCs w:val="28"/>
               </w:rPr>
-              <w:t xml:space="preserve">Global </w:t>
-            </w:r>
-            <w:r>
-              <w:rPr>
-                <w:b/>
-                <w:bCs/>
-                <w:sz w:val="28"/>
-                <w:szCs w:val="28"/>
-              </w:rPr>
-              <w:t>WASM</w:t>
-            </w:r>
-            <w:r>
-              <w:rPr>
-                <w:b/>
-                <w:bCs/>
-                <w:sz w:val="28"/>
-                <w:szCs w:val="28"/>
-              </w:rPr>
-              <w:t xml:space="preserve">: </w:t>
-            </w:r>
-            <w:hyperlink r:id="rId14" w:history="1">
+              <w:t xml:space="preserve">Maui: </w:t>
+            </w:r>
+            <w:hyperlink r:id="rId17" w:history="1">
+              <w:proofErr w:type="spellStart"/>
               <w:r>
                 <w:rPr>
                   <w:rStyle w:val="Hyperlink"/>
@@ -765,24 +1016,16 @@
               </w:rPr>
               <w:t>,</w:t>
             </w:r>
-            <w:hyperlink r:id="rId15" w:history="1">
+            <w:hyperlink r:id="rId18" w:history="1">
               <w:r>
                 <w:rPr>
                   <w:rStyle w:val="Hyperlink"/>
                   <w:sz w:val="28"/>
                   <w:szCs w:val="28"/>
                 </w:rPr>
-                <w:t>defaultI</w:t>
+                <w:t>defaultInjection</w:t>
               </w:r>
-              <w:r>
-                <w:rPr>
-                  <w:rStyle w:val="Hyperlink"/>
-                  <w:sz w:val="28"/>
-                  <w:szCs w:val="28"/>
-                </w:rPr>
-                <w:lastRenderedPageBreak/>
-                <w:t>njection</w:t>
-              </w:r>
+              <w:proofErr w:type="spellEnd"/>
             </w:hyperlink>
             <w:r>
               <w:rPr>
@@ -791,7 +1034,8 @@
               </w:rPr>
               <w:t xml:space="preserve">, </w:t>
             </w:r>
-            <w:hyperlink r:id="rId16" w:history="1">
+            <w:hyperlink r:id="rId19" w:history="1">
+              <w:proofErr w:type="spellStart"/>
               <w:r>
                 <w:rPr>
                   <w:rStyle w:val="Hyperlink"/>
@@ -800,24 +1044,86 @@
                 </w:rPr>
                 <w:t>ActivationLog</w:t>
               </w:r>
+              <w:proofErr w:type="spellEnd"/>
             </w:hyperlink>
-            <w:r>
-              <w:rPr>
-                <w:sz w:val="28"/>
-                <w:szCs w:val="28"/>
-              </w:rPr>
-              <w:br/>
-            </w:r>
-            <w:r>
+          </w:p>
+          <w:p>
+            <w:pPr>
               <w:rPr>
                 <w:b/>
                 <w:bCs/>
                 <w:sz w:val="28"/>
                 <w:szCs w:val="28"/>
               </w:rPr>
-              <w:t xml:space="preserve">Maui: </w:t>
-            </w:r>
-            <w:hyperlink r:id="rId17" w:history="1">
+            </w:pPr>
+            <w:r>
+              <w:rPr>
+                <w:b/>
+                <w:bCs/>
+                <w:sz w:val="28"/>
+                <w:szCs w:val="28"/>
+              </w:rPr>
+              <w:t xml:space="preserve">Standalone WASM: </w:t>
+            </w:r>
+            <w:hyperlink r:id="rId20" w:history="1">
+              <w:proofErr w:type="spellStart"/>
+              <w:r>
+                <w:rPr>
+                  <w:rStyle w:val="Hyperlink"/>
+                  <w:sz w:val="28"/>
+                  <w:szCs w:val="28"/>
+                </w:rPr>
+                <w:t>CustomActivator,</w:t>
+              </w:r>
+            </w:hyperlink>
+            <w:hyperlink r:id="rId21" w:history="1">
+              <w:r>
+                <w:rPr>
+                  <w:rStyle w:val="Hyperlink"/>
+                  <w:sz w:val="28"/>
+                  <w:szCs w:val="28"/>
+                </w:rPr>
+                <w:t>defaultInjection</w:t>
+              </w:r>
+              <w:proofErr w:type="spellEnd"/>
+            </w:hyperlink>
+            <w:r>
+              <w:rPr>
+                <w:sz w:val="28"/>
+                <w:szCs w:val="28"/>
+              </w:rPr>
+              <w:t xml:space="preserve">, </w:t>
+            </w:r>
+            <w:hyperlink r:id="rId22" w:history="1">
+              <w:proofErr w:type="spellStart"/>
+              <w:r>
+                <w:rPr>
+                  <w:rStyle w:val="Hyperlink"/>
+                  <w:sz w:val="28"/>
+                  <w:szCs w:val="28"/>
+                </w:rPr>
+                <w:t>ActivationLog</w:t>
+              </w:r>
+              <w:proofErr w:type="spellEnd"/>
+            </w:hyperlink>
+            <w:r>
+              <w:rPr>
+                <w:sz w:val="28"/>
+                <w:szCs w:val="28"/>
+              </w:rPr>
+              <w:br/>
+            </w:r>
+            <w:r>
+              <w:rPr>
+                <w:b/>
+                <w:bCs/>
+                <w:sz w:val="28"/>
+                <w:szCs w:val="28"/>
+              </w:rPr>
+              <w:t xml:space="preserve">Published output: </w:t>
+            </w:r>
+            <w:hyperlink r:id="rId23" w:history="1">
+              <w:proofErr w:type="spellStart"/>
               <w:r>
                 <w:rPr>
                   <w:rStyle w:val="Hyperlink"/>
@@ -834,129 +1140,6 @@
               </w:rPr>
               <w:t>,</w:t>
             </w:r>
-            <w:hyperlink r:id="rId18" w:history="1">
-              <w:r>
-                <w:rPr>
-                  <w:rStyle w:val="Hyperlink"/>
-                  <w:sz w:val="28"/>
-                  <w:szCs w:val="28"/>
-                </w:rPr>
-                <w:t>defaultInjection</w:t>
-              </w:r>
-            </w:hyperlink>
-            <w:r>
-              <w:rPr>
-                <w:sz w:val="28"/>
-                <w:szCs w:val="28"/>
-              </w:rPr>
-              <w:t xml:space="preserve">, </w:t>
-            </w:r>
-            <w:hyperlink r:id="rId19" w:history="1">
-              <w:r>
-                <w:rPr>
-                  <w:rStyle w:val="Hyperlink"/>
-                  <w:sz w:val="28"/>
-                  <w:szCs w:val="28"/>
-                </w:rPr>
-                <w:t>ActivationLog</w:t>
-              </w:r>
-            </w:hyperlink>
-          </w:p>
-          <w:p>
-            <w:pPr>
-              <w:rPr>
-                <w:b/>
-                <w:bCs/>
-                <w:sz w:val="28"/>
-                <w:szCs w:val="28"/>
-              </w:rPr>
-            </w:pPr>
-            <w:r>
-              <w:rPr>
-                <w:b/>
-                <w:bCs/>
-                <w:sz w:val="28"/>
-                <w:szCs w:val="28"/>
-              </w:rPr>
-              <w:t xml:space="preserve">Standalone WASM: </w:t>
-            </w:r>
-            <w:hyperlink r:id="rId20" w:history="1">
-              <w:r>
-                <w:rPr>
-                  <w:rStyle w:val="Hyperlink"/>
-                  <w:sz w:val="28"/>
-                  <w:szCs w:val="28"/>
-                </w:rPr>
-                <w:t>CustomActivator</w:t>
-              </w:r>
-            </w:hyperlink>
-            <w:r>
-              <w:rPr>
-                <w:sz w:val="28"/>
-                <w:szCs w:val="28"/>
-              </w:rPr>
-              <w:t>,</w:t>
-            </w:r>
-            <w:hyperlink r:id="rId21" w:history="1">
-              <w:r>
-                <w:rPr>
-                  <w:rStyle w:val="Hyperlink"/>
-                  <w:sz w:val="28"/>
-                  <w:szCs w:val="28"/>
-                </w:rPr>
-                <w:t>defaultInjection</w:t>
-              </w:r>
-            </w:hyperlink>
-            <w:r>
-              <w:rPr>
-                <w:sz w:val="28"/>
-                <w:szCs w:val="28"/>
-              </w:rPr>
-              <w:t xml:space="preserve">, </w:t>
-            </w:r>
-            <w:hyperlink r:id="rId22" w:history="1">
-              <w:r>
-                <w:rPr>
-                  <w:rStyle w:val="Hyperlink"/>
-                  <w:sz w:val="28"/>
-                  <w:szCs w:val="28"/>
-                </w:rPr>
-                <w:t>ActivationLog</w:t>
-              </w:r>
-            </w:hyperlink>
-            <w:r>
-              <w:rPr>
-                <w:sz w:val="28"/>
-                <w:szCs w:val="28"/>
-              </w:rPr>
-              <w:br/>
-            </w:r>
-            <w:r>
-              <w:rPr>
-                <w:b/>
-                <w:bCs/>
-                <w:sz w:val="28"/>
-                <w:szCs w:val="28"/>
-              </w:rPr>
-              <w:t xml:space="preserve">Published output: </w:t>
-            </w:r>
-            <w:hyperlink r:id="rId23" w:history="1">
-              <w:r>
-                <w:rPr>
-                  <w:rStyle w:val="Hyperlink"/>
-                  <w:sz w:val="28"/>
-                  <w:szCs w:val="28"/>
-                </w:rPr>
-                <w:t>CustomActivator</w:t>
-              </w:r>
-            </w:hyperlink>
-            <w:r>
-              <w:rPr>
-                <w:sz w:val="28"/>
-                <w:szCs w:val="28"/>
-              </w:rPr>
-              <w:t>,</w:t>
-            </w:r>
             <w:hyperlink r:id="rId24" w:history="1">
               <w:r>
                 <w:rPr>
@@ -966,6 +1149,7 @@
                 </w:rPr>
                 <w:t>defaultInjection</w:t>
               </w:r>
+              <w:proofErr w:type="spellEnd"/>
             </w:hyperlink>
             <w:r>
               <w:rPr>
@@ -975,6 +1159,7 @@
               <w:t xml:space="preserve">, </w:t>
             </w:r>
             <w:hyperlink r:id="rId25" w:history="1">
+              <w:proofErr w:type="spellStart"/>
               <w:r>
                 <w:rPr>
                   <w:rStyle w:val="Hyperlink"/>
@@ -983,6 +1168,7 @@
                 </w:rPr>
                 <w:t>ActivationLog</w:t>
               </w:r>
+              <w:proofErr w:type="spellEnd"/>
             </w:hyperlink>
           </w:p>
         </w:tc>
@@ -1025,7 +1211,23 @@
                 <w:sz w:val="28"/>
                 <w:szCs w:val="28"/>
               </w:rPr>
-              <w:t xml:space="preserve">In Hosted Interactive WebAssembly, register the custom activator in only one project (server-only/client-only) and observe the prerender-to-interactive handover. </w:t>
+              <w:t xml:space="preserve">In Hosted Interactive </w:t>
+            </w:r>
+            <w:proofErr w:type="spellStart"/>
+            <w:r>
+              <w:rPr>
+                <w:sz w:val="28"/>
+                <w:szCs w:val="28"/>
+              </w:rPr>
+              <w:t>WebAssembly</w:t>
+            </w:r>
+            <w:proofErr w:type="spellEnd"/>
+            <w:r>
+              <w:rPr>
+                <w:sz w:val="28"/>
+                <w:szCs w:val="28"/>
+              </w:rPr>
+              <w:t xml:space="preserve">, register the custom activator in only one project (server-only/client-only) and observe the prerender-to-interactive handover. </w:t>
             </w:r>
           </w:p>
           <w:p>
@@ -1049,7 +1251,23 @@
                 <w:sz w:val="28"/>
                 <w:szCs w:val="28"/>
               </w:rPr>
-              <w:t xml:space="preserve"> Mixed behavior across prerender and interactive phases.</w:t>
+              <w:t xml:space="preserve"> Mixed behavior across </w:t>
+            </w:r>
+            <w:proofErr w:type="gramStart"/>
+            <w:r>
+              <w:rPr>
+                <w:sz w:val="28"/>
+                <w:szCs w:val="28"/>
+              </w:rPr>
+              <w:t>prerender</w:t>
+            </w:r>
+            <w:proofErr w:type="gramEnd"/>
+            <w:r>
+              <w:rPr>
+                <w:sz w:val="28"/>
+                <w:szCs w:val="28"/>
+              </w:rPr>
+              <w:t xml:space="preserve"> and interactive phases.</w:t>
             </w:r>
           </w:p>
         </w:tc>
@@ -1092,6 +1310,7 @@
               <w:t xml:space="preserve">Server Only: </w:t>
             </w:r>
             <w:hyperlink r:id="rId26" w:history="1">
+              <w:proofErr w:type="spellStart"/>
               <w:r>
                 <w:rPr>
                   <w:rStyle w:val="Hyperlink"/>
@@ -1100,22 +1319,25 @@
                 </w:rPr>
                 <w:t>CustomActivator</w:t>
               </w:r>
+              <w:proofErr w:type="spellEnd"/>
+              <w:r>
+                <w:rPr>
+                  <w:rStyle w:val="Hyperlink"/>
+                  <w:sz w:val="28"/>
+                  <w:szCs w:val="28"/>
+                </w:rPr>
+                <w:t>,</w:t>
+              </w:r>
             </w:hyperlink>
             <w:r>
               <w:rPr>
                 <w:sz w:val="28"/>
                 <w:szCs w:val="28"/>
               </w:rPr>
-              <w:t>,</w:t>
-            </w:r>
-            <w:r>
-              <w:rPr>
-                <w:sz w:val="28"/>
-                <w:szCs w:val="28"/>
-              </w:rPr>
               <w:br/>
             </w:r>
             <w:hyperlink r:id="rId27" w:history="1">
+              <w:proofErr w:type="spellStart"/>
               <w:r>
                 <w:rPr>
                   <w:rStyle w:val="Hyperlink"/>
@@ -1124,6 +1346,7 @@
                 </w:rPr>
                 <w:t>Activation_Failure</w:t>
               </w:r>
+              <w:proofErr w:type="spellEnd"/>
             </w:hyperlink>
           </w:p>
           <w:p>
@@ -1141,13 +1364,23 @@
               <w:t xml:space="preserve">Client Only: </w:t>
             </w:r>
             <w:hyperlink r:id="rId28" w:history="1">
+              <w:proofErr w:type="spellStart"/>
               <w:r>
                 <w:rPr>
                   <w:rStyle w:val="Hyperlink"/>
                   <w:sz w:val="28"/>
                   <w:szCs w:val="28"/>
                 </w:rPr>
-                <w:t>CustomActivator,</w:t>
+                <w:t>CustomActivator</w:t>
+              </w:r>
+              <w:proofErr w:type="spellEnd"/>
+              <w:r>
+                <w:rPr>
+                  <w:rStyle w:val="Hyperlink"/>
+                  <w:sz w:val="28"/>
+                  <w:szCs w:val="28"/>
+                </w:rPr>
+                <w:t>,</w:t>
               </w:r>
             </w:hyperlink>
             <w:r>
@@ -1158,6 +1391,7 @@
               <w:br/>
             </w:r>
             <w:hyperlink r:id="rId29" w:history="1">
+              <w:proofErr w:type="spellStart"/>
               <w:r>
                 <w:rPr>
                   <w:rStyle w:val="Hyperlink"/>
@@ -1166,6 +1400,7 @@
                 </w:rPr>
                 <w:t>Activation_Failure</w:t>
               </w:r>
+              <w:proofErr w:type="spellEnd"/>
             </w:hyperlink>
           </w:p>
         </w:tc>
@@ -1209,6 +1444,27 @@
               </w:rPr>
               <w:t xml:space="preserve">Trigger isolated failure on /activation-failure. </w:t>
             </w:r>
+            <w:r>
+              <w:rPr>
+                <w:sz w:val="28"/>
+                <w:szCs w:val="28"/>
+              </w:rPr>
+              <w:t xml:space="preserve">Or </w:t>
+            </w:r>
+            <w:r>
+              <w:rPr>
+                <w:sz w:val="28"/>
+                <w:szCs w:val="28"/>
+              </w:rPr>
+              <w:t>verify</w:t>
+            </w:r>
+            <w:r>
+              <w:rPr>
+                <w:sz w:val="28"/>
+                <w:szCs w:val="28"/>
+              </w:rPr>
+              <w:t xml:space="preserve"> deliberate activation exception. </w:t>
+            </w:r>
           </w:p>
           <w:p>
             <w:pPr>
@@ -1231,7 +1487,23 @@
                 <w:sz w:val="28"/>
                 <w:szCs w:val="28"/>
               </w:rPr>
-              <w:t xml:space="preserve"> Failure surfaces through ErrorBoundary or error output; application does not initialize successfully for that route.</w:t>
+              <w:t xml:space="preserve"> Failure surfaces through </w:t>
+            </w:r>
+            <w:proofErr w:type="spellStart"/>
+            <w:r>
+              <w:rPr>
+                <w:sz w:val="28"/>
+                <w:szCs w:val="28"/>
+              </w:rPr>
+              <w:t>ErrorBoundary</w:t>
+            </w:r>
+            <w:proofErr w:type="spellEnd"/>
+            <w:r>
+              <w:rPr>
+                <w:sz w:val="28"/>
+                <w:szCs w:val="28"/>
+              </w:rPr>
+              <w:t xml:space="preserve"> or error output; application does not initialize successfully for that route.</w:t>
             </w:r>
           </w:p>
         </w:tc>
@@ -1343,14 +1615,7 @@
                 <w:sz w:val="28"/>
                 <w:szCs w:val="28"/>
               </w:rPr>
-              <w:t>WASM</w:t>
-            </w:r>
-            <w:r>
-              <w:rPr>
-                <w:sz w:val="28"/>
-                <w:szCs w:val="28"/>
-              </w:rPr>
-              <w:t xml:space="preserve">: </w:t>
+              <w:t xml:space="preserve">WASM: </w:t>
             </w:r>
             <w:hyperlink r:id="rId34" w:history="1">
               <w:r>
@@ -1469,7 +1734,23 @@
                 <w:sz w:val="28"/>
                 <w:szCs w:val="28"/>
               </w:rPr>
-              <w:t xml:space="preserve">Verify custom activator is used when registered. </w:t>
+              <w:t xml:space="preserve">Verify ordinary </w:t>
+            </w:r>
+            <w:proofErr w:type="gramStart"/>
+            <w:r>
+              <w:rPr>
+                <w:sz w:val="28"/>
+                <w:szCs w:val="28"/>
+              </w:rPr>
+              <w:t>injection</w:t>
+            </w:r>
+            <w:proofErr w:type="gramEnd"/>
+            <w:r>
+              <w:rPr>
+                <w:sz w:val="28"/>
+                <w:szCs w:val="28"/>
+              </w:rPr>
+              <w:t xml:space="preserve">. </w:t>
             </w:r>
             <w:r>
               <w:rPr>
@@ -1478,14 +1759,23 @@
                 <w:sz w:val="28"/>
                 <w:szCs w:val="28"/>
               </w:rPr>
-              <w:t>Observation:</w:t>
-            </w:r>
-            <w:r>
-              <w:rPr>
-                <w:sz w:val="28"/>
-                <w:szCs w:val="28"/>
-              </w:rPr>
-              <w:t xml:space="preserve"> Activation log clearly shows custom activation path for injected properties.</w:t>
+              <w:t>Observation</w:t>
+            </w:r>
+            <w:r>
+              <w:rPr>
+                <w:b/>
+                <w:bCs/>
+                <w:sz w:val="28"/>
+                <w:szCs w:val="28"/>
+              </w:rPr>
+              <w:t>:</w:t>
+            </w:r>
+            <w:r>
+              <w:rPr>
+                <w:sz w:val="28"/>
+                <w:szCs w:val="28"/>
+              </w:rPr>
+              <w:t xml:space="preserve"> Ordinary injected property is populated with expected value.</w:t>
             </w:r>
           </w:p>
         </w:tc>
@@ -1516,363 +1806,12 @@
           <w:p>
             <w:r>
               <w:rPr>
-                <w:b/>
-                <w:bCs/>
                 <w:sz w:val="28"/>
                 <w:szCs w:val="28"/>
               </w:rPr>
               <w:t xml:space="preserve">SSR: </w:t>
             </w:r>
             <w:hyperlink r:id="rId38" w:history="1">
-              <w:r>
-                <w:rPr>
-                  <w:rStyle w:val="Hyperlink"/>
-                  <w:sz w:val="28"/>
-                  <w:szCs w:val="28"/>
-                </w:rPr>
-                <w:t>CustomActivator</w:t>
-              </w:r>
-            </w:hyperlink>
-            <w:r>
-              <w:rPr>
-                <w:sz w:val="28"/>
-                <w:szCs w:val="28"/>
-              </w:rPr>
-              <w:t xml:space="preserve"> , </w:t>
-            </w:r>
-            <w:hyperlink r:id="rId39" w:history="1">
-              <w:r>
-                <w:rPr>
-                  <w:rStyle w:val="Hyperlink"/>
-                  <w:sz w:val="28"/>
-                  <w:szCs w:val="28"/>
-                </w:rPr>
-                <w:t>ActivationLog</w:t>
-              </w:r>
-            </w:hyperlink>
-            <w:r>
-              <w:rPr>
-                <w:sz w:val="28"/>
-                <w:szCs w:val="28"/>
-              </w:rPr>
-              <w:br/>
-            </w:r>
-            <w:r>
-              <w:rPr>
-                <w:b/>
-                <w:bCs/>
-                <w:sz w:val="28"/>
-                <w:szCs w:val="28"/>
-              </w:rPr>
-              <w:t xml:space="preserve">Global Server: </w:t>
-            </w:r>
-            <w:hyperlink r:id="rId40" w:history="1">
-              <w:r>
-                <w:rPr>
-                  <w:rStyle w:val="Hyperlink"/>
-                  <w:sz w:val="28"/>
-                  <w:szCs w:val="28"/>
-                </w:rPr>
-                <w:t>CustomActivator</w:t>
-              </w:r>
-            </w:hyperlink>
-            <w:r>
-              <w:rPr>
-                <w:sz w:val="28"/>
-                <w:szCs w:val="28"/>
-              </w:rPr>
-              <w:t xml:space="preserve"> , </w:t>
-            </w:r>
-            <w:hyperlink r:id="rId41" w:history="1">
-              <w:r>
-                <w:rPr>
-                  <w:rStyle w:val="Hyperlink"/>
-                  <w:sz w:val="28"/>
-                  <w:szCs w:val="28"/>
-                </w:rPr>
-                <w:t>ActivationLog</w:t>
-              </w:r>
-            </w:hyperlink>
-          </w:p>
-          <w:p>
-            <w:pPr>
-              <w:rPr>
-                <w:sz w:val="28"/>
-                <w:szCs w:val="28"/>
-              </w:rPr>
-            </w:pPr>
-            <w:r>
-              <w:rPr>
-                <w:b/>
-                <w:bCs/>
-                <w:sz w:val="28"/>
-                <w:szCs w:val="28"/>
-              </w:rPr>
-              <w:t xml:space="preserve">Global WASM: </w:t>
-            </w:r>
-            <w:hyperlink r:id="rId42" w:history="1">
-              <w:r>
-                <w:rPr>
-                  <w:rStyle w:val="Hyperlink"/>
-                  <w:sz w:val="28"/>
-                  <w:szCs w:val="28"/>
-                </w:rPr>
-                <w:t>CustomActivator</w:t>
-              </w:r>
-            </w:hyperlink>
-            <w:r>
-              <w:rPr>
-                <w:sz w:val="28"/>
-                <w:szCs w:val="28"/>
-              </w:rPr>
-              <w:t xml:space="preserve"> ,</w:t>
-            </w:r>
-            <w:r>
-              <w:t xml:space="preserve"> </w:t>
-            </w:r>
-            <w:hyperlink r:id="rId43" w:history="1">
-              <w:r>
-                <w:rPr>
-                  <w:rStyle w:val="Hyperlink"/>
-                  <w:sz w:val="28"/>
-                  <w:szCs w:val="28"/>
-                </w:rPr>
-                <w:t>ActivationLog</w:t>
-              </w:r>
-            </w:hyperlink>
-            <w:r>
-              <w:rPr>
-                <w:sz w:val="28"/>
-                <w:szCs w:val="28"/>
-              </w:rPr>
-              <w:br/>
-            </w:r>
-            <w:r>
-              <w:rPr>
-                <w:b/>
-                <w:bCs/>
-                <w:sz w:val="28"/>
-                <w:szCs w:val="28"/>
-              </w:rPr>
-              <w:t xml:space="preserve">Maui: </w:t>
-            </w:r>
-            <w:hyperlink r:id="rId44" w:history="1">
-              <w:r>
-                <w:rPr>
-                  <w:rStyle w:val="Hyperlink"/>
-                  <w:sz w:val="28"/>
-                  <w:szCs w:val="28"/>
-                </w:rPr>
-                <w:t>CustomActivator</w:t>
-              </w:r>
-            </w:hyperlink>
-            <w:r>
-              <w:rPr>
-                <w:sz w:val="28"/>
-                <w:szCs w:val="28"/>
-              </w:rPr>
-              <w:t xml:space="preserve">, </w:t>
-            </w:r>
-            <w:hyperlink r:id="rId45" w:history="1">
-              <w:r>
-                <w:rPr>
-                  <w:rStyle w:val="Hyperlink"/>
-                  <w:sz w:val="28"/>
-                  <w:szCs w:val="28"/>
-                </w:rPr>
-                <w:t>ActivationLog</w:t>
-              </w:r>
-            </w:hyperlink>
-          </w:p>
-          <w:p>
-            <w:pPr>
-              <w:rPr>
-                <w:sz w:val="28"/>
-                <w:szCs w:val="28"/>
-              </w:rPr>
-            </w:pPr>
-            <w:r>
-              <w:rPr>
-                <w:b/>
-                <w:bCs/>
-                <w:sz w:val="28"/>
-                <w:szCs w:val="28"/>
-              </w:rPr>
-              <w:t xml:space="preserve">Standalone WASM: </w:t>
-            </w:r>
-            <w:hyperlink r:id="rId46" w:history="1">
-              <w:r>
-                <w:rPr>
-                  <w:rStyle w:val="Hyperlink"/>
-                  <w:sz w:val="28"/>
-                  <w:szCs w:val="28"/>
-                </w:rPr>
-                <w:t>CustomActivator</w:t>
-              </w:r>
-            </w:hyperlink>
-            <w:r>
-              <w:rPr>
-                <w:sz w:val="28"/>
-                <w:szCs w:val="28"/>
-              </w:rPr>
-              <w:t xml:space="preserve">, </w:t>
-            </w:r>
-            <w:hyperlink r:id="rId47" w:history="1">
-              <w:r>
-                <w:rPr>
-                  <w:rStyle w:val="Hyperlink"/>
-                  <w:sz w:val="28"/>
-                  <w:szCs w:val="28"/>
-                </w:rPr>
-                <w:t>ActivationLog</w:t>
-              </w:r>
-            </w:hyperlink>
-            <w:r>
-              <w:rPr>
-                <w:sz w:val="28"/>
-                <w:szCs w:val="28"/>
-              </w:rPr>
-              <w:br/>
-            </w:r>
-            <w:r>
-              <w:rPr>
-                <w:b/>
-                <w:bCs/>
-                <w:sz w:val="28"/>
-                <w:szCs w:val="28"/>
-              </w:rPr>
-              <w:t xml:space="preserve">Published output: </w:t>
-            </w:r>
-            <w:hyperlink r:id="rId48" w:history="1">
-              <w:r>
-                <w:rPr>
-                  <w:rStyle w:val="Hyperlink"/>
-                  <w:sz w:val="28"/>
-                  <w:szCs w:val="28"/>
-                </w:rPr>
-                <w:t>CustomActivator</w:t>
-              </w:r>
-            </w:hyperlink>
-            <w:r>
-              <w:rPr>
-                <w:sz w:val="28"/>
-                <w:szCs w:val="28"/>
-              </w:rPr>
-              <w:t xml:space="preserve"> , </w:t>
-            </w:r>
-            <w:hyperlink r:id="rId49" w:history="1">
-              <w:r>
-                <w:rPr>
-                  <w:rStyle w:val="Hyperlink"/>
-                  <w:sz w:val="28"/>
-                  <w:szCs w:val="28"/>
-                </w:rPr>
-                <w:t>ActivationLog</w:t>
-              </w:r>
-            </w:hyperlink>
-          </w:p>
-        </w:tc>
-      </w:tr>
-      <w:tr>
-        <w:tc>
-          <w:tcPr>
-            <w:tcW w:w="776" w:type="dxa"/>
-          </w:tcPr>
-          <w:p>
-            <w:pPr>
-              <w:rPr>
-                <w:sz w:val="28"/>
-                <w:szCs w:val="28"/>
-              </w:rPr>
-            </w:pPr>
-            <w:r>
-              <w:rPr>
-                <w:sz w:val="28"/>
-                <w:szCs w:val="28"/>
-              </w:rPr>
-              <w:lastRenderedPageBreak/>
-              <w:t>5</w:t>
-            </w:r>
-          </w:p>
-        </w:tc>
-        <w:tc>
-          <w:tcPr>
-            <w:tcW w:w="4259" w:type="dxa"/>
-          </w:tcPr>
-          <w:p>
-            <w:pPr>
-              <w:rPr>
-                <w:sz w:val="28"/>
-                <w:szCs w:val="28"/>
-              </w:rPr>
-            </w:pPr>
-            <w:r>
-              <w:rPr>
-                <w:sz w:val="28"/>
-                <w:szCs w:val="28"/>
-              </w:rPr>
-              <w:t xml:space="preserve">Verify ordinary injection. </w:t>
-            </w:r>
-            <w:r>
-              <w:rPr>
-                <w:b/>
-                <w:bCs/>
-                <w:sz w:val="28"/>
-                <w:szCs w:val="28"/>
-              </w:rPr>
-              <w:t>Observation</w:t>
-            </w:r>
-            <w:r>
-              <w:rPr>
-                <w:b/>
-                <w:bCs/>
-                <w:sz w:val="28"/>
-                <w:szCs w:val="28"/>
-              </w:rPr>
-              <w:t>:</w:t>
-            </w:r>
-            <w:r>
-              <w:rPr>
-                <w:sz w:val="28"/>
-                <w:szCs w:val="28"/>
-              </w:rPr>
-              <w:t xml:space="preserve"> Ordinary injected property is populated with expected value.</w:t>
-            </w:r>
-          </w:p>
-        </w:tc>
-        <w:tc>
-          <w:tcPr>
-            <w:tcW w:w="1080" w:type="dxa"/>
-          </w:tcPr>
-          <w:p>
-            <w:pPr>
-              <w:rPr>
-                <w:sz w:val="28"/>
-                <w:szCs w:val="28"/>
-              </w:rPr>
-            </w:pPr>
-            <w:r>
-              <w:rPr>
-                <w:sz w:val="28"/>
-                <w:szCs w:val="28"/>
-              </w:rPr>
-              <w:t>Pass</w:t>
-            </w:r>
-          </w:p>
-        </w:tc>
-        <w:tc>
-          <w:tcPr>
-            <w:tcW w:w="3235" w:type="dxa"/>
-          </w:tcPr>
-          <w:p>
-            <w:r>
-              <w:rPr>
-                <w:sz w:val="28"/>
-                <w:szCs w:val="28"/>
-              </w:rPr>
-              <w:t xml:space="preserve">SSR: </w:t>
-            </w:r>
-            <w:hyperlink r:id="rId50" w:history="1">
               <w:r>
                 <w:rPr>
                   <w:rStyle w:val="Hyperlink"/>
@@ -1890,7 +1829,7 @@
               <w:br/>
               <w:t xml:space="preserve">Server: </w:t>
             </w:r>
-            <w:hyperlink r:id="rId51" w:history="1">
+            <w:hyperlink r:id="rId39" w:history="1">
               <w:r>
                 <w:rPr>
                   <w:rStyle w:val="Hyperlink"/>
@@ -1918,7 +1857,7 @@
               </w:rPr>
               <w:t xml:space="preserve"> </w:t>
             </w:r>
-            <w:hyperlink r:id="rId52" w:history="1">
+            <w:hyperlink r:id="rId40" w:history="1">
               <w:r>
                 <w:rPr>
                   <w:rStyle w:val="Hyperlink"/>
@@ -1936,7 +1875,7 @@
               <w:br/>
               <w:t xml:space="preserve">Maui: </w:t>
             </w:r>
-            <w:hyperlink r:id="rId53" w:history="1">
+            <w:hyperlink r:id="rId41" w:history="1">
               <w:r>
                 <w:rPr>
                   <w:rStyle w:val="Hyperlink"/>
@@ -1952,9 +1891,16 @@
                 <w:szCs w:val="28"/>
               </w:rPr>
               <w:br/>
+            </w:r>
+            <w:r>
+              <w:rPr>
+                <w:sz w:val="28"/>
+                <w:szCs w:val="28"/>
+              </w:rPr>
+              <w:lastRenderedPageBreak/>
               <w:t xml:space="preserve">Standalone WASM: </w:t>
             </w:r>
-            <w:hyperlink r:id="rId54" w:history="1">
+            <w:hyperlink r:id="rId42" w:history="1">
               <w:r>
                 <w:rPr>
                   <w:rStyle w:val="Hyperlink"/>
@@ -1970,9 +1916,24 @@
                 <w:szCs w:val="28"/>
               </w:rPr>
               <w:br/>
-              <w:t xml:space="preserve">Publised output: </w:t>
-            </w:r>
-            <w:hyperlink r:id="rId55" w:history="1">
+            </w:r>
+            <w:proofErr w:type="spellStart"/>
+            <w:r>
+              <w:rPr>
+                <w:sz w:val="28"/>
+                <w:szCs w:val="28"/>
+              </w:rPr>
+              <w:t>Publised</w:t>
+            </w:r>
+            <w:proofErr w:type="spellEnd"/>
+            <w:r>
+              <w:rPr>
+                <w:sz w:val="28"/>
+                <w:szCs w:val="28"/>
+              </w:rPr>
+              <w:t xml:space="preserve"> output: </w:t>
+            </w:r>
+            <w:hyperlink r:id="rId43" w:history="1">
               <w:r>
                 <w:rPr>
                   <w:rStyle w:val="Hyperlink"/>
@@ -2002,7 +1963,8 @@
                 <w:sz w:val="28"/>
                 <w:szCs w:val="28"/>
               </w:rPr>
-              <w:t>6</w:t>
+              <w:lastRenderedPageBreak/>
+              <w:t>5</w:t>
             </w:r>
           </w:p>
         </w:tc>
@@ -2087,7 +2049,7 @@
               </w:rPr>
               <w:t xml:space="preserve">SSR: </w:t>
             </w:r>
-            <w:hyperlink r:id="rId56" w:history="1">
+            <w:hyperlink r:id="rId44" w:history="1">
               <w:r>
                 <w:rPr>
                   <w:rStyle w:val="Hyperlink"/>
@@ -2105,7 +2067,7 @@
               <w:br/>
               <w:t xml:space="preserve">Server: </w:t>
             </w:r>
-            <w:hyperlink r:id="rId57" w:history="1">
+            <w:hyperlink r:id="rId45" w:history="1">
               <w:r>
                 <w:rPr>
                   <w:rStyle w:val="Hyperlink"/>
@@ -2119,7 +2081,7 @@
               <w:br/>
               <w:t xml:space="preserve">WASM: </w:t>
             </w:r>
-            <w:hyperlink r:id="rId58" w:history="1">
+            <w:hyperlink r:id="rId46" w:history="1">
               <w:r>
                 <w:rPr>
                   <w:rStyle w:val="Hyperlink"/>
@@ -2137,7 +2099,7 @@
               <w:br/>
               <w:t xml:space="preserve">Maui: </w:t>
             </w:r>
-            <w:hyperlink r:id="rId59" w:history="1">
+            <w:hyperlink r:id="rId47" w:history="1">
               <w:r>
                 <w:rPr>
                   <w:rStyle w:val="Hyperlink"/>
@@ -2155,7 +2117,41 @@
               <w:br/>
               <w:t xml:space="preserve">Standalone WASM: </w:t>
             </w:r>
-            <w:hyperlink r:id="rId60" w:history="1">
+            <w:hyperlink r:id="rId48" w:history="1">
+              <w:r>
+                <w:rPr>
+                  <w:rStyle w:val="Hyperlink"/>
+                  <w:sz w:val="28"/>
+                  <w:szCs w:val="28"/>
+                </w:rPr>
+                <w:t>key-injection</w:t>
+              </w:r>
+              <w:r>
+                <w:rPr>
+                  <w:rStyle w:val="Hyperlink"/>
+                  <w:sz w:val="28"/>
+                  <w:szCs w:val="28"/>
+                </w:rPr>
+                <w:br/>
+              </w:r>
+            </w:hyperlink>
+            <w:proofErr w:type="spellStart"/>
+            <w:r>
+              <w:rPr>
+                <w:sz w:val="28"/>
+                <w:szCs w:val="28"/>
+              </w:rPr>
+              <w:t>Publised</w:t>
+            </w:r>
+            <w:proofErr w:type="spellEnd"/>
+            <w:r>
+              <w:rPr>
+                <w:sz w:val="28"/>
+                <w:szCs w:val="28"/>
+              </w:rPr>
+              <w:t xml:space="preserve"> output: </w:t>
+            </w:r>
+            <w:hyperlink r:id="rId49" w:history="1">
               <w:r>
                 <w:rPr>
                   <w:rStyle w:val="Hyperlink"/>
@@ -2165,24 +2161,6 @@
                 <w:t>key-injection</w:t>
               </w:r>
             </w:hyperlink>
-            <w:r>
-              <w:rPr>
-                <w:sz w:val="28"/>
-                <w:szCs w:val="28"/>
-              </w:rPr>
-              <w:br/>
-              <w:t xml:space="preserve">Publised output: </w:t>
-            </w:r>
-            <w:hyperlink r:id="rId61" w:history="1">
-              <w:r>
-                <w:rPr>
-                  <w:rStyle w:val="Hyperlink"/>
-                  <w:sz w:val="28"/>
-                  <w:szCs w:val="28"/>
-                </w:rPr>
-                <w:t>key-injection</w:t>
-              </w:r>
-            </w:hyperlink>
           </w:p>
         </w:tc>
       </w:tr>
@@ -2203,7 +2181,7 @@
                 <w:sz w:val="28"/>
                 <w:szCs w:val="28"/>
               </w:rPr>
-              <w:t>7</w:t>
+              <w:t>6</w:t>
             </w:r>
           </w:p>
         </w:tc>
@@ -2288,7 +2266,7 @@
               </w:rPr>
               <w:t xml:space="preserve">SSR: </w:t>
             </w:r>
-            <w:hyperlink r:id="rId62" w:history="1">
+            <w:hyperlink r:id="rId50" w:history="1">
               <w:r>
                 <w:rPr>
                   <w:rStyle w:val="Hyperlink"/>
@@ -2304,9 +2282,23 @@
                 <w:szCs w:val="28"/>
               </w:rPr>
               <w:br/>
-              <w:t xml:space="preserve">Server: </w:t>
-            </w:r>
-            <w:hyperlink r:id="rId63" w:history="1">
+              <w:t>Server:</w:t>
+            </w:r>
+            <w:hyperlink r:id="rId51" w:history="1">
+              <w:r>
+                <w:rPr>
+                  <w:rStyle w:val="Hyperlink"/>
+                  <w:sz w:val="28"/>
+                  <w:szCs w:val="28"/>
+                </w:rPr>
+                <w:t xml:space="preserve"> inherited-injection</w:t>
+              </w:r>
+            </w:hyperlink>
+            <w:r>
+              <w:br/>
+              <w:t xml:space="preserve">WASM: </w:t>
+            </w:r>
+            <w:hyperlink r:id="rId52" w:history="1">
               <w:r>
                 <w:rPr>
                   <w:rStyle w:val="Hyperlink"/>
@@ -2317,10 +2309,14 @@
               </w:r>
             </w:hyperlink>
             <w:r>
+              <w:rPr>
+                <w:sz w:val="28"/>
+                <w:szCs w:val="28"/>
+              </w:rPr>
               <w:br/>
-              <w:t xml:space="preserve">WASM: </w:t>
-            </w:r>
-            <w:hyperlink r:id="rId64" w:history="1">
+              <w:t xml:space="preserve">Maui: </w:t>
+            </w:r>
+            <w:hyperlink r:id="rId53" w:history="1">
               <w:r>
                 <w:rPr>
                   <w:rStyle w:val="Hyperlink"/>
@@ -2336,9 +2332,9 @@
                 <w:szCs w:val="28"/>
               </w:rPr>
               <w:br/>
-              <w:t xml:space="preserve">Maui: </w:t>
-            </w:r>
-            <w:hyperlink r:id="rId65" w:history="1">
+              <w:t xml:space="preserve">Standalone WASM: </w:t>
+            </w:r>
+            <w:hyperlink r:id="rId54" w:history="1">
               <w:r>
                 <w:rPr>
                   <w:rStyle w:val="Hyperlink"/>
@@ -2354,9 +2350,24 @@
                 <w:szCs w:val="28"/>
               </w:rPr>
               <w:br/>
-              <w:t xml:space="preserve">Standalone WASM: </w:t>
-            </w:r>
-            <w:hyperlink r:id="rId66" w:history="1">
+            </w:r>
+            <w:proofErr w:type="spellStart"/>
+            <w:r>
+              <w:rPr>
+                <w:sz w:val="28"/>
+                <w:szCs w:val="28"/>
+              </w:rPr>
+              <w:t>Publised</w:t>
+            </w:r>
+            <w:proofErr w:type="spellEnd"/>
+            <w:r>
+              <w:rPr>
+                <w:sz w:val="28"/>
+                <w:szCs w:val="28"/>
+              </w:rPr>
+              <w:t xml:space="preserve"> output: </w:t>
+            </w:r>
+            <w:hyperlink r:id="rId55" w:history="1">
               <w:r>
                 <w:rPr>
                   <w:rStyle w:val="Hyperlink"/>
@@ -2366,24 +2377,6 @@
                 <w:t>inherited-injection</w:t>
               </w:r>
             </w:hyperlink>
-            <w:r>
-              <w:rPr>
-                <w:sz w:val="28"/>
-                <w:szCs w:val="28"/>
-              </w:rPr>
-              <w:br/>
-              <w:t xml:space="preserve">Publised output: </w:t>
-            </w:r>
-            <w:hyperlink r:id="rId67" w:history="1">
-              <w:r>
-                <w:rPr>
-                  <w:rStyle w:val="Hyperlink"/>
-                  <w:sz w:val="28"/>
-                  <w:szCs w:val="28"/>
-                </w:rPr>
-                <w:t>inherited-injection</w:t>
-              </w:r>
-            </w:hyperlink>
           </w:p>
         </w:tc>
       </w:tr>
@@ -2404,7 +2397,7 @@
                 <w:sz w:val="28"/>
                 <w:szCs w:val="28"/>
               </w:rPr>
-              <w:t>8</w:t>
+              <w:t>7</w:t>
             </w:r>
           </w:p>
         </w:tc>
@@ -2447,15 +2440,7 @@
                 <w:sz w:val="28"/>
                 <w:szCs w:val="28"/>
               </w:rPr>
-              <w:t xml:space="preserve">Protected/private </w:t>
-            </w:r>
-            <w:r>
-              <w:rPr>
-                <w:sz w:val="28"/>
-                <w:szCs w:val="28"/>
-              </w:rPr>
-              <w:lastRenderedPageBreak/>
-              <w:t>injected property is populated correctly.</w:t>
+              <w:t>Protected/private injected property is populated correctly.</w:t>
             </w:r>
           </w:p>
           <w:p>
@@ -2483,7 +2468,6 @@
                 <w:sz w:val="28"/>
                 <w:szCs w:val="28"/>
               </w:rPr>
-              <w:lastRenderedPageBreak/>
               <w:t>Pass</w:t>
             </w:r>
           </w:p>
@@ -2506,7 +2490,7 @@
               </w:rPr>
               <w:t>SSR:</w:t>
             </w:r>
-            <w:hyperlink r:id="rId68" w:history="1">
+            <w:hyperlink r:id="rId56" w:history="1">
               <w:r>
                 <w:rPr>
                   <w:rStyle w:val="Hyperlink"/>
@@ -2522,16 +2506,9 @@
                 <w:szCs w:val="28"/>
               </w:rPr>
               <w:br/>
-            </w:r>
-            <w:r>
-              <w:rPr>
-                <w:sz w:val="28"/>
-                <w:szCs w:val="28"/>
-              </w:rPr>
-              <w:lastRenderedPageBreak/>
               <w:t xml:space="preserve">Server: </w:t>
             </w:r>
-            <w:hyperlink r:id="rId69" w:history="1">
+            <w:hyperlink r:id="rId57" w:history="1">
               <w:r>
                 <w:rPr>
                   <w:rStyle w:val="Hyperlink"/>
@@ -2545,7 +2522,7 @@
               <w:br/>
               <w:t xml:space="preserve">WASM: </w:t>
             </w:r>
-            <w:hyperlink r:id="rId70" w:history="1">
+            <w:hyperlink r:id="rId58" w:history="1">
               <w:r>
                 <w:rPr>
                   <w:rStyle w:val="Hyperlink"/>
@@ -2563,7 +2540,7 @@
               <w:br/>
               <w:t xml:space="preserve">Maui: </w:t>
             </w:r>
-            <w:hyperlink r:id="rId71" w:history="1">
+            <w:hyperlink r:id="rId59" w:history="1">
               <w:r>
                 <w:rPr>
                   <w:rStyle w:val="Hyperlink"/>
@@ -2581,7 +2558,7 @@
               <w:br/>
               <w:t xml:space="preserve">Standalone WASM: </w:t>
             </w:r>
-            <w:hyperlink r:id="rId72" w:history="1">
+            <w:hyperlink r:id="rId60" w:history="1">
               <w:r>
                 <w:rPr>
                   <w:rStyle w:val="Hyperlink"/>
@@ -2597,9 +2574,24 @@
                 <w:szCs w:val="28"/>
               </w:rPr>
               <w:br/>
-              <w:t xml:space="preserve">Publised output: </w:t>
-            </w:r>
-            <w:hyperlink r:id="rId73" w:history="1">
+            </w:r>
+            <w:proofErr w:type="spellStart"/>
+            <w:r>
+              <w:rPr>
+                <w:sz w:val="28"/>
+                <w:szCs w:val="28"/>
+              </w:rPr>
+              <w:t>Publised</w:t>
+            </w:r>
+            <w:proofErr w:type="spellEnd"/>
+            <w:r>
+              <w:rPr>
+                <w:sz w:val="28"/>
+                <w:szCs w:val="28"/>
+              </w:rPr>
+              <w:t xml:space="preserve"> output: </w:t>
+            </w:r>
+            <w:hyperlink r:id="rId61" w:history="1">
               <w:r>
                 <w:rPr>
                   <w:rStyle w:val="Hyperlink"/>
@@ -2629,8 +2621,7 @@
                 <w:sz w:val="28"/>
                 <w:szCs w:val="28"/>
               </w:rPr>
-              <w:lastRenderedPageBreak/>
-              <w:t>9</w:t>
+              <w:t>8</w:t>
             </w:r>
           </w:p>
         </w:tc>
@@ -2668,12 +2659,21 @@
               </w:rPr>
               <w:t xml:space="preserve"> </w:t>
             </w:r>
-            <w:r>
-              <w:rPr>
-                <w:sz w:val="28"/>
-                <w:szCs w:val="28"/>
-              </w:rPr>
-              <w:t>NoInjectionProbe renders successfully.</w:t>
+            <w:proofErr w:type="spellStart"/>
+            <w:r>
+              <w:rPr>
+                <w:sz w:val="28"/>
+                <w:szCs w:val="28"/>
+              </w:rPr>
+              <w:t>NoInjectionProbe</w:t>
+            </w:r>
+            <w:proofErr w:type="spellEnd"/>
+            <w:r>
+              <w:rPr>
+                <w:sz w:val="28"/>
+                <w:szCs w:val="28"/>
+              </w:rPr>
+              <w:t xml:space="preserve"> renders successfully.</w:t>
             </w:r>
           </w:p>
         </w:tc>
@@ -2715,7 +2715,7 @@
               </w:rPr>
               <w:t xml:space="preserve">SSR: </w:t>
             </w:r>
-            <w:hyperlink r:id="rId74" w:history="1">
+            <w:hyperlink r:id="rId62" w:history="1">
               <w:r>
                 <w:rPr>
                   <w:rStyle w:val="Hyperlink"/>
@@ -2733,7 +2733,7 @@
               <w:br/>
               <w:t>Server:</w:t>
             </w:r>
-            <w:hyperlink r:id="rId75" w:history="1">
+            <w:hyperlink r:id="rId63" w:history="1">
               <w:r>
                 <w:rPr>
                   <w:rStyle w:val="Hyperlink"/>
@@ -2747,7 +2747,7 @@
               <w:br/>
               <w:t xml:space="preserve">WASM: </w:t>
             </w:r>
-            <w:hyperlink r:id="rId76" w:history="1">
+            <w:hyperlink r:id="rId64" w:history="1">
               <w:r>
                 <w:rPr>
                   <w:rStyle w:val="Hyperlink"/>
@@ -2763,7 +2763,7 @@
               <w:br/>
               <w:t>Maui:</w:t>
             </w:r>
-            <w:hyperlink r:id="rId77" w:history="1">
+            <w:hyperlink r:id="rId65" w:history="1">
               <w:r>
                 <w:rPr>
                   <w:rStyle w:val="Hyperlink"/>
@@ -2779,9 +2779,50 @@
                 <w:szCs w:val="28"/>
               </w:rPr>
               <w:br/>
+            </w:r>
+            <w:r>
+              <w:rPr>
+                <w:sz w:val="28"/>
+                <w:szCs w:val="28"/>
+              </w:rPr>
+              <w:lastRenderedPageBreak/>
               <w:t xml:space="preserve">Standalone WASM: </w:t>
             </w:r>
-            <w:hyperlink r:id="rId78" w:history="1">
+            <w:hyperlink r:id="rId66" w:history="1">
+              <w:r>
+                <w:rPr>
+                  <w:rStyle w:val="Hyperlink"/>
+                  <w:sz w:val="28"/>
+                  <w:szCs w:val="28"/>
+                </w:rPr>
+                <w:t>no-injection</w:t>
+              </w:r>
+              <w:r>
+                <w:rPr>
+                  <w:rStyle w:val="Hyperlink"/>
+                  <w:sz w:val="28"/>
+                  <w:szCs w:val="28"/>
+                </w:rPr>
+                <w:br/>
+              </w:r>
+            </w:hyperlink>
+            <w:proofErr w:type="spellStart"/>
+            <w:r>
+              <w:rPr>
+                <w:sz w:val="28"/>
+                <w:szCs w:val="28"/>
+              </w:rPr>
+              <w:t>Publised</w:t>
+            </w:r>
+            <w:proofErr w:type="spellEnd"/>
+            <w:r>
+              <w:rPr>
+                <w:sz w:val="28"/>
+                <w:szCs w:val="28"/>
+              </w:rPr>
+              <w:t xml:space="preserve"> output: </w:t>
+            </w:r>
+            <w:hyperlink r:id="rId67" w:history="1">
               <w:r>
                 <w:rPr>
                   <w:rStyle w:val="Hyperlink"/>
@@ -2791,24 +2832,6 @@
                 <w:t>no-injection</w:t>
               </w:r>
             </w:hyperlink>
-            <w:r>
-              <w:rPr>
-                <w:sz w:val="28"/>
-                <w:szCs w:val="28"/>
-              </w:rPr>
-              <w:br/>
-              <w:t xml:space="preserve">Publised output: </w:t>
-            </w:r>
-            <w:hyperlink r:id="rId79" w:history="1">
-              <w:r>
-                <w:rPr>
-                  <w:rStyle w:val="Hyperlink"/>
-                  <w:sz w:val="28"/>
-                  <w:szCs w:val="28"/>
-                </w:rPr>
-                <w:t>no-injection</w:t>
-              </w:r>
-            </w:hyperlink>
           </w:p>
         </w:tc>
       </w:tr>
@@ -2829,14 +2852,8 @@
                 <w:sz w:val="28"/>
                 <w:szCs w:val="28"/>
               </w:rPr>
-              <w:t>1</w:t>
-            </w:r>
-            <w:r>
-              <w:rPr>
-                <w:sz w:val="28"/>
-                <w:szCs w:val="28"/>
-              </w:rPr>
-              <w:t>0</w:t>
+              <w:lastRenderedPageBreak/>
+              <w:t>9</w:t>
             </w:r>
           </w:p>
         </w:tc>
@@ -2856,16 +2873,8 @@
                 <w:sz w:val="28"/>
                 <w:szCs w:val="28"/>
               </w:rPr>
-              <w:t xml:space="preserve">Verify deliberate activation exception. </w:t>
-            </w:r>
-          </w:p>
-          <w:p>
-            <w:pPr>
-              <w:rPr>
-                <w:sz w:val="28"/>
-                <w:szCs w:val="28"/>
-              </w:rPr>
-            </w:pPr>
+              <w:t xml:space="preserve">Remove only the custom activator registration. </w:t>
+            </w:r>
             <w:r>
               <w:rPr>
                 <w:b/>
@@ -2887,7 +2896,7 @@
                 <w:sz w:val="28"/>
                 <w:szCs w:val="28"/>
               </w:rPr>
-              <w:t>Error details are surfaced through UI or logs and are not silent.</w:t>
+              <w:t>Application falls back to default DI values without changing service registrations.</w:t>
             </w:r>
           </w:p>
         </w:tc>
@@ -2916,210 +2925,12 @@
             <w:tcW w:w="3235" w:type="dxa"/>
           </w:tcPr>
           <w:p>
-            <w:r>
-              <w:rPr>
-                <w:sz w:val="28"/>
-                <w:szCs w:val="28"/>
-              </w:rPr>
-              <w:t xml:space="preserve">SSR: </w:t>
-            </w:r>
-            <w:hyperlink r:id="rId80" w:history="1">
-              <w:r>
-                <w:rPr>
-                  <w:rStyle w:val="Hyperlink"/>
-                  <w:sz w:val="28"/>
-                  <w:szCs w:val="28"/>
-                </w:rPr>
-                <w:t>Activation-failure</w:t>
-              </w:r>
-            </w:hyperlink>
-            <w:r>
-              <w:rPr>
-                <w:sz w:val="28"/>
-                <w:szCs w:val="28"/>
-              </w:rPr>
-              <w:t xml:space="preserve">, </w:t>
-            </w:r>
-            <w:hyperlink r:id="rId81" w:history="1">
-              <w:r>
-                <w:rPr>
-                  <w:rStyle w:val="Hyperlink"/>
-                  <w:sz w:val="28"/>
-                  <w:szCs w:val="28"/>
-                </w:rPr>
-                <w:t>Activation-failure-log</w:t>
-              </w:r>
-            </w:hyperlink>
-            <w:r>
-              <w:rPr>
-                <w:sz w:val="28"/>
-                <w:szCs w:val="28"/>
-              </w:rPr>
-              <w:br/>
-              <w:t xml:space="preserve">Server: </w:t>
-            </w:r>
-            <w:hyperlink r:id="rId82" w:history="1">
-              <w:r>
-                <w:rPr>
-                  <w:rStyle w:val="Hyperlink"/>
-                  <w:sz w:val="28"/>
-                  <w:szCs w:val="28"/>
-                </w:rPr>
-                <w:t>Activation-failure</w:t>
-              </w:r>
-            </w:hyperlink>
-            <w:r>
-              <w:rPr>
-                <w:sz w:val="28"/>
-                <w:szCs w:val="28"/>
-              </w:rPr>
-              <w:t xml:space="preserve">, </w:t>
-            </w:r>
-            <w:hyperlink r:id="rId83" w:history="1">
-              <w:r>
-                <w:rPr>
-                  <w:rStyle w:val="Hyperlink"/>
-                  <w:sz w:val="28"/>
-                  <w:szCs w:val="28"/>
-                </w:rPr>
-                <w:t>Activation-failure-log</w:t>
-              </w:r>
-            </w:hyperlink>
-          </w:p>
-          <w:p>
-            <w:pPr>
-              <w:rPr>
-                <w:sz w:val="28"/>
-                <w:szCs w:val="28"/>
-              </w:rPr>
-            </w:pPr>
-            <w:r>
-              <w:rPr>
-                <w:sz w:val="28"/>
-                <w:szCs w:val="28"/>
-              </w:rPr>
-              <w:t xml:space="preserve">WASM: </w:t>
-            </w:r>
-            <w:hyperlink r:id="rId84" w:history="1">
-              <w:r>
-                <w:rPr>
-                  <w:rStyle w:val="Hyperlink"/>
-                  <w:sz w:val="28"/>
-                  <w:szCs w:val="28"/>
-                </w:rPr>
-                <w:t>Activation-failure</w:t>
-              </w:r>
-            </w:hyperlink>
-            <w:r>
-              <w:rPr>
-                <w:sz w:val="28"/>
-                <w:szCs w:val="28"/>
-              </w:rPr>
-              <w:br/>
-              <w:t xml:space="preserve">Maui: </w:t>
-            </w:r>
-            <w:hyperlink r:id="rId85" w:history="1">
-              <w:r>
-                <w:rPr>
-                  <w:rStyle w:val="Hyperlink"/>
-                  <w:sz w:val="28"/>
-                  <w:szCs w:val="28"/>
-                </w:rPr>
-                <w:t>Activation-failure</w:t>
-              </w:r>
-            </w:hyperlink>
-          </w:p>
-          <w:p>
-            <w:pPr>
-              <w:rPr>
-                <w:sz w:val="28"/>
-                <w:szCs w:val="28"/>
-              </w:rPr>
-            </w:pPr>
-            <w:r>
-              <w:rPr>
-                <w:sz w:val="28"/>
-                <w:szCs w:val="28"/>
-              </w:rPr>
-              <w:t xml:space="preserve">Standalone WASM: </w:t>
-            </w:r>
-            <w:hyperlink r:id="rId86" w:history="1">
-              <w:r>
-                <w:rPr>
-                  <w:rStyle w:val="Hyperlink"/>
-                  <w:sz w:val="28"/>
-                  <w:szCs w:val="28"/>
-                </w:rPr>
-                <w:t>Activation-failure</w:t>
-              </w:r>
-            </w:hyperlink>
-            <w:r>
-              <w:rPr>
-                <w:sz w:val="28"/>
-                <w:szCs w:val="28"/>
-              </w:rPr>
-              <w:br/>
-              <w:t xml:space="preserve">Published output: </w:t>
-            </w:r>
-            <w:hyperlink r:id="rId87" w:history="1">
-              <w:r>
-                <w:rPr>
-                  <w:rStyle w:val="Hyperlink"/>
-                  <w:sz w:val="28"/>
-                  <w:szCs w:val="28"/>
-                </w:rPr>
-                <w:t>Activation-failure</w:t>
-              </w:r>
-            </w:hyperlink>
-          </w:p>
-        </w:tc>
-      </w:tr>
-      <w:tr>
-        <w:tc>
-          <w:tcPr>
-            <w:tcW w:w="776" w:type="dxa"/>
-          </w:tcPr>
-          <w:p>
-            <w:pPr>
-              <w:rPr>
-                <w:sz w:val="28"/>
-                <w:szCs w:val="28"/>
-              </w:rPr>
-            </w:pPr>
-            <w:r>
-              <w:rPr>
-                <w:sz w:val="28"/>
-                <w:szCs w:val="28"/>
-              </w:rPr>
-              <w:t>1</w:t>
-            </w:r>
-            <w:r>
-              <w:rPr>
-                <w:sz w:val="28"/>
-                <w:szCs w:val="28"/>
-              </w:rPr>
-              <w:t>1</w:t>
-            </w:r>
-          </w:p>
-        </w:tc>
-        <w:tc>
-          <w:tcPr>
-            <w:tcW w:w="4259" w:type="dxa"/>
-          </w:tcPr>
-          <w:p>
-            <w:pPr>
-              <w:rPr>
-                <w:sz w:val="28"/>
-                <w:szCs w:val="28"/>
-              </w:rPr>
-            </w:pPr>
-            <w:r>
-              <w:rPr>
-                <w:sz w:val="28"/>
-                <w:szCs w:val="28"/>
-              </w:rPr>
-              <w:t xml:space="preserve">Remove only the custom activator registration. </w:t>
-            </w:r>
+            <w:pPr>
+              <w:rPr>
+                <w:sz w:val="28"/>
+                <w:szCs w:val="28"/>
+              </w:rPr>
+            </w:pPr>
             <w:r>
               <w:rPr>
                 <w:b/>
@@ -3127,65 +2938,10 @@
                 <w:sz w:val="28"/>
                 <w:szCs w:val="28"/>
               </w:rPr>
-              <w:t>Observation:</w:t>
-            </w:r>
-            <w:r>
-              <w:rPr>
-                <w:sz w:val="28"/>
-                <w:szCs w:val="28"/>
-              </w:rPr>
-              <w:t xml:space="preserve"> </w:t>
-            </w:r>
-            <w:r>
-              <w:rPr>
-                <w:sz w:val="28"/>
-                <w:szCs w:val="28"/>
-              </w:rPr>
-              <w:t>Application falls back to default DI values without changing service registrations.</w:t>
-            </w:r>
-          </w:p>
-        </w:tc>
-        <w:tc>
-          <w:tcPr>
-            <w:tcW w:w="1080" w:type="dxa"/>
-          </w:tcPr>
-          <w:p>
-            <w:pPr>
-              <w:rPr>
-                <w:sz w:val="28"/>
-                <w:szCs w:val="28"/>
-              </w:rPr>
-            </w:pPr>
-            <w:r>
-              <w:rPr>
-                <w:sz w:val="28"/>
-                <w:szCs w:val="28"/>
-              </w:rPr>
-              <w:t>Pass</w:t>
-            </w:r>
-          </w:p>
-        </w:tc>
-        <w:tc>
-          <w:tcPr>
-            <w:tcW w:w="3235" w:type="dxa"/>
-          </w:tcPr>
-          <w:p>
-            <w:pPr>
-              <w:rPr>
-                <w:sz w:val="28"/>
-                <w:szCs w:val="28"/>
-              </w:rPr>
-            </w:pPr>
-            <w:r>
-              <w:rPr>
-                <w:b/>
-                <w:bCs/>
-                <w:sz w:val="28"/>
-                <w:szCs w:val="28"/>
-              </w:rPr>
               <w:t xml:space="preserve">SSR: </w:t>
             </w:r>
-            <w:hyperlink r:id="rId88" w:history="1">
+            <w:hyperlink r:id="rId68" w:history="1">
+              <w:proofErr w:type="spellStart"/>
               <w:r>
                 <w:rPr>
                   <w:rStyle w:val="Hyperlink"/>
@@ -3194,6 +2950,7 @@
                 </w:rPr>
                 <w:t>defaultInjection</w:t>
               </w:r>
+              <w:proofErr w:type="spellEnd"/>
             </w:hyperlink>
             <w:r>
               <w:rPr>
@@ -3218,7 +2975,8 @@
               </w:rPr>
               <w:t xml:space="preserve">Global Server: </w:t>
             </w:r>
-            <w:hyperlink r:id="rId89" w:history="1">
+            <w:hyperlink r:id="rId69" w:history="1">
+              <w:proofErr w:type="spellStart"/>
               <w:r>
                 <w:rPr>
                   <w:rStyle w:val="Hyperlink"/>
@@ -3227,6 +2985,7 @@
                 </w:rPr>
                 <w:t>defaultInjection</w:t>
               </w:r>
+              <w:proofErr w:type="spellEnd"/>
             </w:hyperlink>
             <w:r>
               <w:rPr>
@@ -3250,7 +3009,8 @@
               </w:rPr>
               <w:t xml:space="preserve">Global WASM: </w:t>
             </w:r>
-            <w:hyperlink r:id="rId90" w:history="1">
+            <w:hyperlink r:id="rId70" w:history="1">
+              <w:proofErr w:type="spellStart"/>
               <w:r>
                 <w:rPr>
                   <w:rStyle w:val="Hyperlink"/>
@@ -3259,6 +3019,7 @@
                 </w:rPr>
                 <w:t>defaultInjection</w:t>
               </w:r>
+              <w:proofErr w:type="spellEnd"/>
             </w:hyperlink>
             <w:r>
               <w:rPr>
@@ -3276,7 +3037,8 @@
               </w:rPr>
               <w:t xml:space="preserve">Maui: </w:t>
             </w:r>
-            <w:hyperlink r:id="rId91" w:history="1">
+            <w:hyperlink r:id="rId71" w:history="1">
+              <w:proofErr w:type="spellStart"/>
               <w:r>
                 <w:rPr>
                   <w:rStyle w:val="Hyperlink"/>
@@ -3285,6 +3047,7 @@
                 </w:rPr>
                 <w:t>defaultInjection</w:t>
               </w:r>
+              <w:proofErr w:type="spellEnd"/>
             </w:hyperlink>
             <w:r>
               <w:rPr>
@@ -3310,7 +3073,8 @@
               </w:rPr>
               <w:t xml:space="preserve">Standalone WASM: </w:t>
             </w:r>
-            <w:hyperlink r:id="rId92" w:history="1">
+            <w:hyperlink r:id="rId72" w:history="1">
+              <w:proofErr w:type="spellStart"/>
               <w:r>
                 <w:rPr>
                   <w:rStyle w:val="Hyperlink"/>
@@ -3319,6 +3083,7 @@
                 </w:rPr>
                 <w:t>defaultInjection</w:t>
               </w:r>
+              <w:proofErr w:type="spellEnd"/>
             </w:hyperlink>
             <w:r>
               <w:rPr>
@@ -3341,10 +3106,10 @@
                 <w:sz w:val="28"/>
                 <w:szCs w:val="28"/>
               </w:rPr>
-              <w:lastRenderedPageBreak/>
               <w:t xml:space="preserve">Published output: </w:t>
             </w:r>
-            <w:hyperlink r:id="rId93" w:history="1">
+            <w:hyperlink r:id="rId73" w:history="1">
+              <w:proofErr w:type="spellStart"/>
               <w:r>
                 <w:rPr>
                   <w:rStyle w:val="Hyperlink"/>
@@ -3353,6 +3118,7 @@
                 </w:rPr>
                 <w:t>defaultInjection</w:t>
               </w:r>
+              <w:proofErr w:type="spellEnd"/>
             </w:hyperlink>
             <w:r>
               <w:rPr>
@@ -3381,7 +3147,6 @@
                 <w:sz w:val="28"/>
                 <w:szCs w:val="28"/>
               </w:rPr>
-              <w:lastRenderedPageBreak/>
               <w:t>1</w:t>
             </w:r>
             <w:r>
@@ -3389,7 +3154,7 @@
                 <w:sz w:val="28"/>
                 <w:szCs w:val="28"/>
               </w:rPr>
-              <w:t>2</w:t>
+              <w:t>0</w:t>
             </w:r>
           </w:p>
         </w:tc>
@@ -3418,14 +3183,32 @@
                 <w:sz w:val="28"/>
                 <w:szCs w:val="28"/>
               </w:rPr>
-              <w:t xml:space="preserve">Observation: </w:t>
-            </w:r>
-            <w:r>
-              <w:rPr>
-                <w:sz w:val="28"/>
-                <w:szCs w:val="28"/>
-              </w:rPr>
-              <w:t xml:space="preserve"> Injection behavior remains valid after route transitions.</w:t>
+              <w:t>Observation</w:t>
+            </w:r>
+            <w:proofErr w:type="gramStart"/>
+            <w:r>
+              <w:rPr>
+                <w:b/>
+                <w:bCs/>
+                <w:sz w:val="28"/>
+                <w:szCs w:val="28"/>
+              </w:rPr>
+              <w:t xml:space="preserve">: </w:t>
+            </w:r>
+            <w:r>
+              <w:rPr>
+                <w:sz w:val="28"/>
+                <w:szCs w:val="28"/>
+              </w:rPr>
+              <w:t xml:space="preserve"> Injection</w:t>
+            </w:r>
+            <w:proofErr w:type="gramEnd"/>
+            <w:r>
+              <w:rPr>
+                <w:sz w:val="28"/>
+                <w:szCs w:val="28"/>
+              </w:rPr>
+              <w:t xml:space="preserve"> behavior remains valid after route transitions.</w:t>
             </w:r>
           </w:p>
         </w:tc>
@@ -3463,7 +3246,7 @@
               </w:rPr>
               <w:t xml:space="preserve">Global Server: </w:t>
             </w:r>
-            <w:hyperlink r:id="rId94" w:history="1">
+            <w:hyperlink r:id="rId74" w:history="1">
               <w:r>
                 <w:rPr>
                   <w:rStyle w:val="Hyperlink"/>
@@ -3488,27 +3271,9 @@
                 <w:sz w:val="28"/>
                 <w:szCs w:val="28"/>
               </w:rPr>
-              <w:t xml:space="preserve">Global </w:t>
-            </w:r>
-            <w:r>
-              <w:rPr>
-                <w:b/>
-                <w:bCs/>
-                <w:sz w:val="28"/>
-                <w:szCs w:val="28"/>
-              </w:rPr>
-              <w:t>WASM</w:t>
-            </w:r>
-            <w:r>
-              <w:rPr>
-                <w:b/>
-                <w:bCs/>
-                <w:sz w:val="28"/>
-                <w:szCs w:val="28"/>
-              </w:rPr>
-              <w:t xml:space="preserve">: </w:t>
-            </w:r>
-            <w:hyperlink r:id="rId95" w:history="1">
+              <w:t xml:space="preserve">Global WASM: </w:t>
+            </w:r>
+            <w:hyperlink r:id="rId75" w:history="1">
               <w:r>
                 <w:rPr>
                   <w:rStyle w:val="Hyperlink"/>
@@ -3534,7 +3299,7 @@
               </w:rPr>
               <w:t xml:space="preserve">Maui: </w:t>
             </w:r>
-            <w:hyperlink r:id="rId96" w:history="1">
+            <w:hyperlink r:id="rId76" w:history="1">
               <w:r>
                 <w:rPr>
                   <w:rStyle w:val="Hyperlink"/>
@@ -3561,7 +3326,7 @@
               </w:rPr>
               <w:t xml:space="preserve">Standalone WASM: </w:t>
             </w:r>
-            <w:hyperlink r:id="rId97" w:history="1">
+            <w:hyperlink r:id="rId77" w:history="1">
               <w:r>
                 <w:rPr>
                   <w:rStyle w:val="Hyperlink"/>
@@ -3598,7 +3363,7 @@
                 <w:sz w:val="28"/>
                 <w:szCs w:val="28"/>
               </w:rPr>
-              <w:t>3</w:t>
+              <w:t>1</w:t>
             </w:r>
           </w:p>
         </w:tc>
@@ -3679,7 +3444,7 @@
               </w:rPr>
               <w:t xml:space="preserve">Global Server: </w:t>
             </w:r>
-            <w:hyperlink r:id="rId98" w:history="1">
+            <w:hyperlink r:id="rId78" w:history="1">
               <w:r>
                 <w:rPr>
                   <w:rStyle w:val="Hyperlink"/>
@@ -3705,7 +3470,57 @@
                 <w:sz w:val="28"/>
                 <w:szCs w:val="28"/>
               </w:rPr>
-              <w:t xml:space="preserve">Global </w:t>
+              <w:t xml:space="preserve">Global WASM: </w:t>
+            </w:r>
+            <w:r>
+              <w:rPr>
+                <w:sz w:val="28"/>
+                <w:szCs w:val="28"/>
+              </w:rPr>
+              <w:fldChar w:fldCharType="begin"/>
+            </w:r>
+            <w:r>
+              <w:rPr>
+                <w:sz w:val="28"/>
+                <w:szCs w:val="28"/>
+              </w:rPr>
+              <w:instrText>HYPERLINK "https://github.com/vendasankarsf3945/69177-Blazor-PropertyActivator-Validation/blob/d9006c69bbea336f0910af342090da8f6f280f6b/Evidence/Screenshots/Hosted_InteractiveWebAssembly/S07_BrowserRefresh.gif"</w:instrText>
+            </w:r>
+            <w:r>
+              <w:rPr>
+                <w:sz w:val="28"/>
+                <w:szCs w:val="28"/>
+              </w:rPr>
+            </w:r>
+            <w:r>
+              <w:rPr>
+                <w:sz w:val="28"/>
+                <w:szCs w:val="28"/>
+              </w:rPr>
+              <w:fldChar w:fldCharType="separate"/>
+            </w:r>
+            <w:r>
+              <w:rPr>
+                <w:rStyle w:val="Hyperlink"/>
+                <w:sz w:val="28"/>
+                <w:szCs w:val="28"/>
+              </w:rPr>
+              <w:t>browser-refresh</w:t>
+            </w:r>
+          </w:p>
+          <w:p>
+            <w:pPr>
+              <w:rPr>
+                <w:sz w:val="28"/>
+                <w:szCs w:val="28"/>
+              </w:rPr>
+            </w:pPr>
+            <w:r>
+              <w:rPr>
+                <w:sz w:val="28"/>
+                <w:szCs w:val="28"/>
+              </w:rPr>
+              <w:fldChar w:fldCharType="end"/>
             </w:r>
             <w:r>
               <w:rPr>
@@ -3714,77 +3529,9 @@
                 <w:sz w:val="28"/>
                 <w:szCs w:val="28"/>
               </w:rPr>
-              <w:t>WASM</w:t>
-            </w:r>
-            <w:r>
-              <w:rPr>
-                <w:b/>
-                <w:bCs/>
-                <w:sz w:val="28"/>
-                <w:szCs w:val="28"/>
-              </w:rPr>
-              <w:t xml:space="preserve">: </w:t>
-            </w:r>
-            <w:r>
-              <w:rPr>
-                <w:sz w:val="28"/>
-                <w:szCs w:val="28"/>
-              </w:rPr>
-              <w:fldChar w:fldCharType="begin"/>
-            </w:r>
-            <w:r>
-              <w:rPr>
-                <w:sz w:val="28"/>
-                <w:szCs w:val="28"/>
-              </w:rPr>
-              <w:instrText>HYPERLINK "https://github.com/vendasankarsf3945/69177-Blazor-PropertyActivator-Validation/blob/main/Evidence/Screenshots/Hosted_InteractiveWebAssembly/S07_BrowserRefresh.gif"</w:instrText>
-            </w:r>
-            <w:r>
-              <w:rPr>
-                <w:sz w:val="28"/>
-                <w:szCs w:val="28"/>
-              </w:rPr>
-            </w:r>
-            <w:r>
-              <w:rPr>
-                <w:sz w:val="28"/>
-                <w:szCs w:val="28"/>
-              </w:rPr>
-              <w:fldChar w:fldCharType="separate"/>
-            </w:r>
-            <w:r>
-              <w:rPr>
-                <w:rStyle w:val="Hyperlink"/>
-                <w:sz w:val="28"/>
-                <w:szCs w:val="28"/>
-              </w:rPr>
-              <w:t>browser-refresh</w:t>
-            </w:r>
-          </w:p>
-          <w:p>
-            <w:pPr>
-              <w:rPr>
-                <w:sz w:val="28"/>
-                <w:szCs w:val="28"/>
-              </w:rPr>
-            </w:pPr>
-            <w:r>
-              <w:rPr>
-                <w:sz w:val="28"/>
-                <w:szCs w:val="28"/>
-              </w:rPr>
-              <w:fldChar w:fldCharType="end"/>
-            </w:r>
-            <w:r>
-              <w:rPr>
-                <w:b/>
-                <w:bCs/>
-                <w:sz w:val="28"/>
-                <w:szCs w:val="28"/>
-              </w:rPr>
               <w:t xml:space="preserve">Standalone WASM: </w:t>
             </w:r>
-            <w:hyperlink r:id="rId99" w:history="1">
+            <w:hyperlink r:id="rId79" w:history="1">
               <w:r>
                 <w:rPr>
                   <w:rStyle w:val="Hyperlink"/>
@@ -3794,6 +3541,1789 @@
                 <w:t>browser-refresh</w:t>
               </w:r>
             </w:hyperlink>
+          </w:p>
+        </w:tc>
+      </w:tr>
+    </w:tbl>
+    <w:p>
+      <w:pPr>
+        <w:rPr>
+          <w:sz w:val="28"/>
+          <w:szCs w:val="28"/>
+        </w:rPr>
+      </w:pPr>
+    </w:p>
+    <w:p>
+      <w:pPr>
+        <w:rPr>
+          <w:sz w:val="28"/>
+          <w:szCs w:val="28"/>
+        </w:rPr>
+      </w:pPr>
+    </w:p>
+    <w:p>
+      <w:pPr>
+        <w:rPr>
+          <w:sz w:val="28"/>
+          <w:szCs w:val="28"/>
+        </w:rPr>
+      </w:pPr>
+      <w:r>
+        <w:rPr>
+          <w:b/>
+          <w:bCs/>
+          <w:sz w:val="28"/>
+          <w:szCs w:val="28"/>
+        </w:rPr>
+        <w:t>Validation Methodology</w:t>
+      </w:r>
+      <w:r>
+        <w:rPr>
+          <w:sz w:val="28"/>
+          <w:szCs w:val="28"/>
+        </w:rPr>
+        <w:br/>
+        <w:t>This validation was performed manually. Each mandatory scenario was validated by comparing the expected behavior with the actual runtime behavior. The test results record the expected result, actual observed result, and PASS/FAIL status.</w:t>
+      </w:r>
+    </w:p>
+    <w:tbl>
+      <w:tblPr>
+        <w:tblW w:w="0" w:type="auto"/>
+        <w:tblBorders>
+          <w:top w:val="single" w:sz="8" w:space="0" w:color="A3A3A3"/>
+          <w:left w:val="single" w:sz="8" w:space="0" w:color="A3A3A3"/>
+          <w:bottom w:val="single" w:sz="8" w:space="0" w:color="A3A3A3"/>
+          <w:right w:val="single" w:sz="8" w:space="0" w:color="A3A3A3"/>
+        </w:tblBorders>
+        <w:tblCellMar>
+          <w:left w:w="0" w:type="dxa"/>
+          <w:right w:w="0" w:type="dxa"/>
+        </w:tblCellMar>
+        <w:tblLook w:val="04A0" w:firstRow="1" w:lastRow="0" w:firstColumn="1" w:lastColumn="0" w:noHBand="0" w:noVBand="1"/>
+        <w:tblCaption w:val=""/>
+        <w:tblDescription w:val=""/>
+      </w:tblPr>
+      <w:tblGrid>
+        <w:gridCol w:w="1322"/>
+        <w:gridCol w:w="1360"/>
+        <w:gridCol w:w="5812"/>
+        <w:gridCol w:w="846"/>
+      </w:tblGrid>
+      <w:tr>
+        <w:tc>
+          <w:tcPr>
+            <w:tcW w:w="1437" w:type="dxa"/>
+            <w:tcBorders>
+              <w:top w:val="single" w:sz="8" w:space="0" w:color="A3A3A3"/>
+              <w:left w:val="single" w:sz="8" w:space="0" w:color="A3A3A3"/>
+              <w:bottom w:val="single" w:sz="8" w:space="0" w:color="A3A3A3"/>
+              <w:right w:val="single" w:sz="8" w:space="0" w:color="A3A3A3"/>
+            </w:tcBorders>
+            <w:tcMar>
+              <w:top w:w="80" w:type="dxa"/>
+              <w:left w:w="80" w:type="dxa"/>
+              <w:bottom w:w="80" w:type="dxa"/>
+              <w:right w:w="80" w:type="dxa"/>
+            </w:tcMar>
+            <w:hideMark/>
+          </w:tcPr>
+          <w:p>
+            <w:pPr>
+              <w:rPr>
+                <w:sz w:val="28"/>
+                <w:szCs w:val="28"/>
+              </w:rPr>
+            </w:pPr>
+            <w:r>
+              <w:rPr>
+                <w:b/>
+                <w:bCs/>
+                <w:sz w:val="28"/>
+                <w:szCs w:val="28"/>
+              </w:rPr>
+              <w:lastRenderedPageBreak/>
+              <w:t>Test case</w:t>
+            </w:r>
+          </w:p>
+        </w:tc>
+        <w:tc>
+          <w:tcPr>
+            <w:tcW w:w="2314" w:type="dxa"/>
+            <w:tcBorders>
+              <w:top w:val="single" w:sz="8" w:space="0" w:color="A3A3A3"/>
+              <w:left w:val="single" w:sz="8" w:space="0" w:color="A3A3A3"/>
+              <w:bottom w:val="single" w:sz="8" w:space="0" w:color="A3A3A3"/>
+              <w:right w:val="single" w:sz="8" w:space="0" w:color="A3A3A3"/>
+            </w:tcBorders>
+            <w:tcMar>
+              <w:top w:w="80" w:type="dxa"/>
+              <w:left w:w="80" w:type="dxa"/>
+              <w:bottom w:w="80" w:type="dxa"/>
+              <w:right w:w="80" w:type="dxa"/>
+            </w:tcMar>
+            <w:hideMark/>
+          </w:tcPr>
+          <w:p>
+            <w:pPr>
+              <w:rPr>
+                <w:sz w:val="28"/>
+                <w:szCs w:val="28"/>
+              </w:rPr>
+            </w:pPr>
+            <w:r>
+              <w:rPr>
+                <w:b/>
+                <w:bCs/>
+                <w:sz w:val="28"/>
+                <w:szCs w:val="28"/>
+              </w:rPr>
+              <w:t>Expected result</w:t>
+            </w:r>
+          </w:p>
+        </w:tc>
+        <w:tc>
+          <w:tcPr>
+            <w:tcW w:w="5161" w:type="dxa"/>
+            <w:tcBorders>
+              <w:top w:val="single" w:sz="8" w:space="0" w:color="A3A3A3"/>
+              <w:left w:val="single" w:sz="8" w:space="0" w:color="A3A3A3"/>
+              <w:bottom w:val="single" w:sz="8" w:space="0" w:color="A3A3A3"/>
+              <w:right w:val="single" w:sz="8" w:space="0" w:color="A3A3A3"/>
+            </w:tcBorders>
+            <w:tcMar>
+              <w:top w:w="80" w:type="dxa"/>
+              <w:left w:w="80" w:type="dxa"/>
+              <w:bottom w:w="80" w:type="dxa"/>
+              <w:right w:w="80" w:type="dxa"/>
+            </w:tcMar>
+            <w:hideMark/>
+          </w:tcPr>
+          <w:p>
+            <w:pPr>
+              <w:rPr>
+                <w:sz w:val="28"/>
+                <w:szCs w:val="28"/>
+              </w:rPr>
+            </w:pPr>
+            <w:r>
+              <w:rPr>
+                <w:b/>
+                <w:bCs/>
+                <w:sz w:val="28"/>
+                <w:szCs w:val="28"/>
+              </w:rPr>
+              <w:t>Actual result</w:t>
+            </w:r>
+          </w:p>
+        </w:tc>
+        <w:tc>
+          <w:tcPr>
+            <w:tcW w:w="795" w:type="dxa"/>
+            <w:tcBorders>
+              <w:top w:val="single" w:sz="8" w:space="0" w:color="A3A3A3"/>
+              <w:left w:val="single" w:sz="8" w:space="0" w:color="A3A3A3"/>
+              <w:bottom w:val="single" w:sz="8" w:space="0" w:color="A3A3A3"/>
+              <w:right w:val="single" w:sz="8" w:space="0" w:color="A3A3A3"/>
+            </w:tcBorders>
+            <w:tcMar>
+              <w:top w:w="80" w:type="dxa"/>
+              <w:left w:w="80" w:type="dxa"/>
+              <w:bottom w:w="80" w:type="dxa"/>
+              <w:right w:w="80" w:type="dxa"/>
+            </w:tcMar>
+            <w:hideMark/>
+          </w:tcPr>
+          <w:p>
+            <w:pPr>
+              <w:rPr>
+                <w:sz w:val="28"/>
+                <w:szCs w:val="28"/>
+              </w:rPr>
+            </w:pPr>
+            <w:r>
+              <w:rPr>
+                <w:b/>
+                <w:bCs/>
+                <w:sz w:val="28"/>
+                <w:szCs w:val="28"/>
+              </w:rPr>
+              <w:t>Status</w:t>
+            </w:r>
+          </w:p>
+        </w:tc>
+      </w:tr>
+      <w:tr>
+        <w:tc>
+          <w:tcPr>
+            <w:tcW w:w="1437" w:type="dxa"/>
+            <w:tcBorders>
+              <w:top w:val="single" w:sz="8" w:space="0" w:color="A3A3A3"/>
+              <w:left w:val="single" w:sz="8" w:space="0" w:color="A3A3A3"/>
+              <w:bottom w:val="single" w:sz="8" w:space="0" w:color="A3A3A3"/>
+              <w:right w:val="single" w:sz="8" w:space="0" w:color="A3A3A3"/>
+            </w:tcBorders>
+            <w:tcMar>
+              <w:top w:w="80" w:type="dxa"/>
+              <w:left w:w="80" w:type="dxa"/>
+              <w:bottom w:w="80" w:type="dxa"/>
+              <w:right w:w="80" w:type="dxa"/>
+            </w:tcMar>
+            <w:hideMark/>
+          </w:tcPr>
+          <w:p>
+            <w:pPr>
+              <w:rPr>
+                <w:sz w:val="28"/>
+                <w:szCs w:val="28"/>
+              </w:rPr>
+            </w:pPr>
+            <w:r>
+              <w:rPr>
+                <w:sz w:val="28"/>
+                <w:szCs w:val="28"/>
+              </w:rPr>
+              <w:t>Ordinary injection</w:t>
+            </w:r>
+          </w:p>
+        </w:tc>
+        <w:tc>
+          <w:tcPr>
+            <w:tcW w:w="2314" w:type="dxa"/>
+            <w:tcBorders>
+              <w:top w:val="single" w:sz="8" w:space="0" w:color="A3A3A3"/>
+              <w:left w:val="single" w:sz="8" w:space="0" w:color="A3A3A3"/>
+              <w:bottom w:val="single" w:sz="8" w:space="0" w:color="A3A3A3"/>
+              <w:right w:val="single" w:sz="8" w:space="0" w:color="A3A3A3"/>
+            </w:tcBorders>
+            <w:tcMar>
+              <w:top w:w="80" w:type="dxa"/>
+              <w:left w:w="80" w:type="dxa"/>
+              <w:bottom w:w="80" w:type="dxa"/>
+              <w:right w:w="80" w:type="dxa"/>
+            </w:tcMar>
+            <w:hideMark/>
+          </w:tcPr>
+          <w:p>
+            <w:pPr>
+              <w:rPr>
+                <w:sz w:val="28"/>
+                <w:szCs w:val="28"/>
+              </w:rPr>
+            </w:pPr>
+            <w:r>
+              <w:rPr>
+                <w:sz w:val="28"/>
+                <w:szCs w:val="28"/>
+              </w:rPr>
+              <w:t>Property contains expected DI/custom value</w:t>
+            </w:r>
+          </w:p>
+        </w:tc>
+        <w:tc>
+          <w:tcPr>
+            <w:tcW w:w="5161" w:type="dxa"/>
+            <w:tcBorders>
+              <w:top w:val="single" w:sz="8" w:space="0" w:color="A3A3A3"/>
+              <w:left w:val="single" w:sz="8" w:space="0" w:color="A3A3A3"/>
+              <w:bottom w:val="single" w:sz="8" w:space="0" w:color="A3A3A3"/>
+              <w:right w:val="single" w:sz="8" w:space="0" w:color="A3A3A3"/>
+            </w:tcBorders>
+            <w:tcMar>
+              <w:top w:w="80" w:type="dxa"/>
+              <w:left w:w="80" w:type="dxa"/>
+              <w:bottom w:w="80" w:type="dxa"/>
+              <w:right w:w="80" w:type="dxa"/>
+            </w:tcMar>
+            <w:hideMark/>
+          </w:tcPr>
+          <w:p>
+            <w:pPr>
+              <w:rPr>
+                <w:sz w:val="28"/>
+                <w:szCs w:val="28"/>
+              </w:rPr>
+            </w:pPr>
+            <w:r>
+              <w:rPr>
+                <w:sz w:val="28"/>
+                <w:szCs w:val="28"/>
+              </w:rPr>
+              <w:t xml:space="preserve">Source is </w:t>
+            </w:r>
+            <w:r>
+              <w:rPr>
+                <w:b/>
+                <w:bCs/>
+                <w:sz w:val="28"/>
+                <w:szCs w:val="28"/>
+              </w:rPr>
+              <w:t>custom-activator</w:t>
+            </w:r>
+            <w:r>
+              <w:rPr>
+                <w:sz w:val="28"/>
+                <w:szCs w:val="28"/>
+              </w:rPr>
+              <w:t xml:space="preserve"> and value is </w:t>
+            </w:r>
+            <w:proofErr w:type="spellStart"/>
+            <w:proofErr w:type="gramStart"/>
+            <w:r>
+              <w:rPr>
+                <w:b/>
+                <w:bCs/>
+                <w:sz w:val="28"/>
+                <w:szCs w:val="28"/>
+              </w:rPr>
+              <w:t>custom:PropertyActivatorValidation</w:t>
+            </w:r>
+            <w:proofErr w:type="gramEnd"/>
+            <w:r>
+              <w:rPr>
+                <w:b/>
+                <w:bCs/>
+                <w:sz w:val="28"/>
+                <w:szCs w:val="28"/>
+              </w:rPr>
+              <w:t>:OrdinaryProbe</w:t>
+            </w:r>
+            <w:proofErr w:type="spellEnd"/>
+            <w:r>
+              <w:rPr>
+                <w:sz w:val="28"/>
+                <w:szCs w:val="28"/>
+              </w:rPr>
+              <w:t>.</w:t>
+            </w:r>
+          </w:p>
+        </w:tc>
+        <w:tc>
+          <w:tcPr>
+            <w:tcW w:w="720" w:type="dxa"/>
+            <w:tcBorders>
+              <w:top w:val="single" w:sz="8" w:space="0" w:color="A3A3A3"/>
+              <w:left w:val="single" w:sz="8" w:space="0" w:color="A3A3A3"/>
+              <w:bottom w:val="single" w:sz="8" w:space="0" w:color="A3A3A3"/>
+              <w:right w:val="single" w:sz="8" w:space="0" w:color="A3A3A3"/>
+            </w:tcBorders>
+            <w:tcMar>
+              <w:top w:w="80" w:type="dxa"/>
+              <w:left w:w="80" w:type="dxa"/>
+              <w:bottom w:w="80" w:type="dxa"/>
+              <w:right w:w="80" w:type="dxa"/>
+            </w:tcMar>
+            <w:hideMark/>
+          </w:tcPr>
+          <w:p>
+            <w:pPr>
+              <w:rPr>
+                <w:sz w:val="28"/>
+                <w:szCs w:val="28"/>
+              </w:rPr>
+            </w:pPr>
+            <w:r>
+              <w:rPr>
+                <w:sz w:val="28"/>
+                <w:szCs w:val="28"/>
+              </w:rPr>
+              <w:t>PASS</w:t>
+            </w:r>
+          </w:p>
+        </w:tc>
+      </w:tr>
+      <w:tr>
+        <w:tc>
+          <w:tcPr>
+            <w:tcW w:w="1437" w:type="dxa"/>
+            <w:tcBorders>
+              <w:top w:val="single" w:sz="8" w:space="0" w:color="A3A3A3"/>
+              <w:left w:val="single" w:sz="8" w:space="0" w:color="A3A3A3"/>
+              <w:bottom w:val="single" w:sz="8" w:space="0" w:color="A3A3A3"/>
+              <w:right w:val="single" w:sz="8" w:space="0" w:color="A3A3A3"/>
+            </w:tcBorders>
+            <w:tcMar>
+              <w:top w:w="80" w:type="dxa"/>
+              <w:left w:w="80" w:type="dxa"/>
+              <w:bottom w:w="80" w:type="dxa"/>
+              <w:right w:w="80" w:type="dxa"/>
+            </w:tcMar>
+            <w:hideMark/>
+          </w:tcPr>
+          <w:p>
+            <w:pPr>
+              <w:rPr>
+                <w:sz w:val="28"/>
+                <w:szCs w:val="28"/>
+              </w:rPr>
+            </w:pPr>
+            <w:r>
+              <w:rPr>
+                <w:sz w:val="28"/>
+                <w:szCs w:val="28"/>
+              </w:rPr>
+              <w:t>Keyed injection</w:t>
+            </w:r>
+          </w:p>
+        </w:tc>
+        <w:tc>
+          <w:tcPr>
+            <w:tcW w:w="2314" w:type="dxa"/>
+            <w:tcBorders>
+              <w:top w:val="single" w:sz="8" w:space="0" w:color="A3A3A3"/>
+              <w:left w:val="single" w:sz="8" w:space="0" w:color="A3A3A3"/>
+              <w:bottom w:val="single" w:sz="8" w:space="0" w:color="A3A3A3"/>
+              <w:right w:val="single" w:sz="8" w:space="0" w:color="A3A3A3"/>
+            </w:tcBorders>
+            <w:tcMar>
+              <w:top w:w="80" w:type="dxa"/>
+              <w:left w:w="80" w:type="dxa"/>
+              <w:bottom w:w="80" w:type="dxa"/>
+              <w:right w:w="80" w:type="dxa"/>
+            </w:tcMar>
+            <w:hideMark/>
+          </w:tcPr>
+          <w:p>
+            <w:pPr>
+              <w:rPr>
+                <w:sz w:val="28"/>
+                <w:szCs w:val="28"/>
+              </w:rPr>
+            </w:pPr>
+            <w:r>
+              <w:rPr>
+                <w:sz w:val="28"/>
+                <w:szCs w:val="28"/>
+              </w:rPr>
+              <w:t>Keyed property contains expected keyed-service value</w:t>
+            </w:r>
+          </w:p>
+        </w:tc>
+        <w:tc>
+          <w:tcPr>
+            <w:tcW w:w="5161" w:type="dxa"/>
+            <w:tcBorders>
+              <w:top w:val="single" w:sz="8" w:space="0" w:color="A3A3A3"/>
+              <w:left w:val="single" w:sz="8" w:space="0" w:color="A3A3A3"/>
+              <w:bottom w:val="single" w:sz="8" w:space="0" w:color="A3A3A3"/>
+              <w:right w:val="single" w:sz="8" w:space="0" w:color="A3A3A3"/>
+            </w:tcBorders>
+            <w:tcMar>
+              <w:top w:w="80" w:type="dxa"/>
+              <w:left w:w="80" w:type="dxa"/>
+              <w:bottom w:w="80" w:type="dxa"/>
+              <w:right w:w="80" w:type="dxa"/>
+            </w:tcMar>
+            <w:hideMark/>
+          </w:tcPr>
+          <w:p>
+            <w:pPr>
+              <w:rPr>
+                <w:sz w:val="28"/>
+                <w:szCs w:val="28"/>
+              </w:rPr>
+            </w:pPr>
+            <w:r>
+              <w:rPr>
+                <w:sz w:val="28"/>
+                <w:szCs w:val="28"/>
+              </w:rPr>
+              <w:t xml:space="preserve">Source is </w:t>
+            </w:r>
+            <w:r>
+              <w:rPr>
+                <w:b/>
+                <w:bCs/>
+                <w:sz w:val="28"/>
+                <w:szCs w:val="28"/>
+              </w:rPr>
+              <w:t>custom-activator</w:t>
+            </w:r>
+            <w:r>
+              <w:rPr>
+                <w:sz w:val="28"/>
+                <w:szCs w:val="28"/>
+              </w:rPr>
+              <w:t xml:space="preserve">, value is </w:t>
+            </w:r>
+            <w:proofErr w:type="spellStart"/>
+            <w:proofErr w:type="gramStart"/>
+            <w:r>
+              <w:rPr>
+                <w:b/>
+                <w:bCs/>
+                <w:sz w:val="28"/>
+                <w:szCs w:val="28"/>
+              </w:rPr>
+              <w:t>custom:PropertyActivatorValidation</w:t>
+            </w:r>
+            <w:proofErr w:type="gramEnd"/>
+            <w:r>
+              <w:rPr>
+                <w:b/>
+                <w:bCs/>
+                <w:sz w:val="28"/>
+                <w:szCs w:val="28"/>
+              </w:rPr>
+              <w:t>:KeyedProbe</w:t>
+            </w:r>
+            <w:proofErr w:type="spellEnd"/>
+            <w:r>
+              <w:rPr>
+                <w:sz w:val="28"/>
+                <w:szCs w:val="28"/>
+              </w:rPr>
+              <w:t xml:space="preserve">, and key is </w:t>
+            </w:r>
+            <w:r>
+              <w:rPr>
+                <w:b/>
+                <w:bCs/>
+                <w:sz w:val="28"/>
+                <w:szCs w:val="28"/>
+              </w:rPr>
+              <w:t>validation-key</w:t>
+            </w:r>
+            <w:r>
+              <w:rPr>
+                <w:sz w:val="28"/>
+                <w:szCs w:val="28"/>
+              </w:rPr>
+              <w:t>.</w:t>
+            </w:r>
+          </w:p>
+        </w:tc>
+        <w:tc>
+          <w:tcPr>
+            <w:tcW w:w="720" w:type="dxa"/>
+            <w:tcBorders>
+              <w:top w:val="single" w:sz="8" w:space="0" w:color="A3A3A3"/>
+              <w:left w:val="single" w:sz="8" w:space="0" w:color="A3A3A3"/>
+              <w:bottom w:val="single" w:sz="8" w:space="0" w:color="A3A3A3"/>
+              <w:right w:val="single" w:sz="8" w:space="0" w:color="A3A3A3"/>
+            </w:tcBorders>
+            <w:tcMar>
+              <w:top w:w="80" w:type="dxa"/>
+              <w:left w:w="80" w:type="dxa"/>
+              <w:bottom w:w="80" w:type="dxa"/>
+              <w:right w:w="80" w:type="dxa"/>
+            </w:tcMar>
+            <w:hideMark/>
+          </w:tcPr>
+          <w:p>
+            <w:pPr>
+              <w:rPr>
+                <w:sz w:val="28"/>
+                <w:szCs w:val="28"/>
+              </w:rPr>
+            </w:pPr>
+            <w:r>
+              <w:rPr>
+                <w:sz w:val="28"/>
+                <w:szCs w:val="28"/>
+              </w:rPr>
+              <w:t>PASS</w:t>
+            </w:r>
+          </w:p>
+        </w:tc>
+      </w:tr>
+      <w:tr>
+        <w:tc>
+          <w:tcPr>
+            <w:tcW w:w="1437" w:type="dxa"/>
+            <w:tcBorders>
+              <w:top w:val="single" w:sz="8" w:space="0" w:color="A3A3A3"/>
+              <w:left w:val="single" w:sz="8" w:space="0" w:color="A3A3A3"/>
+              <w:bottom w:val="single" w:sz="8" w:space="0" w:color="A3A3A3"/>
+              <w:right w:val="single" w:sz="8" w:space="0" w:color="A3A3A3"/>
+            </w:tcBorders>
+            <w:tcMar>
+              <w:top w:w="80" w:type="dxa"/>
+              <w:left w:w="80" w:type="dxa"/>
+              <w:bottom w:w="80" w:type="dxa"/>
+              <w:right w:w="80" w:type="dxa"/>
+            </w:tcMar>
+            <w:hideMark/>
+          </w:tcPr>
+          <w:p>
+            <w:pPr>
+              <w:rPr>
+                <w:sz w:val="28"/>
+                <w:szCs w:val="28"/>
+              </w:rPr>
+            </w:pPr>
+            <w:r>
+              <w:rPr>
+                <w:sz w:val="28"/>
+                <w:szCs w:val="28"/>
+              </w:rPr>
+              <w:t>Inherited injection</w:t>
+            </w:r>
+          </w:p>
+        </w:tc>
+        <w:tc>
+          <w:tcPr>
+            <w:tcW w:w="2314" w:type="dxa"/>
+            <w:tcBorders>
+              <w:top w:val="single" w:sz="8" w:space="0" w:color="A3A3A3"/>
+              <w:left w:val="single" w:sz="8" w:space="0" w:color="A3A3A3"/>
+              <w:bottom w:val="single" w:sz="8" w:space="0" w:color="A3A3A3"/>
+              <w:right w:val="single" w:sz="8" w:space="0" w:color="A3A3A3"/>
+            </w:tcBorders>
+            <w:tcMar>
+              <w:top w:w="80" w:type="dxa"/>
+              <w:left w:w="80" w:type="dxa"/>
+              <w:bottom w:w="80" w:type="dxa"/>
+              <w:right w:w="80" w:type="dxa"/>
+            </w:tcMar>
+            <w:hideMark/>
+          </w:tcPr>
+          <w:p>
+            <w:pPr>
+              <w:rPr>
+                <w:sz w:val="28"/>
+                <w:szCs w:val="28"/>
+              </w:rPr>
+            </w:pPr>
+            <w:r>
+              <w:rPr>
+                <w:sz w:val="28"/>
+                <w:szCs w:val="28"/>
+              </w:rPr>
+              <w:t>Inherited property is populated</w:t>
+            </w:r>
+          </w:p>
+        </w:tc>
+        <w:tc>
+          <w:tcPr>
+            <w:tcW w:w="5161" w:type="dxa"/>
+            <w:tcBorders>
+              <w:top w:val="single" w:sz="8" w:space="0" w:color="A3A3A3"/>
+              <w:left w:val="single" w:sz="8" w:space="0" w:color="A3A3A3"/>
+              <w:bottom w:val="single" w:sz="8" w:space="0" w:color="A3A3A3"/>
+              <w:right w:val="single" w:sz="8" w:space="0" w:color="A3A3A3"/>
+            </w:tcBorders>
+            <w:tcMar>
+              <w:top w:w="80" w:type="dxa"/>
+              <w:left w:w="80" w:type="dxa"/>
+              <w:bottom w:w="80" w:type="dxa"/>
+              <w:right w:w="80" w:type="dxa"/>
+            </w:tcMar>
+            <w:hideMark/>
+          </w:tcPr>
+          <w:p>
+            <w:pPr>
+              <w:rPr>
+                <w:sz w:val="28"/>
+                <w:szCs w:val="28"/>
+              </w:rPr>
+            </w:pPr>
+            <w:r>
+              <w:rPr>
+                <w:sz w:val="28"/>
+                <w:szCs w:val="28"/>
+              </w:rPr>
+              <w:t xml:space="preserve">Source is </w:t>
+            </w:r>
+            <w:r>
+              <w:rPr>
+                <w:b/>
+                <w:bCs/>
+                <w:sz w:val="28"/>
+                <w:szCs w:val="28"/>
+              </w:rPr>
+              <w:t>custom-activator</w:t>
+            </w:r>
+            <w:r>
+              <w:rPr>
+                <w:sz w:val="28"/>
+                <w:szCs w:val="28"/>
+              </w:rPr>
+              <w:t xml:space="preserve"> and inherited property value is </w:t>
+            </w:r>
+            <w:proofErr w:type="spellStart"/>
+            <w:proofErr w:type="gramStart"/>
+            <w:r>
+              <w:rPr>
+                <w:b/>
+                <w:bCs/>
+                <w:sz w:val="28"/>
+                <w:szCs w:val="28"/>
+              </w:rPr>
+              <w:t>custom:PropertyActivatorValidation</w:t>
+            </w:r>
+            <w:proofErr w:type="gramEnd"/>
+            <w:r>
+              <w:rPr>
+                <w:b/>
+                <w:bCs/>
+                <w:sz w:val="28"/>
+                <w:szCs w:val="28"/>
+              </w:rPr>
+              <w:t>:InheritedProbe</w:t>
+            </w:r>
+            <w:proofErr w:type="spellEnd"/>
+            <w:r>
+              <w:rPr>
+                <w:sz w:val="28"/>
+                <w:szCs w:val="28"/>
+              </w:rPr>
+              <w:t>.</w:t>
+            </w:r>
+          </w:p>
+        </w:tc>
+        <w:tc>
+          <w:tcPr>
+            <w:tcW w:w="720" w:type="dxa"/>
+            <w:tcBorders>
+              <w:top w:val="single" w:sz="8" w:space="0" w:color="A3A3A3"/>
+              <w:left w:val="single" w:sz="8" w:space="0" w:color="A3A3A3"/>
+              <w:bottom w:val="single" w:sz="8" w:space="0" w:color="A3A3A3"/>
+              <w:right w:val="single" w:sz="8" w:space="0" w:color="A3A3A3"/>
+            </w:tcBorders>
+            <w:tcMar>
+              <w:top w:w="80" w:type="dxa"/>
+              <w:left w:w="80" w:type="dxa"/>
+              <w:bottom w:w="80" w:type="dxa"/>
+              <w:right w:w="80" w:type="dxa"/>
+            </w:tcMar>
+            <w:hideMark/>
+          </w:tcPr>
+          <w:p>
+            <w:pPr>
+              <w:rPr>
+                <w:sz w:val="28"/>
+                <w:szCs w:val="28"/>
+              </w:rPr>
+            </w:pPr>
+            <w:r>
+              <w:rPr>
+                <w:sz w:val="28"/>
+                <w:szCs w:val="28"/>
+              </w:rPr>
+              <w:t>PASS</w:t>
+            </w:r>
+          </w:p>
+        </w:tc>
+      </w:tr>
+      <w:tr>
+        <w:tc>
+          <w:tcPr>
+            <w:tcW w:w="1437" w:type="dxa"/>
+            <w:tcBorders>
+              <w:top w:val="single" w:sz="8" w:space="0" w:color="A3A3A3"/>
+              <w:left w:val="single" w:sz="8" w:space="0" w:color="A3A3A3"/>
+              <w:bottom w:val="single" w:sz="8" w:space="0" w:color="A3A3A3"/>
+              <w:right w:val="single" w:sz="8" w:space="0" w:color="A3A3A3"/>
+            </w:tcBorders>
+            <w:tcMar>
+              <w:top w:w="80" w:type="dxa"/>
+              <w:left w:w="80" w:type="dxa"/>
+              <w:bottom w:w="80" w:type="dxa"/>
+              <w:right w:w="80" w:type="dxa"/>
+            </w:tcMar>
+            <w:hideMark/>
+          </w:tcPr>
+          <w:p>
+            <w:pPr>
+              <w:rPr>
+                <w:sz w:val="28"/>
+                <w:szCs w:val="28"/>
+              </w:rPr>
+            </w:pPr>
+            <w:r>
+              <w:rPr>
+                <w:sz w:val="28"/>
+                <w:szCs w:val="28"/>
+              </w:rPr>
+              <w:t>Non-public injection</w:t>
+            </w:r>
+          </w:p>
+        </w:tc>
+        <w:tc>
+          <w:tcPr>
+            <w:tcW w:w="2341" w:type="dxa"/>
+            <w:tcBorders>
+              <w:top w:val="single" w:sz="8" w:space="0" w:color="A3A3A3"/>
+              <w:left w:val="single" w:sz="8" w:space="0" w:color="A3A3A3"/>
+              <w:bottom w:val="single" w:sz="8" w:space="0" w:color="A3A3A3"/>
+              <w:right w:val="single" w:sz="8" w:space="0" w:color="A3A3A3"/>
+            </w:tcBorders>
+            <w:tcMar>
+              <w:top w:w="80" w:type="dxa"/>
+              <w:left w:w="80" w:type="dxa"/>
+              <w:bottom w:w="80" w:type="dxa"/>
+              <w:right w:w="80" w:type="dxa"/>
+            </w:tcMar>
+            <w:hideMark/>
+          </w:tcPr>
+          <w:p>
+            <w:pPr>
+              <w:rPr>
+                <w:sz w:val="28"/>
+                <w:szCs w:val="28"/>
+              </w:rPr>
+            </w:pPr>
+            <w:r>
+              <w:rPr>
+                <w:sz w:val="28"/>
+                <w:szCs w:val="28"/>
+              </w:rPr>
+              <w:t>Non-public property is populated correctly</w:t>
+            </w:r>
+          </w:p>
+        </w:tc>
+        <w:tc>
+          <w:tcPr>
+            <w:tcW w:w="5188" w:type="dxa"/>
+            <w:tcBorders>
+              <w:top w:val="single" w:sz="8" w:space="0" w:color="A3A3A3"/>
+              <w:left w:val="single" w:sz="8" w:space="0" w:color="A3A3A3"/>
+              <w:bottom w:val="single" w:sz="8" w:space="0" w:color="A3A3A3"/>
+              <w:right w:val="single" w:sz="8" w:space="0" w:color="A3A3A3"/>
+            </w:tcBorders>
+            <w:tcMar>
+              <w:top w:w="80" w:type="dxa"/>
+              <w:left w:w="80" w:type="dxa"/>
+              <w:bottom w:w="80" w:type="dxa"/>
+              <w:right w:w="80" w:type="dxa"/>
+            </w:tcMar>
+            <w:hideMark/>
+          </w:tcPr>
+          <w:p>
+            <w:pPr>
+              <w:rPr>
+                <w:sz w:val="28"/>
+                <w:szCs w:val="28"/>
+              </w:rPr>
+            </w:pPr>
+            <w:r>
+              <w:rPr>
+                <w:sz w:val="28"/>
+                <w:szCs w:val="28"/>
+              </w:rPr>
+              <w:t xml:space="preserve">Source is </w:t>
+            </w:r>
+            <w:r>
+              <w:rPr>
+                <w:b/>
+                <w:bCs/>
+                <w:sz w:val="28"/>
+                <w:szCs w:val="28"/>
+              </w:rPr>
+              <w:t>custom-activator</w:t>
+            </w:r>
+            <w:r>
+              <w:rPr>
+                <w:sz w:val="28"/>
+                <w:szCs w:val="28"/>
+              </w:rPr>
+              <w:t xml:space="preserve"> and non-public property value is </w:t>
+            </w:r>
+            <w:proofErr w:type="spellStart"/>
+            <w:proofErr w:type="gramStart"/>
+            <w:r>
+              <w:rPr>
+                <w:b/>
+                <w:bCs/>
+                <w:sz w:val="28"/>
+                <w:szCs w:val="28"/>
+              </w:rPr>
+              <w:t>custom:PropertyActivatorValidation</w:t>
+            </w:r>
+            <w:proofErr w:type="gramEnd"/>
+            <w:r>
+              <w:rPr>
+                <w:b/>
+                <w:bCs/>
+                <w:sz w:val="28"/>
+                <w:szCs w:val="28"/>
+              </w:rPr>
+              <w:t>:NonPublicProbe</w:t>
+            </w:r>
+            <w:proofErr w:type="spellEnd"/>
+            <w:r>
+              <w:rPr>
+                <w:sz w:val="28"/>
+                <w:szCs w:val="28"/>
+              </w:rPr>
+              <w:t>.</w:t>
+            </w:r>
+          </w:p>
+        </w:tc>
+        <w:tc>
+          <w:tcPr>
+            <w:tcW w:w="720" w:type="dxa"/>
+            <w:tcBorders>
+              <w:top w:val="single" w:sz="8" w:space="0" w:color="A3A3A3"/>
+              <w:left w:val="single" w:sz="8" w:space="0" w:color="A3A3A3"/>
+              <w:bottom w:val="single" w:sz="8" w:space="0" w:color="A3A3A3"/>
+              <w:right w:val="single" w:sz="8" w:space="0" w:color="A3A3A3"/>
+            </w:tcBorders>
+            <w:tcMar>
+              <w:top w:w="80" w:type="dxa"/>
+              <w:left w:w="80" w:type="dxa"/>
+              <w:bottom w:w="80" w:type="dxa"/>
+              <w:right w:w="80" w:type="dxa"/>
+            </w:tcMar>
+            <w:hideMark/>
+          </w:tcPr>
+          <w:p>
+            <w:pPr>
+              <w:rPr>
+                <w:sz w:val="28"/>
+                <w:szCs w:val="28"/>
+              </w:rPr>
+            </w:pPr>
+            <w:r>
+              <w:rPr>
+                <w:sz w:val="28"/>
+                <w:szCs w:val="28"/>
+              </w:rPr>
+              <w:t>PASS</w:t>
+            </w:r>
+          </w:p>
+        </w:tc>
+      </w:tr>
+      <w:tr>
+        <w:tc>
+          <w:tcPr>
+            <w:tcW w:w="1446" w:type="dxa"/>
+            <w:tcBorders>
+              <w:top w:val="single" w:sz="8" w:space="0" w:color="A3A3A3"/>
+              <w:left w:val="single" w:sz="8" w:space="0" w:color="A3A3A3"/>
+              <w:bottom w:val="single" w:sz="8" w:space="0" w:color="A3A3A3"/>
+              <w:right w:val="single" w:sz="8" w:space="0" w:color="A3A3A3"/>
+            </w:tcBorders>
+            <w:tcMar>
+              <w:top w:w="80" w:type="dxa"/>
+              <w:left w:w="80" w:type="dxa"/>
+              <w:bottom w:w="80" w:type="dxa"/>
+              <w:right w:w="80" w:type="dxa"/>
+            </w:tcMar>
+            <w:hideMark/>
+          </w:tcPr>
+          <w:p>
+            <w:pPr>
+              <w:rPr>
+                <w:sz w:val="28"/>
+                <w:szCs w:val="28"/>
+              </w:rPr>
+            </w:pPr>
+            <w:r>
+              <w:rPr>
+                <w:sz w:val="28"/>
+                <w:szCs w:val="28"/>
+              </w:rPr>
+              <w:lastRenderedPageBreak/>
+              <w:t>No-injection component</w:t>
+            </w:r>
+          </w:p>
+        </w:tc>
+        <w:tc>
+          <w:tcPr>
+            <w:tcW w:w="2314" w:type="dxa"/>
+            <w:tcBorders>
+              <w:top w:val="single" w:sz="8" w:space="0" w:color="A3A3A3"/>
+              <w:left w:val="single" w:sz="8" w:space="0" w:color="A3A3A3"/>
+              <w:bottom w:val="single" w:sz="8" w:space="0" w:color="A3A3A3"/>
+              <w:right w:val="single" w:sz="8" w:space="0" w:color="A3A3A3"/>
+            </w:tcBorders>
+            <w:tcMar>
+              <w:top w:w="80" w:type="dxa"/>
+              <w:left w:w="80" w:type="dxa"/>
+              <w:bottom w:w="80" w:type="dxa"/>
+              <w:right w:w="80" w:type="dxa"/>
+            </w:tcMar>
+            <w:hideMark/>
+          </w:tcPr>
+          <w:p>
+            <w:pPr>
+              <w:rPr>
+                <w:sz w:val="28"/>
+                <w:szCs w:val="28"/>
+              </w:rPr>
+            </w:pPr>
+            <w:r>
+              <w:rPr>
+                <w:sz w:val="28"/>
+                <w:szCs w:val="28"/>
+              </w:rPr>
+              <w:t>Component renders without activation failure</w:t>
+            </w:r>
+          </w:p>
+        </w:tc>
+        <w:tc>
+          <w:tcPr>
+            <w:tcW w:w="5161" w:type="dxa"/>
+            <w:tcBorders>
+              <w:top w:val="single" w:sz="8" w:space="0" w:color="A3A3A3"/>
+              <w:left w:val="single" w:sz="8" w:space="0" w:color="A3A3A3"/>
+              <w:bottom w:val="single" w:sz="8" w:space="0" w:color="A3A3A3"/>
+              <w:right w:val="single" w:sz="8" w:space="0" w:color="A3A3A3"/>
+            </w:tcBorders>
+            <w:tcMar>
+              <w:top w:w="80" w:type="dxa"/>
+              <w:left w:w="80" w:type="dxa"/>
+              <w:bottom w:w="80" w:type="dxa"/>
+              <w:right w:w="80" w:type="dxa"/>
+            </w:tcMar>
+            <w:hideMark/>
+          </w:tcPr>
+          <w:p>
+            <w:pPr>
+              <w:rPr>
+                <w:sz w:val="28"/>
+                <w:szCs w:val="28"/>
+              </w:rPr>
+            </w:pPr>
+            <w:proofErr w:type="spellStart"/>
+            <w:r>
+              <w:rPr>
+                <w:b/>
+                <w:bCs/>
+                <w:sz w:val="28"/>
+                <w:szCs w:val="28"/>
+              </w:rPr>
+              <w:t>NoInjectionProbe</w:t>
+            </w:r>
+            <w:proofErr w:type="spellEnd"/>
+            <w:r>
+              <w:rPr>
+                <w:b/>
+                <w:bCs/>
+                <w:sz w:val="28"/>
+                <w:szCs w:val="28"/>
+              </w:rPr>
+              <w:t xml:space="preserve"> rendered successfully (no [Inject] properties).</w:t>
+            </w:r>
+          </w:p>
+        </w:tc>
+        <w:tc>
+          <w:tcPr>
+            <w:tcW w:w="720" w:type="dxa"/>
+            <w:tcBorders>
+              <w:top w:val="single" w:sz="8" w:space="0" w:color="A3A3A3"/>
+              <w:left w:val="single" w:sz="8" w:space="0" w:color="A3A3A3"/>
+              <w:bottom w:val="single" w:sz="8" w:space="0" w:color="A3A3A3"/>
+              <w:right w:val="single" w:sz="8" w:space="0" w:color="A3A3A3"/>
+            </w:tcBorders>
+            <w:tcMar>
+              <w:top w:w="80" w:type="dxa"/>
+              <w:left w:w="80" w:type="dxa"/>
+              <w:bottom w:w="80" w:type="dxa"/>
+              <w:right w:w="80" w:type="dxa"/>
+            </w:tcMar>
+            <w:hideMark/>
+          </w:tcPr>
+          <w:p>
+            <w:pPr>
+              <w:rPr>
+                <w:sz w:val="28"/>
+                <w:szCs w:val="28"/>
+              </w:rPr>
+            </w:pPr>
+            <w:r>
+              <w:rPr>
+                <w:sz w:val="28"/>
+                <w:szCs w:val="28"/>
+              </w:rPr>
+              <w:t>PASS</w:t>
+            </w:r>
+          </w:p>
+        </w:tc>
+      </w:tr>
+      <w:tr>
+        <w:tc>
+          <w:tcPr>
+            <w:tcW w:w="1437" w:type="dxa"/>
+            <w:tcBorders>
+              <w:top w:val="single" w:sz="8" w:space="0" w:color="A3A3A3"/>
+              <w:left w:val="single" w:sz="8" w:space="0" w:color="A3A3A3"/>
+              <w:bottom w:val="single" w:sz="8" w:space="0" w:color="A3A3A3"/>
+              <w:right w:val="single" w:sz="8" w:space="0" w:color="A3A3A3"/>
+            </w:tcBorders>
+            <w:tcMar>
+              <w:top w:w="80" w:type="dxa"/>
+              <w:left w:w="80" w:type="dxa"/>
+              <w:bottom w:w="80" w:type="dxa"/>
+              <w:right w:w="80" w:type="dxa"/>
+            </w:tcMar>
+            <w:hideMark/>
+          </w:tcPr>
+          <w:p>
+            <w:pPr>
+              <w:rPr>
+                <w:sz w:val="28"/>
+                <w:szCs w:val="28"/>
+              </w:rPr>
+            </w:pPr>
+            <w:r>
+              <w:rPr>
+                <w:sz w:val="28"/>
+                <w:szCs w:val="28"/>
+              </w:rPr>
+              <w:t>Activator logging</w:t>
+            </w:r>
+          </w:p>
+        </w:tc>
+        <w:tc>
+          <w:tcPr>
+            <w:tcW w:w="2314" w:type="dxa"/>
+            <w:tcBorders>
+              <w:top w:val="single" w:sz="8" w:space="0" w:color="A3A3A3"/>
+              <w:left w:val="single" w:sz="8" w:space="0" w:color="A3A3A3"/>
+              <w:bottom w:val="single" w:sz="8" w:space="0" w:color="A3A3A3"/>
+              <w:right w:val="single" w:sz="8" w:space="0" w:color="A3A3A3"/>
+            </w:tcBorders>
+            <w:tcMar>
+              <w:top w:w="80" w:type="dxa"/>
+              <w:left w:w="80" w:type="dxa"/>
+              <w:bottom w:w="80" w:type="dxa"/>
+              <w:right w:w="80" w:type="dxa"/>
+            </w:tcMar>
+            <w:hideMark/>
+          </w:tcPr>
+          <w:p>
+            <w:pPr>
+              <w:rPr>
+                <w:sz w:val="28"/>
+                <w:szCs w:val="28"/>
+              </w:rPr>
+            </w:pPr>
+            <w:r>
+              <w:rPr>
+                <w:sz w:val="28"/>
+                <w:szCs w:val="28"/>
+              </w:rPr>
+              <w:t>Activation invocation appears in log</w:t>
+            </w:r>
+          </w:p>
+        </w:tc>
+        <w:tc>
+          <w:tcPr>
+            <w:tcW w:w="5188" w:type="dxa"/>
+            <w:tcBorders>
+              <w:top w:val="single" w:sz="8" w:space="0" w:color="A3A3A3"/>
+              <w:left w:val="single" w:sz="8" w:space="0" w:color="A3A3A3"/>
+              <w:bottom w:val="single" w:sz="8" w:space="0" w:color="A3A3A3"/>
+              <w:right w:val="single" w:sz="8" w:space="0" w:color="A3A3A3"/>
+            </w:tcBorders>
+            <w:tcMar>
+              <w:top w:w="80" w:type="dxa"/>
+              <w:left w:w="80" w:type="dxa"/>
+              <w:bottom w:w="80" w:type="dxa"/>
+              <w:right w:w="80" w:type="dxa"/>
+            </w:tcMar>
+            <w:hideMark/>
+          </w:tcPr>
+          <w:p>
+            <w:pPr>
+              <w:rPr>
+                <w:sz w:val="28"/>
+                <w:szCs w:val="28"/>
+              </w:rPr>
+            </w:pPr>
+            <w:r>
+              <w:rPr>
+                <w:b/>
+                <w:bCs/>
+                <w:sz w:val="28"/>
+                <w:szCs w:val="28"/>
+              </w:rPr>
+              <w:t>Phase-tagged evidence identifies the client-interactive phase with activator custom and records the ordinary, keyed, inherited, and non-public values.</w:t>
+            </w:r>
+          </w:p>
+        </w:tc>
+        <w:tc>
+          <w:tcPr>
+            <w:tcW w:w="720" w:type="dxa"/>
+            <w:tcBorders>
+              <w:top w:val="single" w:sz="8" w:space="0" w:color="A3A3A3"/>
+              <w:left w:val="single" w:sz="8" w:space="0" w:color="A3A3A3"/>
+              <w:bottom w:val="single" w:sz="8" w:space="0" w:color="A3A3A3"/>
+              <w:right w:val="single" w:sz="8" w:space="0" w:color="A3A3A3"/>
+            </w:tcBorders>
+            <w:tcMar>
+              <w:top w:w="80" w:type="dxa"/>
+              <w:left w:w="80" w:type="dxa"/>
+              <w:bottom w:w="80" w:type="dxa"/>
+              <w:right w:w="80" w:type="dxa"/>
+            </w:tcMar>
+            <w:hideMark/>
+          </w:tcPr>
+          <w:p>
+            <w:pPr>
+              <w:rPr>
+                <w:sz w:val="28"/>
+                <w:szCs w:val="28"/>
+              </w:rPr>
+            </w:pPr>
+            <w:r>
+              <w:rPr>
+                <w:sz w:val="28"/>
+                <w:szCs w:val="28"/>
+              </w:rPr>
+              <w:t>PASS</w:t>
+            </w:r>
+          </w:p>
+        </w:tc>
+      </w:tr>
+    </w:tbl>
+    <w:p>
+      <w:pPr>
+        <w:rPr>
+          <w:sz w:val="28"/>
+          <w:szCs w:val="28"/>
+        </w:rPr>
+      </w:pPr>
+    </w:p>
+    <w:p>
+      <w:pPr>
+        <w:rPr>
+          <w:sz w:val="28"/>
+          <w:szCs w:val="28"/>
+        </w:rPr>
+      </w:pPr>
+      <w:r>
+        <w:rPr>
+          <w:b/>
+          <w:bCs/>
+          <w:sz w:val="28"/>
+          <w:szCs w:val="28"/>
+        </w:rPr>
+        <w:t>Hosted WASM registration variants</w:t>
+      </w:r>
+    </w:p>
+    <w:tbl>
+      <w:tblPr>
+        <w:tblW w:w="0" w:type="auto"/>
+        <w:tblBorders>
+          <w:top w:val="single" w:sz="8" w:space="0" w:color="A3A3A3"/>
+          <w:left w:val="single" w:sz="8" w:space="0" w:color="A3A3A3"/>
+          <w:bottom w:val="single" w:sz="8" w:space="0" w:color="A3A3A3"/>
+          <w:right w:val="single" w:sz="8" w:space="0" w:color="A3A3A3"/>
+        </w:tblBorders>
+        <w:tblCellMar>
+          <w:left w:w="0" w:type="dxa"/>
+          <w:right w:w="0" w:type="dxa"/>
+        </w:tblCellMar>
+        <w:tblLook w:val="04A0" w:firstRow="1" w:lastRow="0" w:firstColumn="1" w:lastColumn="0" w:noHBand="0" w:noVBand="1"/>
+        <w:tblCaption w:val=""/>
+        <w:tblDescription w:val=""/>
+      </w:tblPr>
+      <w:tblGrid>
+        <w:gridCol w:w="1341"/>
+        <w:gridCol w:w="2019"/>
+        <w:gridCol w:w="1842"/>
+      </w:tblGrid>
+      <w:tr>
+        <w:tc>
+          <w:tcPr>
+            <w:tcW w:w="1312" w:type="dxa"/>
+            <w:tcBorders>
+              <w:top w:val="single" w:sz="8" w:space="0" w:color="A3A3A3"/>
+              <w:left w:val="single" w:sz="8" w:space="0" w:color="A3A3A3"/>
+              <w:bottom w:val="single" w:sz="8" w:space="0" w:color="A3A3A3"/>
+              <w:right w:val="single" w:sz="8" w:space="0" w:color="A3A3A3"/>
+            </w:tcBorders>
+            <w:tcMar>
+              <w:top w:w="80" w:type="dxa"/>
+              <w:left w:w="80" w:type="dxa"/>
+              <w:bottom w:w="80" w:type="dxa"/>
+              <w:right w:w="80" w:type="dxa"/>
+            </w:tcMar>
+            <w:hideMark/>
+          </w:tcPr>
+          <w:p>
+            <w:pPr>
+              <w:rPr>
+                <w:sz w:val="28"/>
+                <w:szCs w:val="28"/>
+              </w:rPr>
+            </w:pPr>
+            <w:r>
+              <w:rPr>
+                <w:b/>
+                <w:bCs/>
+                <w:sz w:val="28"/>
+                <w:szCs w:val="28"/>
+              </w:rPr>
+              <w:t>Variant</w:t>
+            </w:r>
+          </w:p>
+        </w:tc>
+        <w:tc>
+          <w:tcPr>
+            <w:tcW w:w="2019" w:type="dxa"/>
+            <w:tcBorders>
+              <w:top w:val="single" w:sz="8" w:space="0" w:color="A3A3A3"/>
+              <w:left w:val="single" w:sz="8" w:space="0" w:color="A3A3A3"/>
+              <w:bottom w:val="single" w:sz="8" w:space="0" w:color="A3A3A3"/>
+              <w:right w:val="single" w:sz="8" w:space="0" w:color="A3A3A3"/>
+            </w:tcBorders>
+            <w:tcMar>
+              <w:top w:w="80" w:type="dxa"/>
+              <w:left w:w="80" w:type="dxa"/>
+              <w:bottom w:w="80" w:type="dxa"/>
+              <w:right w:w="80" w:type="dxa"/>
+            </w:tcMar>
+            <w:hideMark/>
+          </w:tcPr>
+          <w:p>
+            <w:pPr>
+              <w:rPr>
+                <w:sz w:val="28"/>
+                <w:szCs w:val="28"/>
+              </w:rPr>
+            </w:pPr>
+            <w:r>
+              <w:rPr>
+                <w:b/>
+                <w:bCs/>
+                <w:sz w:val="28"/>
+                <w:szCs w:val="28"/>
+              </w:rPr>
+              <w:t>Server registration</w:t>
+            </w:r>
+          </w:p>
+        </w:tc>
+        <w:tc>
+          <w:tcPr>
+            <w:tcW w:w="1842" w:type="dxa"/>
+            <w:tcBorders>
+              <w:top w:val="single" w:sz="8" w:space="0" w:color="A3A3A3"/>
+              <w:left w:val="single" w:sz="8" w:space="0" w:color="A3A3A3"/>
+              <w:bottom w:val="single" w:sz="8" w:space="0" w:color="A3A3A3"/>
+              <w:right w:val="single" w:sz="8" w:space="0" w:color="A3A3A3"/>
+            </w:tcBorders>
+            <w:tcMar>
+              <w:top w:w="80" w:type="dxa"/>
+              <w:left w:w="80" w:type="dxa"/>
+              <w:bottom w:w="80" w:type="dxa"/>
+              <w:right w:w="80" w:type="dxa"/>
+            </w:tcMar>
+            <w:hideMark/>
+          </w:tcPr>
+          <w:p>
+            <w:pPr>
+              <w:rPr>
+                <w:sz w:val="28"/>
+                <w:szCs w:val="28"/>
+              </w:rPr>
+            </w:pPr>
+            <w:r>
+              <w:rPr>
+                <w:b/>
+                <w:bCs/>
+                <w:sz w:val="28"/>
+                <w:szCs w:val="28"/>
+              </w:rPr>
+              <w:t>Client registration</w:t>
+            </w:r>
+          </w:p>
+        </w:tc>
+      </w:tr>
+      <w:tr>
+        <w:tc>
+          <w:tcPr>
+            <w:tcW w:w="1312" w:type="dxa"/>
+            <w:tcBorders>
+              <w:top w:val="single" w:sz="8" w:space="0" w:color="A3A3A3"/>
+              <w:left w:val="single" w:sz="8" w:space="0" w:color="A3A3A3"/>
+              <w:bottom w:val="single" w:sz="8" w:space="0" w:color="A3A3A3"/>
+              <w:right w:val="single" w:sz="8" w:space="0" w:color="A3A3A3"/>
+            </w:tcBorders>
+            <w:tcMar>
+              <w:top w:w="80" w:type="dxa"/>
+              <w:left w:w="80" w:type="dxa"/>
+              <w:bottom w:w="80" w:type="dxa"/>
+              <w:right w:w="80" w:type="dxa"/>
+            </w:tcMar>
+            <w:hideMark/>
+          </w:tcPr>
+          <w:p>
+            <w:pPr>
+              <w:rPr>
+                <w:sz w:val="28"/>
+                <w:szCs w:val="28"/>
+              </w:rPr>
+            </w:pPr>
+            <w:r>
+              <w:rPr>
+                <w:sz w:val="28"/>
+                <w:szCs w:val="28"/>
+              </w:rPr>
+              <w:t>Both</w:t>
+            </w:r>
+          </w:p>
+        </w:tc>
+        <w:tc>
+          <w:tcPr>
+            <w:tcW w:w="1992" w:type="dxa"/>
+            <w:tcBorders>
+              <w:top w:val="single" w:sz="8" w:space="0" w:color="A3A3A3"/>
+              <w:left w:val="single" w:sz="8" w:space="0" w:color="A3A3A3"/>
+              <w:bottom w:val="single" w:sz="8" w:space="0" w:color="A3A3A3"/>
+              <w:right w:val="single" w:sz="8" w:space="0" w:color="A3A3A3"/>
+            </w:tcBorders>
+            <w:tcMar>
+              <w:top w:w="80" w:type="dxa"/>
+              <w:left w:w="80" w:type="dxa"/>
+              <w:bottom w:w="80" w:type="dxa"/>
+              <w:right w:w="80" w:type="dxa"/>
+            </w:tcMar>
+            <w:hideMark/>
+          </w:tcPr>
+          <w:p>
+            <w:pPr>
+              <w:rPr>
+                <w:sz w:val="28"/>
+                <w:szCs w:val="28"/>
+              </w:rPr>
+            </w:pPr>
+            <w:r>
+              <w:rPr>
+                <w:sz w:val="28"/>
+                <w:szCs w:val="28"/>
+              </w:rPr>
+              <w:t>Enabled</w:t>
+            </w:r>
+          </w:p>
+        </w:tc>
+        <w:tc>
+          <w:tcPr>
+            <w:tcW w:w="1652" w:type="dxa"/>
+            <w:tcBorders>
+              <w:top w:val="single" w:sz="8" w:space="0" w:color="A3A3A3"/>
+              <w:left w:val="single" w:sz="8" w:space="0" w:color="A3A3A3"/>
+              <w:bottom w:val="single" w:sz="8" w:space="0" w:color="A3A3A3"/>
+              <w:right w:val="single" w:sz="8" w:space="0" w:color="A3A3A3"/>
+            </w:tcBorders>
+            <w:tcMar>
+              <w:top w:w="80" w:type="dxa"/>
+              <w:left w:w="80" w:type="dxa"/>
+              <w:bottom w:w="80" w:type="dxa"/>
+              <w:right w:w="80" w:type="dxa"/>
+            </w:tcMar>
+            <w:hideMark/>
+          </w:tcPr>
+          <w:p>
+            <w:pPr>
+              <w:rPr>
+                <w:sz w:val="28"/>
+                <w:szCs w:val="28"/>
+              </w:rPr>
+            </w:pPr>
+            <w:r>
+              <w:rPr>
+                <w:sz w:val="28"/>
+                <w:szCs w:val="28"/>
+              </w:rPr>
+              <w:t>Enabled</w:t>
+            </w:r>
+          </w:p>
+        </w:tc>
+      </w:tr>
+      <w:tr>
+        <w:tc>
+          <w:tcPr>
+            <w:tcW w:w="1312" w:type="dxa"/>
+            <w:tcBorders>
+              <w:top w:val="single" w:sz="8" w:space="0" w:color="A3A3A3"/>
+              <w:left w:val="single" w:sz="8" w:space="0" w:color="A3A3A3"/>
+              <w:bottom w:val="single" w:sz="8" w:space="0" w:color="A3A3A3"/>
+              <w:right w:val="single" w:sz="8" w:space="0" w:color="A3A3A3"/>
+            </w:tcBorders>
+            <w:tcMar>
+              <w:top w:w="80" w:type="dxa"/>
+              <w:left w:w="80" w:type="dxa"/>
+              <w:bottom w:w="80" w:type="dxa"/>
+              <w:right w:w="80" w:type="dxa"/>
+            </w:tcMar>
+            <w:hideMark/>
+          </w:tcPr>
+          <w:p>
+            <w:pPr>
+              <w:rPr>
+                <w:sz w:val="28"/>
+                <w:szCs w:val="28"/>
+              </w:rPr>
+            </w:pPr>
+            <w:r>
+              <w:rPr>
+                <w:sz w:val="28"/>
+                <w:szCs w:val="28"/>
+              </w:rPr>
+              <w:t>Neither</w:t>
+            </w:r>
+          </w:p>
+        </w:tc>
+        <w:tc>
+          <w:tcPr>
+            <w:tcW w:w="1992" w:type="dxa"/>
+            <w:tcBorders>
+              <w:top w:val="single" w:sz="8" w:space="0" w:color="A3A3A3"/>
+              <w:left w:val="single" w:sz="8" w:space="0" w:color="A3A3A3"/>
+              <w:bottom w:val="single" w:sz="8" w:space="0" w:color="A3A3A3"/>
+              <w:right w:val="single" w:sz="8" w:space="0" w:color="A3A3A3"/>
+            </w:tcBorders>
+            <w:tcMar>
+              <w:top w:w="80" w:type="dxa"/>
+              <w:left w:w="80" w:type="dxa"/>
+              <w:bottom w:w="80" w:type="dxa"/>
+              <w:right w:w="80" w:type="dxa"/>
+            </w:tcMar>
+            <w:hideMark/>
+          </w:tcPr>
+          <w:p>
+            <w:pPr>
+              <w:rPr>
+                <w:sz w:val="28"/>
+                <w:szCs w:val="28"/>
+              </w:rPr>
+            </w:pPr>
+            <w:r>
+              <w:rPr>
+                <w:sz w:val="28"/>
+                <w:szCs w:val="28"/>
+              </w:rPr>
+              <w:t>Disabled</w:t>
+            </w:r>
+          </w:p>
+        </w:tc>
+        <w:tc>
+          <w:tcPr>
+            <w:tcW w:w="1652" w:type="dxa"/>
+            <w:tcBorders>
+              <w:top w:val="single" w:sz="8" w:space="0" w:color="A3A3A3"/>
+              <w:left w:val="single" w:sz="8" w:space="0" w:color="A3A3A3"/>
+              <w:bottom w:val="single" w:sz="8" w:space="0" w:color="A3A3A3"/>
+              <w:right w:val="single" w:sz="8" w:space="0" w:color="A3A3A3"/>
+            </w:tcBorders>
+            <w:tcMar>
+              <w:top w:w="80" w:type="dxa"/>
+              <w:left w:w="80" w:type="dxa"/>
+              <w:bottom w:w="80" w:type="dxa"/>
+              <w:right w:w="80" w:type="dxa"/>
+            </w:tcMar>
+            <w:hideMark/>
+          </w:tcPr>
+          <w:p>
+            <w:pPr>
+              <w:rPr>
+                <w:sz w:val="28"/>
+                <w:szCs w:val="28"/>
+              </w:rPr>
+            </w:pPr>
+            <w:r>
+              <w:rPr>
+                <w:sz w:val="28"/>
+                <w:szCs w:val="28"/>
+              </w:rPr>
+              <w:t>Disabled</w:t>
+            </w:r>
+          </w:p>
+        </w:tc>
+      </w:tr>
+      <w:tr>
+        <w:tc>
+          <w:tcPr>
+            <w:tcW w:w="1341" w:type="dxa"/>
+            <w:tcBorders>
+              <w:top w:val="single" w:sz="8" w:space="0" w:color="A3A3A3"/>
+              <w:left w:val="single" w:sz="8" w:space="0" w:color="A3A3A3"/>
+              <w:bottom w:val="single" w:sz="8" w:space="0" w:color="A3A3A3"/>
+              <w:right w:val="single" w:sz="8" w:space="0" w:color="A3A3A3"/>
+            </w:tcBorders>
+            <w:tcMar>
+              <w:top w:w="80" w:type="dxa"/>
+              <w:left w:w="80" w:type="dxa"/>
+              <w:bottom w:w="80" w:type="dxa"/>
+              <w:right w:w="80" w:type="dxa"/>
+            </w:tcMar>
+            <w:hideMark/>
+          </w:tcPr>
+          <w:p>
+            <w:pPr>
+              <w:rPr>
+                <w:sz w:val="28"/>
+                <w:szCs w:val="28"/>
+              </w:rPr>
+            </w:pPr>
+            <w:r>
+              <w:rPr>
+                <w:sz w:val="28"/>
+                <w:szCs w:val="28"/>
+              </w:rPr>
+              <w:t>Server-only</w:t>
+            </w:r>
+          </w:p>
+        </w:tc>
+        <w:tc>
+          <w:tcPr>
+            <w:tcW w:w="1992" w:type="dxa"/>
+            <w:tcBorders>
+              <w:top w:val="single" w:sz="8" w:space="0" w:color="A3A3A3"/>
+              <w:left w:val="single" w:sz="8" w:space="0" w:color="A3A3A3"/>
+              <w:bottom w:val="single" w:sz="8" w:space="0" w:color="A3A3A3"/>
+              <w:right w:val="single" w:sz="8" w:space="0" w:color="A3A3A3"/>
+            </w:tcBorders>
+            <w:tcMar>
+              <w:top w:w="80" w:type="dxa"/>
+              <w:left w:w="80" w:type="dxa"/>
+              <w:bottom w:w="80" w:type="dxa"/>
+              <w:right w:w="80" w:type="dxa"/>
+            </w:tcMar>
+            <w:hideMark/>
+          </w:tcPr>
+          <w:p>
+            <w:pPr>
+              <w:rPr>
+                <w:sz w:val="28"/>
+                <w:szCs w:val="28"/>
+              </w:rPr>
+            </w:pPr>
+            <w:r>
+              <w:rPr>
+                <w:sz w:val="28"/>
+                <w:szCs w:val="28"/>
+              </w:rPr>
+              <w:t>Enabled</w:t>
+            </w:r>
+          </w:p>
+        </w:tc>
+        <w:tc>
+          <w:tcPr>
+            <w:tcW w:w="1624" w:type="dxa"/>
+            <w:tcBorders>
+              <w:top w:val="single" w:sz="8" w:space="0" w:color="A3A3A3"/>
+              <w:left w:val="single" w:sz="8" w:space="0" w:color="A3A3A3"/>
+              <w:bottom w:val="single" w:sz="8" w:space="0" w:color="A3A3A3"/>
+              <w:right w:val="single" w:sz="8" w:space="0" w:color="A3A3A3"/>
+            </w:tcBorders>
+            <w:tcMar>
+              <w:top w:w="80" w:type="dxa"/>
+              <w:left w:w="80" w:type="dxa"/>
+              <w:bottom w:w="80" w:type="dxa"/>
+              <w:right w:w="80" w:type="dxa"/>
+            </w:tcMar>
+            <w:hideMark/>
+          </w:tcPr>
+          <w:p>
+            <w:pPr>
+              <w:rPr>
+                <w:sz w:val="28"/>
+                <w:szCs w:val="28"/>
+              </w:rPr>
+            </w:pPr>
+            <w:r>
+              <w:rPr>
+                <w:sz w:val="28"/>
+                <w:szCs w:val="28"/>
+              </w:rPr>
+              <w:t>Disabled</w:t>
+            </w:r>
+          </w:p>
+        </w:tc>
+      </w:tr>
+      <w:tr>
+        <w:tc>
+          <w:tcPr>
+            <w:tcW w:w="1312" w:type="dxa"/>
+            <w:tcBorders>
+              <w:top w:val="single" w:sz="8" w:space="0" w:color="A3A3A3"/>
+              <w:left w:val="single" w:sz="8" w:space="0" w:color="A3A3A3"/>
+              <w:bottom w:val="single" w:sz="8" w:space="0" w:color="A3A3A3"/>
+              <w:right w:val="single" w:sz="8" w:space="0" w:color="A3A3A3"/>
+            </w:tcBorders>
+            <w:tcMar>
+              <w:top w:w="80" w:type="dxa"/>
+              <w:left w:w="80" w:type="dxa"/>
+              <w:bottom w:w="80" w:type="dxa"/>
+              <w:right w:w="80" w:type="dxa"/>
+            </w:tcMar>
+            <w:hideMark/>
+          </w:tcPr>
+          <w:p>
+            <w:pPr>
+              <w:rPr>
+                <w:sz w:val="28"/>
+                <w:szCs w:val="28"/>
+              </w:rPr>
+            </w:pPr>
+            <w:r>
+              <w:rPr>
+                <w:sz w:val="28"/>
+                <w:szCs w:val="28"/>
+              </w:rPr>
+              <w:t>Client-only</w:t>
+            </w:r>
+          </w:p>
+        </w:tc>
+        <w:tc>
+          <w:tcPr>
+            <w:tcW w:w="1992" w:type="dxa"/>
+            <w:tcBorders>
+              <w:top w:val="single" w:sz="8" w:space="0" w:color="A3A3A3"/>
+              <w:left w:val="single" w:sz="8" w:space="0" w:color="A3A3A3"/>
+              <w:bottom w:val="single" w:sz="8" w:space="0" w:color="A3A3A3"/>
+              <w:right w:val="single" w:sz="8" w:space="0" w:color="A3A3A3"/>
+            </w:tcBorders>
+            <w:tcMar>
+              <w:top w:w="80" w:type="dxa"/>
+              <w:left w:w="80" w:type="dxa"/>
+              <w:bottom w:w="80" w:type="dxa"/>
+              <w:right w:w="80" w:type="dxa"/>
+            </w:tcMar>
+            <w:hideMark/>
+          </w:tcPr>
+          <w:p>
+            <w:pPr>
+              <w:rPr>
+                <w:sz w:val="28"/>
+                <w:szCs w:val="28"/>
+              </w:rPr>
+            </w:pPr>
+            <w:r>
+              <w:rPr>
+                <w:sz w:val="28"/>
+                <w:szCs w:val="28"/>
+              </w:rPr>
+              <w:t>Disabled</w:t>
+            </w:r>
+          </w:p>
+        </w:tc>
+        <w:tc>
+          <w:tcPr>
+            <w:tcW w:w="1652" w:type="dxa"/>
+            <w:tcBorders>
+              <w:top w:val="single" w:sz="8" w:space="0" w:color="A3A3A3"/>
+              <w:left w:val="single" w:sz="8" w:space="0" w:color="A3A3A3"/>
+              <w:bottom w:val="single" w:sz="8" w:space="0" w:color="A3A3A3"/>
+              <w:right w:val="single" w:sz="8" w:space="0" w:color="A3A3A3"/>
+            </w:tcBorders>
+            <w:tcMar>
+              <w:top w:w="80" w:type="dxa"/>
+              <w:left w:w="80" w:type="dxa"/>
+              <w:bottom w:w="80" w:type="dxa"/>
+              <w:right w:w="80" w:type="dxa"/>
+            </w:tcMar>
+            <w:hideMark/>
+          </w:tcPr>
+          <w:p>
+            <w:pPr>
+              <w:rPr>
+                <w:sz w:val="28"/>
+                <w:szCs w:val="28"/>
+              </w:rPr>
+            </w:pPr>
+            <w:r>
+              <w:rPr>
+                <w:sz w:val="28"/>
+                <w:szCs w:val="28"/>
+              </w:rPr>
+              <w:t>Enabled</w:t>
+            </w:r>
           </w:p>
         </w:tc>
       </w:tr>
@@ -6669,7 +8199,7 @@
   <w:style w:type="paragraph" w:default="1" w:styleId="Normal">
     <w:name w:val="Normal"/>
     <w:qFormat/>
-    <w:rsid w:val="00AE55A4"/>
+    <w:rsid w:val="00601119"/>
   </w:style>
   <w:style w:type="paragraph" w:styleId="Heading1">
     <w:name w:val="heading 1"/>
@@ -7228,6 +8758,18 @@
       </w:tblBorders>
     </w:tblPr>
   </w:style>
+  <w:style w:type="character" w:styleId="FollowedHyperlink">
+    <w:name w:val="FollowedHyperlink"/>
+    <w:basedOn w:val="DefaultParagraphFont"/>
+    <w:uiPriority w:val="99"/>
+    <w:semiHidden/>
+    <w:unhideWhenUsed/>
+    <w:rsid w:val="003F71E4"/>
+    <w:rPr>
+      <w:color w:val="96607D" w:themeColor="followedHyperlink"/>
+      <w:u w:val="single"/>
+    </w:rPr>
+  </w:style>
 </w:styles>
 </file>
 

--- a/Evidence/Custom_IComponentPropertyActivator_Validation_Report.docx
+++ b/Evidence/Custom_IComponentPropertyActivator_Validation_Report.docx
@@ -436,7 +436,7 @@
         <w:rPr>
           <w:rFonts w:cs="Arial"/>
         </w:rPr>
-        <w:t>d9006c69bbea336f0910af342090da8f6f280f6b</w:t>
+        <w:t>1bd976b717c16ab7bd175854262e8cf921c340a8</w:t>
       </w:r>
     </w:p>
     <w:p>
@@ -785,7 +785,7 @@
                   <w:sz w:val="28"/>
                   <w:szCs w:val="28"/>
                 </w:rPr>
-                <w:t>Custo</w:t>
+                <w:t>CustomActiv</w:t>
               </w:r>
               <w:r>
                 <w:rPr>
@@ -793,7 +793,7 @@
                   <w:sz w:val="28"/>
                   <w:szCs w:val="28"/>
                 </w:rPr>
-                <w:t>m</w:t>
+                <w:t>a</w:t>
               </w:r>
               <w:r>
                 <w:rPr>
@@ -801,23 +801,7 @@
                   <w:sz w:val="28"/>
                   <w:szCs w:val="28"/>
                 </w:rPr>
-                <w:t>Ac</w:t>
-              </w:r>
-              <w:r>
-                <w:rPr>
-                  <w:rStyle w:val="Hyperlink"/>
-                  <w:sz w:val="28"/>
-                  <w:szCs w:val="28"/>
-                </w:rPr>
-                <w:t>t</w:t>
-              </w:r>
-              <w:r>
-                <w:rPr>
-                  <w:rStyle w:val="Hyperlink"/>
-                  <w:sz w:val="28"/>
-                  <w:szCs w:val="28"/>
-                </w:rPr>
-                <w:t>ivator</w:t>
+                <w:t>tor</w:t>
               </w:r>
             </w:hyperlink>
             <w:r>
@@ -1344,7 +1328,23 @@
                   <w:sz w:val="28"/>
                   <w:szCs w:val="28"/>
                 </w:rPr>
-                <w:t>Activation_Failure</w:t>
+                <w:t>Activation_Fai</w:t>
+              </w:r>
+              <w:r>
+                <w:rPr>
+                  <w:rStyle w:val="Hyperlink"/>
+                  <w:sz w:val="28"/>
+                  <w:szCs w:val="28"/>
+                </w:rPr>
+                <w:t>l</w:t>
+              </w:r>
+              <w:r>
+                <w:rPr>
+                  <w:rStyle w:val="Hyperlink"/>
+                  <w:sz w:val="28"/>
+                  <w:szCs w:val="28"/>
+                </w:rPr>
+                <w:t>ure</w:t>
               </w:r>
               <w:proofErr w:type="spellEnd"/>
             </w:hyperlink>
@@ -1456,14 +1456,7 @@
                 <w:sz w:val="28"/>
                 <w:szCs w:val="28"/>
               </w:rPr>
-              <w:t>verify</w:t>
-            </w:r>
-            <w:r>
-              <w:rPr>
-                <w:sz w:val="28"/>
-                <w:szCs w:val="28"/>
-              </w:rPr>
-              <w:t xml:space="preserve"> deliberate activation exception. </w:t>
+              <w:t xml:space="preserve">verify deliberate activation exception. </w:t>
             </w:r>
           </w:p>
           <w:p>
@@ -1587,7 +1580,7 @@
                   <w:sz w:val="28"/>
                   <w:szCs w:val="28"/>
                 </w:rPr>
-                <w:t>Activation-failure</w:t>
+                <w:t>Activation-failure,</w:t>
               </w:r>
             </w:hyperlink>
             <w:r>
@@ -1595,7 +1588,7 @@
                 <w:sz w:val="28"/>
                 <w:szCs w:val="28"/>
               </w:rPr>
-              <w:t xml:space="preserve">, </w:t>
+              <w:t xml:space="preserve"> </w:t>
             </w:r>
             <w:hyperlink r:id="rId33" w:history="1">
               <w:r>
@@ -3435,6 +3428,11 @@
             <w:tcW w:w="3235" w:type="dxa"/>
           </w:tcPr>
           <w:p>
+            <w:pPr>
+              <w:rPr>
+                <w:rStyle w:val="Hyperlink"/>
+              </w:rPr>
+            </w:pPr>
             <w:r>
               <w:rPr>
                 <w:b/>
@@ -3444,25 +3442,57 @@
               </w:rPr>
               <w:t xml:space="preserve">Global Server: </w:t>
             </w:r>
-            <w:hyperlink r:id="rId78" w:history="1">
-              <w:r>
-                <w:rPr>
-                  <w:rStyle w:val="Hyperlink"/>
-                  <w:sz w:val="28"/>
-                  <w:szCs w:val="28"/>
-                </w:rPr>
-                <w:t>browser-refresh</w:t>
-              </w:r>
-            </w:hyperlink>
-          </w:p>
-          <w:p>
-            <w:pPr>
+            <w:r>
+              <w:rPr>
+                <w:sz w:val="28"/>
+                <w:szCs w:val="28"/>
+              </w:rPr>
+              <w:fldChar w:fldCharType="begin"/>
+            </w:r>
+            <w:r>
+              <w:rPr>
+                <w:sz w:val="28"/>
+                <w:szCs w:val="28"/>
+              </w:rPr>
+              <w:instrText>HYPERLINK "https://github.com/vendasankarsf3945/69177-Blazor-PropertyActivator-Validation/blob/1bd976b717c16ab7bd175854262e8cf921c340a8/Evidence/Screenshots/Interactive_Server/S07_BrowserRefresh.gif"</w:instrText>
+            </w:r>
+            <w:r>
+              <w:rPr>
+                <w:sz w:val="28"/>
+                <w:szCs w:val="28"/>
+              </w:rPr>
+            </w:r>
+            <w:r>
+              <w:rPr>
+                <w:sz w:val="28"/>
+                <w:szCs w:val="28"/>
+              </w:rPr>
+              <w:fldChar w:fldCharType="separate"/>
+            </w:r>
+            <w:r>
               <w:rPr>
                 <w:rStyle w:val="Hyperlink"/>
                 <w:sz w:val="28"/>
                 <w:szCs w:val="28"/>
               </w:rPr>
-            </w:pPr>
+              <w:t>browser-refresh</w:t>
+            </w:r>
+          </w:p>
+          <w:p>
+            <w:pPr>
+              <w:rPr>
+                <w:rStyle w:val="Hyperlink"/>
+                <w:sz w:val="28"/>
+                <w:szCs w:val="28"/>
+              </w:rPr>
+            </w:pPr>
+            <w:r>
+              <w:rPr>
+                <w:sz w:val="28"/>
+                <w:szCs w:val="28"/>
+              </w:rPr>
+              <w:fldChar w:fldCharType="end"/>
+            </w:r>
             <w:r>
               <w:rPr>
                 <w:b/>
@@ -3484,7 +3514,7 @@
                 <w:sz w:val="28"/>
                 <w:szCs w:val="28"/>
               </w:rPr>
-              <w:instrText>HYPERLINK "https://github.com/vendasankarsf3945/69177-Blazor-PropertyActivator-Validation/blob/d9006c69bbea336f0910af342090da8f6f280f6b/Evidence/Screenshots/Hosted_InteractiveWebAssembly/S07_BrowserRefresh.gif"</w:instrText>
+              <w:instrText>HYPERLINK "https://github.com/vendasankarsf3945/69177-Blazor-PropertyActivator-Validation/blob/1bd976b717c16ab7bd175854262e8cf921c340a8/Evidence/Screenshots/Hosted_InteractiveWebAssembly/S07_BrowserRefresh.gif"</w:instrText>
             </w:r>
             <w:r>
               <w:rPr>
@@ -3531,7 +3561,7 @@
               </w:rPr>
               <w:t xml:space="preserve">Standalone WASM: </w:t>
             </w:r>
-            <w:hyperlink r:id="rId79" w:history="1">
+            <w:hyperlink r:id="rId78" w:history="1">
               <w:r>
                 <w:rPr>
                   <w:rStyle w:val="Hyperlink"/>
@@ -4579,8 +4609,6 @@
             <w:proofErr w:type="spellStart"/>
             <w:r>
               <w:rPr>
-                <w:b/>
-                <w:bCs/>
                 <w:sz w:val="28"/>
                 <w:szCs w:val="28"/>
               </w:rPr>
@@ -4589,8 +4617,6 @@
             <w:proofErr w:type="spellEnd"/>
             <w:r>
               <w:rPr>
-                <w:b/>
-                <w:bCs/>
                 <w:sz w:val="28"/>
                 <w:szCs w:val="28"/>
               </w:rPr>
@@ -4725,8 +4751,6 @@
             </w:pPr>
             <w:r>
               <w:rPr>
-                <w:b/>
-                <w:bCs/>
                 <w:sz w:val="28"/>
                 <w:szCs w:val="28"/>
               </w:rPr>
